--- a/docs/agriChain Solution Blueprint.docx
+++ b/docs/agriChain Solution Blueprint.docx
@@ -356,6 +356,20 @@
           <w:sz w:val="22"/>
         </w:rPr>
         <w:t>Authorization</w:t>
+      </w:r>
+    </w:p>
+    <w:p>
+      <w:pPr>
+        <w:spacing w:before="120" w:after="20" w:line="259" w:lineRule="auto"/>
+      </w:pPr>
+      <w:r>
+        <w:rPr>
+          <w:rFonts w:ascii="Calibri" w:hAnsi="Calibri"/>
+          <w:b/>
+          <w:color w:val="143228"/>
+          <w:sz w:val="24"/>
+        </w:rPr>
+        <w:t>Kernel and configuration</w:t>
       </w:r>
     </w:p>
     <w:p>
@@ -557,7 +571,7 @@
           <w:p>
             <w:pPr>
               <w:pStyle w:val="Compact"/>
-              <w:spacing w:before="0" w:after="0" w:line="259" w:lineRule="auto"/>
+              <w:spacing w:before="0" w:after="0"/>
             </w:pPr>
             <w:r>
               <w:rPr>
@@ -589,7 +603,7 @@
           <w:p>
             <w:pPr>
               <w:pStyle w:val="Compact"/>
-              <w:spacing w:before="0" w:after="0" w:line="259" w:lineRule="auto"/>
+              <w:spacing w:before="0" w:after="0"/>
             </w:pPr>
             <w:r>
               <w:rPr>
@@ -623,7 +637,7 @@
           <w:p>
             <w:pPr>
               <w:pStyle w:val="Compact"/>
-              <w:spacing w:before="0" w:after="0" w:line="259" w:lineRule="auto"/>
+              <w:spacing w:before="0" w:after="0"/>
             </w:pPr>
             <w:r>
               <w:rPr>
@@ -655,7 +669,7 @@
           <w:p>
             <w:pPr>
               <w:pStyle w:val="Compact"/>
-              <w:spacing w:before="0" w:after="0" w:line="259" w:lineRule="auto"/>
+              <w:spacing w:before="0" w:after="0"/>
             </w:pPr>
             <w:r>
               <w:rPr>
@@ -689,7 +703,7 @@
           <w:p>
             <w:pPr>
               <w:pStyle w:val="Compact"/>
-              <w:spacing w:before="0" w:after="0" w:line="259" w:lineRule="auto"/>
+              <w:spacing w:before="0" w:after="0"/>
             </w:pPr>
             <w:r>
               <w:rPr>
@@ -721,7 +735,7 @@
           <w:p>
             <w:pPr>
               <w:pStyle w:val="Compact"/>
-              <w:spacing w:before="0" w:after="0" w:line="259" w:lineRule="auto"/>
+              <w:spacing w:before="0" w:after="0"/>
             </w:pPr>
             <w:r>
               <w:rPr>
@@ -755,7 +769,7 @@
           <w:p>
             <w:pPr>
               <w:pStyle w:val="Compact"/>
-              <w:spacing w:before="0" w:after="0" w:line="259" w:lineRule="auto"/>
+              <w:spacing w:before="0" w:after="0"/>
             </w:pPr>
             <w:r>
               <w:rPr>
@@ -787,7 +801,7 @@
           <w:p>
             <w:pPr>
               <w:pStyle w:val="Compact"/>
-              <w:spacing w:before="0" w:after="0" w:line="259" w:lineRule="auto"/>
+              <w:spacing w:before="0" w:after="0"/>
             </w:pPr>
             <w:r>
               <w:rPr>
@@ -821,7 +835,7 @@
           <w:p>
             <w:pPr>
               <w:pStyle w:val="Compact"/>
-              <w:spacing w:before="0" w:after="0" w:line="259" w:lineRule="auto"/>
+              <w:spacing w:before="0" w:after="0"/>
             </w:pPr>
             <w:r>
               <w:rPr>
@@ -853,7 +867,7 @@
           <w:p>
             <w:pPr>
               <w:pStyle w:val="Compact"/>
-              <w:spacing w:before="0" w:after="0" w:line="259" w:lineRule="auto"/>
+              <w:spacing w:before="0" w:after="0"/>
             </w:pPr>
             <w:r>
               <w:rPr>
@@ -887,7 +901,7 @@
           <w:p>
             <w:pPr>
               <w:pStyle w:val="Compact"/>
-              <w:spacing w:before="0" w:after="0" w:line="259" w:lineRule="auto"/>
+              <w:spacing w:before="0" w:after="0"/>
             </w:pPr>
             <w:r>
               <w:rPr>
@@ -919,7 +933,7 @@
           <w:p>
             <w:pPr>
               <w:pStyle w:val="Compact"/>
-              <w:spacing w:before="0" w:after="0" w:line="259" w:lineRule="auto"/>
+              <w:spacing w:before="0" w:after="0"/>
             </w:pPr>
             <w:r>
               <w:rPr>
@@ -943,7 +957,7 @@
       </w:r>
     </w:p>
     <w:bookmarkEnd w:id="9"/>
-    <w:bookmarkStart w:id="13" w:name="solution-blueprint"/>
+    <w:bookmarkStart w:id="19" w:name="solution-blueprint"/>
     <w:p>
       <w:pPr>
         <w:pStyle w:val="Heading1"/>
@@ -1004,7 +1018,7 @@
           <w:p>
             <w:pPr>
               <w:pStyle w:val="Compact"/>
-              <w:spacing w:before="0" w:after="0" w:line="259" w:lineRule="auto"/>
+              <w:spacing w:before="0" w:after="0"/>
             </w:pPr>
             <w:r>
               <w:rPr>
@@ -1036,7 +1050,7 @@
           <w:p>
             <w:pPr>
               <w:pStyle w:val="Compact"/>
-              <w:spacing w:before="0" w:after="0" w:line="259" w:lineRule="auto"/>
+              <w:spacing w:before="0" w:after="0"/>
             </w:pPr>
             <w:r>
               <w:rPr>
@@ -1068,7 +1082,7 @@
           <w:p>
             <w:pPr>
               <w:pStyle w:val="Compact"/>
-              <w:spacing w:before="0" w:after="0" w:line="259" w:lineRule="auto"/>
+              <w:spacing w:before="0" w:after="0"/>
             </w:pPr>
             <w:r>
               <w:rPr>
@@ -1102,7 +1116,7 @@
           <w:p>
             <w:pPr>
               <w:pStyle w:val="Compact"/>
-              <w:spacing w:before="0" w:after="0" w:line="259" w:lineRule="auto"/>
+              <w:spacing w:before="0" w:after="0"/>
             </w:pPr>
             <w:r>
               <w:rPr>
@@ -1134,7 +1148,7 @@
           <w:p>
             <w:pPr>
               <w:pStyle w:val="Compact"/>
-              <w:spacing w:before="0" w:after="0" w:line="259" w:lineRule="auto"/>
+              <w:spacing w:before="0" w:after="0"/>
             </w:pPr>
             <w:r>
               <w:rPr>
@@ -1166,7 +1180,7 @@
           <w:p>
             <w:pPr>
               <w:pStyle w:val="Compact"/>
-              <w:spacing w:before="0" w:after="0" w:line="259" w:lineRule="auto"/>
+              <w:spacing w:before="0" w:after="0"/>
             </w:pPr>
             <w:r>
               <w:rPr>
@@ -1200,7 +1214,7 @@
           <w:p>
             <w:pPr>
               <w:pStyle w:val="Compact"/>
-              <w:spacing w:before="0" w:after="0" w:line="259" w:lineRule="auto"/>
+              <w:spacing w:before="0" w:after="0"/>
             </w:pPr>
             <w:r>
               <w:rPr>
@@ -1232,7 +1246,7 @@
           <w:p>
             <w:pPr>
               <w:pStyle w:val="Compact"/>
-              <w:spacing w:before="0" w:after="0" w:line="259" w:lineRule="auto"/>
+              <w:spacing w:before="0" w:after="0"/>
             </w:pPr>
             <w:r>
               <w:rPr>
@@ -1264,7 +1278,7 @@
           <w:p>
             <w:pPr>
               <w:pStyle w:val="Compact"/>
-              <w:spacing w:before="0" w:after="0" w:line="259" w:lineRule="auto"/>
+              <w:spacing w:before="0" w:after="0"/>
             </w:pPr>
             <w:r>
               <w:rPr>
@@ -1298,7 +1312,7 @@
           <w:p>
             <w:pPr>
               <w:pStyle w:val="Compact"/>
-              <w:spacing w:before="0" w:after="0" w:line="259" w:lineRule="auto"/>
+              <w:spacing w:before="0" w:after="0"/>
             </w:pPr>
             <w:r>
               <w:rPr>
@@ -1330,7 +1344,7 @@
           <w:p>
             <w:pPr>
               <w:pStyle w:val="Compact"/>
-              <w:spacing w:before="0" w:after="0" w:line="259" w:lineRule="auto"/>
+              <w:spacing w:before="0" w:after="0"/>
             </w:pPr>
             <w:r>
               <w:rPr>
@@ -1362,7 +1376,7 @@
           <w:p>
             <w:pPr>
               <w:pStyle w:val="Compact"/>
-              <w:spacing w:before="0" w:after="0" w:line="259" w:lineRule="auto"/>
+              <w:spacing w:before="0" w:after="0"/>
             </w:pPr>
             <w:r>
               <w:rPr>
@@ -1396,7 +1410,7 @@
           <w:p>
             <w:pPr>
               <w:pStyle w:val="Compact"/>
-              <w:spacing w:before="0" w:after="0" w:line="259" w:lineRule="auto"/>
+              <w:spacing w:before="0" w:after="0"/>
             </w:pPr>
             <w:r>
               <w:rPr>
@@ -1428,7 +1442,7 @@
           <w:p>
             <w:pPr>
               <w:pStyle w:val="Compact"/>
-              <w:spacing w:before="0" w:after="0" w:line="259" w:lineRule="auto"/>
+              <w:spacing w:before="0" w:after="0"/>
             </w:pPr>
             <w:r>
               <w:rPr>
@@ -1460,7 +1474,7 @@
           <w:p>
             <w:pPr>
               <w:pStyle w:val="Compact"/>
-              <w:spacing w:before="0" w:after="0" w:line="259" w:lineRule="auto"/>
+              <w:spacing w:before="0" w:after="0"/>
             </w:pPr>
             <w:r>
               <w:rPr>
@@ -1494,7 +1508,7 @@
           <w:p>
             <w:pPr>
               <w:pStyle w:val="Compact"/>
-              <w:spacing w:before="0" w:after="0" w:line="259" w:lineRule="auto"/>
+              <w:spacing w:before="0" w:after="0"/>
             </w:pPr>
             <w:r>
               <w:rPr>
@@ -1526,7 +1540,7 @@
           <w:p>
             <w:pPr>
               <w:pStyle w:val="Compact"/>
-              <w:spacing w:before="0" w:after="0" w:line="259" w:lineRule="auto"/>
+              <w:spacing w:before="0" w:after="0"/>
             </w:pPr>
             <w:r>
               <w:rPr>
@@ -1558,7 +1572,7 @@
           <w:p>
             <w:pPr>
               <w:pStyle w:val="Compact"/>
-              <w:spacing w:before="0" w:after="0" w:line="259" w:lineRule="auto"/>
+              <w:spacing w:before="0" w:after="0"/>
             </w:pPr>
             <w:r>
               <w:rPr>
@@ -1592,7 +1606,7 @@
           <w:p>
             <w:pPr>
               <w:pStyle w:val="Compact"/>
-              <w:spacing w:before="0" w:after="0" w:line="259" w:lineRule="auto"/>
+              <w:spacing w:before="0" w:after="0"/>
             </w:pPr>
             <w:r>
               <w:rPr>
@@ -1624,7 +1638,7 @@
           <w:p>
             <w:pPr>
               <w:pStyle w:val="Compact"/>
-              <w:spacing w:before="0" w:after="0" w:line="259" w:lineRule="auto"/>
+              <w:spacing w:before="0" w:after="0"/>
             </w:pPr>
             <w:r>
               <w:rPr>
@@ -1656,7 +1670,7 @@
           <w:p>
             <w:pPr>
               <w:pStyle w:val="Compact"/>
-              <w:spacing w:before="0" w:after="0" w:line="259" w:lineRule="auto"/>
+              <w:spacing w:before="0" w:after="0"/>
             </w:pPr>
             <w:r>
               <w:rPr>
@@ -1690,7 +1704,7 @@
           <w:p>
             <w:pPr>
               <w:pStyle w:val="Compact"/>
-              <w:spacing w:before="0" w:after="0" w:line="259" w:lineRule="auto"/>
+              <w:spacing w:before="0" w:after="0"/>
             </w:pPr>
             <w:r>
               <w:rPr>
@@ -1722,7 +1736,7 @@
           <w:p>
             <w:pPr>
               <w:pStyle w:val="Compact"/>
-              <w:spacing w:before="0" w:after="0" w:line="259" w:lineRule="auto"/>
+              <w:spacing w:before="0" w:after="0"/>
             </w:pPr>
             <w:r>
               <w:rPr>
@@ -1754,7 +1768,7 @@
           <w:p>
             <w:pPr>
               <w:pStyle w:val="Compact"/>
-              <w:spacing w:before="0" w:after="0" w:line="259" w:lineRule="auto"/>
+              <w:spacing w:before="0" w:after="0"/>
             </w:pPr>
             <w:r>
               <w:rPr>
@@ -1778,7 +1792,7 @@
       </w:r>
     </w:p>
     <w:bookmarkEnd w:id="10"/>
-    <w:bookmarkStart w:id="11" w:name="path-of-a-lot"/>
+    <w:bookmarkStart w:id="17" w:name="path-of-a-lot"/>
     <w:p>
       <w:pPr>
         <w:pStyle w:val="Heading2"/>
@@ -1789,80 +1803,132 @@
     </w:p>
     <w:p>
       <w:pPr>
-        <w:pStyle w:val="SourceCode"/>
-        <w:shd w:val="clear" w:color="auto" w:fill="F4F7F5"/>
-        <w:spacing w:before="120" w:after="200" w:line="252" w:lineRule="auto"/>
-      </w:pPr>
-      <w:r>
-        <w:rPr>
-          <w:rFonts w:ascii="Consolas" w:hAnsi="Consolas"/>
-          <w:b w:val="0"/>
-          <w:color w:val="1F2937"/>
-          <w:sz w:val="18"/>
-        </w:rPr>
-        <w:t>Parcel in Côte d'Ivoire</w:t>
-        <w:br/>
-      </w:r>
-      <w:r>
-        <w:rPr>
-          <w:rFonts w:ascii="Consolas" w:hAnsi="Consolas"/>
-          <w:b w:val="0"/>
-          <w:color w:val="1F2937"/>
-          <w:sz w:val="18"/>
-        </w:rPr>
-        <w:t xml:space="preserve">  → harvest, signed by the coop</w:t>
-        <w:br/>
-      </w:r>
-      <w:r>
-        <w:rPr>
-          <w:rFonts w:ascii="Consolas" w:hAnsi="Consolas"/>
-          <w:b w:val="0"/>
-          <w:color w:val="1F2937"/>
-          <w:sz w:val="18"/>
-        </w:rPr>
-        <w:t xml:space="preserve">  → merge of many harvests into one intake lot</w:t>
-        <w:br/>
-      </w:r>
-      <w:r>
-        <w:rPr>
-          <w:rFonts w:ascii="Consolas" w:hAnsi="Consolas"/>
-          <w:b w:val="0"/>
-          <w:color w:val="1F2937"/>
-          <w:sz w:val="18"/>
-        </w:rPr>
-        <w:t xml:space="preserve">  → load leaving the country</w:t>
-        <w:br/>
-      </w:r>
-      <w:r>
-        <w:rPr>
-          <w:rFonts w:ascii="Consolas" w:hAnsi="Consolas"/>
-          <w:b w:val="0"/>
-          <w:color w:val="1F2937"/>
-          <w:sz w:val="18"/>
-        </w:rPr>
-        <w:t xml:space="preserve">  → process at a plant in another country</w:t>
-        <w:br/>
-      </w:r>
-      <w:r>
-        <w:rPr>
-          <w:rFonts w:ascii="Consolas" w:hAnsi="Consolas"/>
-          <w:b w:val="0"/>
-          <w:color w:val="1F2937"/>
-          <w:sz w:val="18"/>
-        </w:rPr>
-        <w:t xml:space="preserve">  → claim a buyer and the public can read</w:t>
-      </w:r>
-    </w:p>
-    <w:p>
-      <w:pPr>
         <w:pStyle w:val="FirstParagraph"/>
       </w:pPr>
       <w:r>
-        <w:t xml:space="preserve">Biological origin is Côte d’Ivoire from the harvest onward. The plant’s country is added as the place that processed the lot. The claim shows both. Processing never replaces origin.</w:t>
-      </w:r>
-    </w:p>
-    <w:bookmarkEnd w:id="11"/>
-    <w:bookmarkStart w:id="12" w:name="what-the-pilot-has-to-prove"/>
+        <w:t xml:space="preserve">The coop clerk signs until the lot leaves the country. The plant clerk signs the processing. The claim is calculated. Biological origin stays the country of harvest. The plant’s country is added beside it.</w:t>
+      </w:r>
+    </w:p>
+    <w:p>
+      <w:pPr>
+        <w:pStyle w:val="CaptionedFigure"/>
+      </w:pPr>
+      <w:r>
+        <w:drawing>
+          <wp:inline>
+            <wp:extent cx="5334000" cy="4563533"/>
+            <wp:effectExtent b="0" l="0" r="0" t="0"/>
+            <wp:docPr descr="Parcel, harvest, merge, load, process, and claim, with the person who signs each step" title="" id="12" name="Picture"/>
+            <a:graphic>
+              <a:graphicData uri="http://schemas.openxmlformats.org/drawingml/2006/picture">
+                <pic:pic>
+                  <pic:nvPicPr>
+                    <pic:cNvPr descr="diagrams/lot-flow.png" id="13" name="Picture"/>
+                    <pic:cNvPicPr>
+                      <a:picLocks noChangeArrowheads="1" noChangeAspect="1"/>
+                    </pic:cNvPicPr>
+                  </pic:nvPicPr>
+                  <pic:blipFill>
+                    <a:blip r:embed="rId11"/>
+                    <a:stretch>
+                      <a:fillRect/>
+                    </a:stretch>
+                  </pic:blipFill>
+                  <pic:spPr bwMode="auto">
+                    <a:xfrm>
+                      <a:off x="0" y="0"/>
+                      <a:ext cx="5334000" cy="4563533"/>
+                    </a:xfrm>
+                    <a:prstGeom prst="rect">
+                      <a:avLst/>
+                    </a:prstGeom>
+                    <a:noFill/>
+                    <a:ln w="9525">
+                      <a:noFill/>
+                      <a:headEnd/>
+                      <a:tailEnd/>
+                    </a:ln>
+                  </pic:spPr>
+                </pic:pic>
+              </a:graphicData>
+            </a:graphic>
+          </wp:inline>
+        </w:drawing>
+      </w:r>
+    </w:p>
+    <w:p>
+      <w:pPr>
+        <w:pStyle w:val="ImageCaption"/>
+      </w:pPr>
+      <w:r>
+        <w:t xml:space="preserve">Parcel, harvest, merge, load, process, and claim, with the person who signs each step</w:t>
+      </w:r>
+    </w:p>
+    <w:p>
+      <w:pPr>
+        <w:pStyle w:val="BodyText"/>
+      </w:pPr>
+      <w:r>
+        <w:t xml:space="preserve">The same lot is narrower for a stranger than it is for the coop.</w:t>
+      </w:r>
+    </w:p>
+    <w:p>
+      <w:pPr>
+        <w:pStyle w:val="CaptionedFigure"/>
+      </w:pPr>
+      <w:r>
+        <w:drawing>
+          <wp:inline>
+            <wp:extent cx="5334000" cy="1577008"/>
+            <wp:effectExtent b="0" l="0" r="0" t="0"/>
+            <wp:docPr descr="The same lot, read by the public, the buyer, the holders, the origin authority, and an auditor" title="" id="15" name="Picture"/>
+            <a:graphic>
+              <a:graphicData uri="http://schemas.openxmlformats.org/drawingml/2006/picture">
+                <pic:pic>
+                  <pic:nvPicPr>
+                    <pic:cNvPr descr="diagrams/views.png" id="16" name="Picture"/>
+                    <pic:cNvPicPr>
+                      <a:picLocks noChangeArrowheads="1" noChangeAspect="1"/>
+                    </pic:cNvPicPr>
+                  </pic:nvPicPr>
+                  <pic:blipFill>
+                    <a:blip r:embed="rId14"/>
+                    <a:stretch>
+                      <a:fillRect/>
+                    </a:stretch>
+                  </pic:blipFill>
+                  <pic:spPr bwMode="auto">
+                    <a:xfrm>
+                      <a:off x="0" y="0"/>
+                      <a:ext cx="5334000" cy="1577008"/>
+                    </a:xfrm>
+                    <a:prstGeom prst="rect">
+                      <a:avLst/>
+                    </a:prstGeom>
+                    <a:noFill/>
+                    <a:ln w="9525">
+                      <a:noFill/>
+                      <a:headEnd/>
+                      <a:tailEnd/>
+                    </a:ln>
+                  </pic:spPr>
+                </pic:pic>
+              </a:graphicData>
+            </a:graphic>
+          </wp:inline>
+        </w:drawing>
+      </w:r>
+    </w:p>
+    <w:p>
+      <w:pPr>
+        <w:pStyle w:val="ImageCaption"/>
+      </w:pPr>
+      <w:r>
+        <w:t xml:space="preserve">The same lot, read by the public, the buyer, the holders, the origin authority, and an auditor</w:t>
+      </w:r>
+    </w:p>
+    <w:bookmarkEnd w:id="17"/>
+    <w:bookmarkStart w:id="18" w:name="what-the-pilot-has-to-prove"/>
     <w:p>
       <w:pPr>
         <w:pStyle w:val="Heading2"/>
@@ -1951,9 +2017,9 @@
         <w:t xml:space="preserve">Settlement, payments, and an investigation graph are not part of this proof.</w:t>
       </w:r>
     </w:p>
-    <w:bookmarkEnd w:id="12"/>
-    <w:bookmarkEnd w:id="13"/>
-    <w:bookmarkStart w:id="19" w:name="domain-model"/>
+    <w:bookmarkEnd w:id="18"/>
+    <w:bookmarkEnd w:id="19"/>
+    <w:bookmarkStart w:id="25" w:name="domain-model"/>
     <w:p>
       <w:pPr>
         <w:pStyle w:val="Heading1"/>
@@ -1970,7 +2036,7 @@
         <w:t xml:space="preserve">Quantities are integers in grams. There are no floating-point weights.</w:t>
       </w:r>
     </w:p>
-    <w:bookmarkStart w:id="14" w:name="records"/>
+    <w:bookmarkStart w:id="20" w:name="records"/>
     <w:p>
       <w:pPr>
         <w:pStyle w:val="Heading2"/>
@@ -2022,7 +2088,7 @@
           <w:p>
             <w:pPr>
               <w:pStyle w:val="Compact"/>
-              <w:spacing w:before="0" w:after="0" w:line="259" w:lineRule="auto"/>
+              <w:spacing w:before="0" w:after="0"/>
             </w:pPr>
             <w:r>
               <w:rPr>
@@ -2054,7 +2120,7 @@
           <w:p>
             <w:pPr>
               <w:pStyle w:val="Compact"/>
-              <w:spacing w:before="0" w:after="0" w:line="259" w:lineRule="auto"/>
+              <w:spacing w:before="0" w:after="0"/>
             </w:pPr>
             <w:r>
               <w:rPr>
@@ -2086,7 +2152,7 @@
           <w:p>
             <w:pPr>
               <w:pStyle w:val="Compact"/>
-              <w:spacing w:before="0" w:after="0" w:line="259" w:lineRule="auto"/>
+              <w:spacing w:before="0" w:after="0"/>
             </w:pPr>
             <w:r>
               <w:rPr>
@@ -2120,7 +2186,7 @@
           <w:p>
             <w:pPr>
               <w:pStyle w:val="Compact"/>
-              <w:spacing w:before="0" w:after="0" w:line="259" w:lineRule="auto"/>
+              <w:spacing w:before="0" w:after="0"/>
             </w:pPr>
             <w:r>
               <w:rPr>
@@ -2152,7 +2218,7 @@
           <w:p>
             <w:pPr>
               <w:pStyle w:val="Compact"/>
-              <w:spacing w:before="0" w:after="0" w:line="259" w:lineRule="auto"/>
+              <w:spacing w:before="0" w:after="0"/>
             </w:pPr>
             <w:r>
               <w:rPr>
@@ -2213,7 +2279,7 @@
           <w:p>
             <w:pPr>
               <w:pStyle w:val="Compact"/>
-              <w:spacing w:before="0" w:after="0" w:line="259" w:lineRule="auto"/>
+              <w:spacing w:before="0" w:after="0"/>
             </w:pPr>
             <w:r>
               <w:rPr>
@@ -2247,7 +2313,7 @@
           <w:p>
             <w:pPr>
               <w:pStyle w:val="Compact"/>
-              <w:spacing w:before="0" w:after="0" w:line="259" w:lineRule="auto"/>
+              <w:spacing w:before="0" w:after="0"/>
             </w:pPr>
             <w:r>
               <w:rPr>
@@ -2279,7 +2345,7 @@
           <w:p>
             <w:pPr>
               <w:pStyle w:val="Compact"/>
-              <w:spacing w:before="0" w:after="0" w:line="259" w:lineRule="auto"/>
+              <w:spacing w:before="0" w:after="0"/>
             </w:pPr>
             <w:r>
               <w:rPr>
@@ -2312,7 +2378,7 @@
           <w:p>
             <w:pPr>
               <w:pStyle w:val="Compact"/>
-              <w:spacing w:before="0" w:after="0" w:line="259" w:lineRule="auto"/>
+              <w:spacing w:before="0" w:after="0"/>
             </w:pPr>
             <w:r>
               <w:rPr>
@@ -2346,7 +2412,7 @@
           <w:p>
             <w:pPr>
               <w:pStyle w:val="Compact"/>
-              <w:spacing w:before="0" w:after="0" w:line="259" w:lineRule="auto"/>
+              <w:spacing w:before="0" w:after="0"/>
             </w:pPr>
             <w:r>
               <w:rPr>
@@ -2378,7 +2444,7 @@
           <w:p>
             <w:pPr>
               <w:pStyle w:val="Compact"/>
-              <w:spacing w:before="0" w:after="0" w:line="259" w:lineRule="auto"/>
+              <w:spacing w:before="0" w:after="0"/>
             </w:pPr>
             <w:r>
               <w:rPr>
@@ -2411,7 +2477,7 @@
           <w:p>
             <w:pPr>
               <w:pStyle w:val="Compact"/>
-              <w:spacing w:before="0" w:after="0" w:line="259" w:lineRule="auto"/>
+              <w:spacing w:before="0" w:after="0"/>
             </w:pPr>
             <w:r>
               <w:rPr>
@@ -2482,7 +2548,7 @@
           <w:p>
             <w:pPr>
               <w:pStyle w:val="Compact"/>
-              <w:spacing w:before="0" w:after="0" w:line="259" w:lineRule="auto"/>
+              <w:spacing w:before="0" w:after="0"/>
             </w:pPr>
             <w:r>
               <w:rPr>
@@ -2514,7 +2580,7 @@
           <w:p>
             <w:pPr>
               <w:pStyle w:val="Compact"/>
-              <w:spacing w:before="0" w:after="0" w:line="259" w:lineRule="auto"/>
+              <w:spacing w:before="0" w:after="0"/>
             </w:pPr>
             <w:r>
               <w:rPr>
@@ -2547,7 +2613,7 @@
           <w:p>
             <w:pPr>
               <w:pStyle w:val="Compact"/>
-              <w:spacing w:before="0" w:after="0" w:line="259" w:lineRule="auto"/>
+              <w:spacing w:before="0" w:after="0"/>
             </w:pPr>
             <w:r>
               <w:rPr>
@@ -2609,7 +2675,7 @@
           <w:p>
             <w:pPr>
               <w:pStyle w:val="Compact"/>
-              <w:spacing w:before="0" w:after="0" w:line="259" w:lineRule="auto"/>
+              <w:spacing w:before="0" w:after="0"/>
             </w:pPr>
             <w:r>
               <w:rPr>
@@ -2641,7 +2707,7 @@
           <w:p>
             <w:pPr>
               <w:pStyle w:val="Compact"/>
-              <w:spacing w:before="0" w:after="0" w:line="259" w:lineRule="auto"/>
+              <w:spacing w:before="0" w:after="0"/>
             </w:pPr>
             <w:r>
               <w:rPr>
@@ -2674,7 +2740,7 @@
           <w:p>
             <w:pPr>
               <w:pStyle w:val="Compact"/>
-              <w:spacing w:before="0" w:after="0" w:line="259" w:lineRule="auto"/>
+              <w:spacing w:before="0" w:after="0"/>
             </w:pPr>
             <w:r>
               <w:rPr>
@@ -2708,7 +2774,7 @@
           <w:p>
             <w:pPr>
               <w:pStyle w:val="Compact"/>
-              <w:spacing w:before="0" w:after="0" w:line="259" w:lineRule="auto"/>
+              <w:spacing w:before="0" w:after="0"/>
             </w:pPr>
             <w:r>
               <w:rPr>
@@ -2740,7 +2806,7 @@
           <w:p>
             <w:pPr>
               <w:pStyle w:val="Compact"/>
-              <w:spacing w:before="0" w:after="0" w:line="259" w:lineRule="auto"/>
+              <w:spacing w:before="0" w:after="0"/>
             </w:pPr>
             <w:r>
               <w:rPr>
@@ -2773,7 +2839,7 @@
           <w:p>
             <w:pPr>
               <w:pStyle w:val="Compact"/>
-              <w:spacing w:before="0" w:after="0" w:line="259" w:lineRule="auto"/>
+              <w:spacing w:before="0" w:after="0"/>
             </w:pPr>
             <w:r>
               <w:rPr>
@@ -2796,8 +2862,8 @@
         <w:t xml:space="preserve">Growers and parcels can exist before any login. A parcel stores country, area, commodity, season, and a manual yield ceiling. For the MVP that ceiling is entered by the coop from a published figure for the area. It is the number the harvest is judged against.</w:t>
       </w:r>
     </w:p>
-    <w:bookmarkEnd w:id="14"/>
-    <w:bookmarkStart w:id="15" w:name="event-types-in-the-mvp"/>
+    <w:bookmarkEnd w:id="20"/>
+    <w:bookmarkStart w:id="21" w:name="event-types-in-the-mvp"/>
     <w:p>
       <w:pPr>
         <w:pStyle w:val="Heading2"/>
@@ -2841,7 +2907,7 @@
           <w:p>
             <w:pPr>
               <w:pStyle w:val="Compact"/>
-              <w:spacing w:before="0" w:after="0" w:line="259" w:lineRule="auto"/>
+              <w:spacing w:before="0" w:after="0"/>
             </w:pPr>
             <w:r>
               <w:rPr>
@@ -2873,7 +2939,7 @@
           <w:p>
             <w:pPr>
               <w:pStyle w:val="Compact"/>
-              <w:spacing w:before="0" w:after="0" w:line="259" w:lineRule="auto"/>
+              <w:spacing w:before="0" w:after="0"/>
             </w:pPr>
             <w:r>
               <w:rPr>
@@ -2905,7 +2971,7 @@
           <w:p>
             <w:pPr>
               <w:pStyle w:val="Compact"/>
-              <w:spacing w:before="0" w:after="0" w:line="259" w:lineRule="auto"/>
+              <w:spacing w:before="0" w:after="0"/>
             </w:pPr>
             <w:r>
               <w:rPr>
@@ -2939,7 +3005,7 @@
           <w:p>
             <w:pPr>
               <w:pStyle w:val="Compact"/>
-              <w:spacing w:before="0" w:after="0" w:line="259" w:lineRule="auto"/>
+              <w:spacing w:before="0" w:after="0"/>
             </w:pPr>
             <w:r>
               <w:rPr>
@@ -2972,7 +3038,7 @@
           <w:p>
             <w:pPr>
               <w:pStyle w:val="Compact"/>
-              <w:spacing w:before="0" w:after="0" w:line="259" w:lineRule="auto"/>
+              <w:spacing w:before="0" w:after="0"/>
             </w:pPr>
             <w:r>
               <w:rPr>
@@ -3004,7 +3070,7 @@
           <w:p>
             <w:pPr>
               <w:pStyle w:val="Compact"/>
-              <w:spacing w:before="0" w:after="0" w:line="259" w:lineRule="auto"/>
+              <w:spacing w:before="0" w:after="0"/>
             </w:pPr>
             <w:r>
               <w:rPr>
@@ -3038,7 +3104,7 @@
           <w:p>
             <w:pPr>
               <w:pStyle w:val="Compact"/>
-              <w:spacing w:before="0" w:after="0" w:line="259" w:lineRule="auto"/>
+              <w:spacing w:before="0" w:after="0"/>
             </w:pPr>
             <w:r>
               <w:rPr>
@@ -3071,7 +3137,7 @@
           <w:p>
             <w:pPr>
               <w:pStyle w:val="Compact"/>
-              <w:spacing w:before="0" w:after="0" w:line="259" w:lineRule="auto"/>
+              <w:spacing w:before="0" w:after="0"/>
             </w:pPr>
             <w:r>
               <w:rPr>
@@ -3103,7 +3169,7 @@
           <w:p>
             <w:pPr>
               <w:pStyle w:val="Compact"/>
-              <w:spacing w:before="0" w:after="0" w:line="259" w:lineRule="auto"/>
+              <w:spacing w:before="0" w:after="0"/>
             </w:pPr>
             <w:r>
               <w:rPr>
@@ -3137,7 +3203,7 @@
           <w:p>
             <w:pPr>
               <w:pStyle w:val="Compact"/>
-              <w:spacing w:before="0" w:after="0" w:line="259" w:lineRule="auto"/>
+              <w:spacing w:before="0" w:after="0"/>
             </w:pPr>
             <w:r>
               <w:rPr>
@@ -3170,7 +3236,7 @@
           <w:p>
             <w:pPr>
               <w:pStyle w:val="Compact"/>
-              <w:spacing w:before="0" w:after="0" w:line="259" w:lineRule="auto"/>
+              <w:spacing w:before="0" w:after="0"/>
             </w:pPr>
             <w:r>
               <w:rPr>
@@ -3258,7 +3324,7 @@
           <w:p>
             <w:pPr>
               <w:pStyle w:val="Compact"/>
-              <w:spacing w:before="0" w:after="0" w:line="259" w:lineRule="auto"/>
+              <w:spacing w:before="0" w:after="0"/>
             </w:pPr>
             <w:r>
               <w:rPr>
@@ -3292,7 +3358,7 @@
           <w:p>
             <w:pPr>
               <w:pStyle w:val="Compact"/>
-              <w:spacing w:before="0" w:after="0" w:line="259" w:lineRule="auto"/>
+              <w:spacing w:before="0" w:after="0"/>
             </w:pPr>
             <w:r>
               <w:rPr>
@@ -3325,7 +3391,7 @@
           <w:p>
             <w:pPr>
               <w:pStyle w:val="Compact"/>
-              <w:spacing w:before="0" w:after="0" w:line="259" w:lineRule="auto"/>
+              <w:spacing w:before="0" w:after="0"/>
             </w:pPr>
             <w:r>
               <w:rPr>
@@ -3357,7 +3423,7 @@
           <w:p>
             <w:pPr>
               <w:pStyle w:val="Compact"/>
-              <w:spacing w:before="0" w:after="0" w:line="259" w:lineRule="auto"/>
+              <w:spacing w:before="0" w:after="0"/>
             </w:pPr>
             <w:r>
               <w:rPr>
@@ -3391,7 +3457,7 @@
           <w:p>
             <w:pPr>
               <w:pStyle w:val="Compact"/>
-              <w:spacing w:before="0" w:after="0" w:line="259" w:lineRule="auto"/>
+              <w:spacing w:before="0" w:after="0"/>
             </w:pPr>
             <w:r>
               <w:rPr>
@@ -3424,7 +3490,7 @@
           <w:p>
             <w:pPr>
               <w:pStyle w:val="Compact"/>
-              <w:spacing w:before="0" w:after="0" w:line="259" w:lineRule="auto"/>
+              <w:spacing w:before="0" w:after="0"/>
             </w:pPr>
             <w:r>
               <w:rPr>
@@ -3456,7 +3522,7 @@
           <w:p>
             <w:pPr>
               <w:pStyle w:val="Compact"/>
-              <w:spacing w:before="0" w:after="0" w:line="259" w:lineRule="auto"/>
+              <w:spacing w:before="0" w:after="0"/>
             </w:pPr>
             <w:r>
               <w:rPr>
@@ -3490,7 +3556,7 @@
           <w:p>
             <w:pPr>
               <w:pStyle w:val="Compact"/>
-              <w:spacing w:before="0" w:after="0" w:line="259" w:lineRule="auto"/>
+              <w:spacing w:before="0" w:after="0"/>
             </w:pPr>
             <w:r>
               <w:rPr>
@@ -3523,7 +3589,7 @@
           <w:p>
             <w:pPr>
               <w:pStyle w:val="Compact"/>
-              <w:spacing w:before="0" w:after="0" w:line="259" w:lineRule="auto"/>
+              <w:spacing w:before="0" w:after="0"/>
             </w:pPr>
             <w:r>
               <w:rPr>
@@ -3555,7 +3621,7 @@
           <w:p>
             <w:pPr>
               <w:pStyle w:val="Compact"/>
-              <w:spacing w:before="0" w:after="0" w:line="259" w:lineRule="auto"/>
+              <w:spacing w:before="0" w:after="0"/>
             </w:pPr>
             <w:r>
               <w:rPr>
@@ -3589,7 +3655,7 @@
           <w:p>
             <w:pPr>
               <w:pStyle w:val="Compact"/>
-              <w:spacing w:before="0" w:after="0" w:line="259" w:lineRule="auto"/>
+              <w:spacing w:before="0" w:after="0"/>
             </w:pPr>
             <w:r>
               <w:rPr>
@@ -3622,7 +3688,7 @@
           <w:p>
             <w:pPr>
               <w:pStyle w:val="Compact"/>
-              <w:spacing w:before="0" w:after="0" w:line="259" w:lineRule="auto"/>
+              <w:spacing w:before="0" w:after="0"/>
             </w:pPr>
             <w:r>
               <w:rPr>
@@ -3654,7 +3720,7 @@
           <w:p>
             <w:pPr>
               <w:pStyle w:val="Compact"/>
-              <w:spacing w:before="0" w:after="0" w:line="259" w:lineRule="auto"/>
+              <w:spacing w:before="0" w:after="0"/>
             </w:pPr>
             <w:r>
               <w:rPr>
@@ -3710,8 +3776,8 @@
         <w:t xml:space="preserve">exist as names in the product model. They are not required to finish the cashew MVP. A voyage with an extra port is the first event type added when a real shipment needs it.</w:t>
       </w:r>
     </w:p>
-    <w:bookmarkEnd w:id="15"/>
-    <w:bookmarkStart w:id="16" w:name="canonical-event"/>
+    <w:bookmarkEnd w:id="21"/>
+    <w:bookmarkStart w:id="22" w:name="canonical-event"/>
     <w:p>
       <w:pPr>
         <w:pStyle w:val="Heading2"/>
@@ -3731,8 +3797,6 @@
     <w:p>
       <w:pPr>
         <w:pStyle w:val="SourceCode"/>
-        <w:shd w:val="clear" w:color="auto" w:fill="F4F7F5"/>
-        <w:spacing w:before="120" w:after="200" w:line="252" w:lineRule="auto"/>
       </w:pPr>
       <w:r>
         <w:rPr>
@@ -3938,8 +4002,8 @@
         <w:t xml:space="preserve">returns the stored event.</w:t>
       </w:r>
     </w:p>
-    <w:bookmarkEnd w:id="16"/>
-    <w:bookmarkStart w:id="17" w:name="claims-and-bands"/>
+    <w:bookmarkEnd w:id="22"/>
+    <w:bookmarkStart w:id="23" w:name="claims-and-bands"/>
     <w:p>
       <w:pPr>
         <w:pStyle w:val="Heading2"/>
@@ -3990,7 +4054,7 @@
           <w:p>
             <w:pPr>
               <w:pStyle w:val="Compact"/>
-              <w:spacing w:before="0" w:after="0" w:line="259" w:lineRule="auto"/>
+              <w:spacing w:before="0" w:after="0"/>
             </w:pPr>
             <w:r>
               <w:rPr>
@@ -4022,7 +4086,7 @@
           <w:p>
             <w:pPr>
               <w:pStyle w:val="Compact"/>
-              <w:spacing w:before="0" w:after="0" w:line="259" w:lineRule="auto"/>
+              <w:spacing w:before="0" w:after="0"/>
             </w:pPr>
             <w:r>
               <w:rPr>
@@ -4056,7 +4120,7 @@
           <w:p>
             <w:pPr>
               <w:pStyle w:val="Compact"/>
-              <w:spacing w:before="0" w:after="0" w:line="259" w:lineRule="auto"/>
+              <w:spacing w:before="0" w:after="0"/>
             </w:pPr>
             <w:r>
               <w:rPr>
@@ -4088,7 +4152,7 @@
           <w:p>
             <w:pPr>
               <w:pStyle w:val="Compact"/>
-              <w:spacing w:before="0" w:after="0" w:line="259" w:lineRule="auto"/>
+              <w:spacing w:before="0" w:after="0"/>
             </w:pPr>
             <w:r>
               <w:rPr>
@@ -4122,7 +4186,7 @@
           <w:p>
             <w:pPr>
               <w:pStyle w:val="Compact"/>
-              <w:spacing w:before="0" w:after="0" w:line="259" w:lineRule="auto"/>
+              <w:spacing w:before="0" w:after="0"/>
             </w:pPr>
             <w:r>
               <w:rPr>
@@ -4154,7 +4218,7 @@
           <w:p>
             <w:pPr>
               <w:pStyle w:val="Compact"/>
-              <w:spacing w:before="0" w:after="0" w:line="259" w:lineRule="auto"/>
+              <w:spacing w:before="0" w:after="0"/>
             </w:pPr>
             <w:r>
               <w:rPr>
@@ -4188,7 +4252,7 @@
           <w:p>
             <w:pPr>
               <w:pStyle w:val="Compact"/>
-              <w:spacing w:before="0" w:after="0" w:line="259" w:lineRule="auto"/>
+              <w:spacing w:before="0" w:after="0"/>
             </w:pPr>
             <w:r>
               <w:rPr>
@@ -4220,7 +4284,7 @@
           <w:p>
             <w:pPr>
               <w:pStyle w:val="Compact"/>
-              <w:spacing w:before="0" w:after="0" w:line="259" w:lineRule="auto"/>
+              <w:spacing w:before="0" w:after="0"/>
             </w:pPr>
             <w:r>
               <w:rPr>
@@ -4291,7 +4355,7 @@
           <w:p>
             <w:pPr>
               <w:pStyle w:val="Compact"/>
-              <w:spacing w:before="0" w:after="0" w:line="259" w:lineRule="auto"/>
+              <w:spacing w:before="0" w:after="0"/>
             </w:pPr>
             <w:r>
               <w:rPr>
@@ -4323,7 +4387,7 @@
           <w:p>
             <w:pPr>
               <w:pStyle w:val="Compact"/>
-              <w:spacing w:before="0" w:after="0" w:line="259" w:lineRule="auto"/>
+              <w:spacing w:before="0" w:after="0"/>
             </w:pPr>
             <w:r>
               <w:rPr>
@@ -4404,7 +4468,7 @@
           <w:p>
             <w:pPr>
               <w:pStyle w:val="Compact"/>
-              <w:spacing w:before="0" w:after="0" w:line="259" w:lineRule="auto"/>
+              <w:spacing w:before="0" w:after="0"/>
             </w:pPr>
             <w:r>
               <w:rPr>
@@ -4436,7 +4500,7 @@
           <w:p>
             <w:pPr>
               <w:pStyle w:val="Compact"/>
-              <w:spacing w:before="0" w:after="0" w:line="259" w:lineRule="auto"/>
+              <w:spacing w:before="0" w:after="0"/>
             </w:pPr>
             <w:r>
               <w:rPr>
@@ -4507,7 +4571,7 @@
           <w:p>
             <w:pPr>
               <w:pStyle w:val="Compact"/>
-              <w:spacing w:before="0" w:after="0" w:line="259" w:lineRule="auto"/>
+              <w:spacing w:before="0" w:after="0"/>
             </w:pPr>
             <w:r>
               <w:rPr>
@@ -4539,16 +4603,16 @@
           <w:p>
             <w:pPr>
               <w:pStyle w:val="Compact"/>
-              <w:spacing w:before="0" w:after="0" w:line="259" w:lineRule="auto"/>
-            </w:pPr>
-            <w:r>
-              <w:rPr>
-                <w:rFonts w:ascii="Calibri" w:hAnsi="Calibri"/>
-                <w:b w:val="0"/>
-                <w:color w:val="1F2937"/>
-                <w:sz w:val="20"/>
-              </w:rPr>
-              <w:t xml:space="preserve">A bucket, not the gram value: under 1 t, 1–5 t, 5–20 t, 20 t and over.</w:t>
+              <w:spacing w:before="0" w:after="0"/>
+            </w:pPr>
+            <w:r>
+              <w:rPr>
+                <w:rFonts w:ascii="Calibri" w:hAnsi="Calibri"/>
+                <w:b w:val="0"/>
+                <w:color w:val="1F2937"/>
+                <w:sz w:val="20"/>
+              </w:rPr>
+              <w:t xml:space="preserve">A bucket from the commodity profile, not the gram value. The cashew profile uses under 1 t, 1–5 t, 5–20 t, and 20 t and over.</w:t>
             </w:r>
           </w:p>
         </w:tc>
@@ -4562,8 +4626,8 @@
         <w:t xml:space="preserve">The buyer and the public page receive the band. The coop, the plant, and an opened audit receive grams.</w:t>
       </w:r>
     </w:p>
-    <w:bookmarkEnd w:id="17"/>
-    <w:bookmarkStart w:id="18" w:name="checks-that-open-an-alert"/>
+    <w:bookmarkEnd w:id="23"/>
+    <w:bookmarkStart w:id="24" w:name="checks-that-open-an-alert"/>
     <w:p>
       <w:pPr>
         <w:pStyle w:val="Heading2"/>
@@ -4626,7 +4690,7 @@
           <w:p>
             <w:pPr>
               <w:pStyle w:val="Compact"/>
-              <w:spacing w:before="0" w:after="0" w:line="259" w:lineRule="auto"/>
+              <w:spacing w:before="0" w:after="0"/>
             </w:pPr>
             <w:r>
               <w:rPr>
@@ -4658,7 +4722,7 @@
           <w:p>
             <w:pPr>
               <w:pStyle w:val="Compact"/>
-              <w:spacing w:before="0" w:after="0" w:line="259" w:lineRule="auto"/>
+              <w:spacing w:before="0" w:after="0"/>
             </w:pPr>
             <w:r>
               <w:rPr>
@@ -4692,7 +4756,7 @@
           <w:p>
             <w:pPr>
               <w:pStyle w:val="Compact"/>
-              <w:spacing w:before="0" w:after="0" w:line="259" w:lineRule="auto"/>
+              <w:spacing w:before="0" w:after="0"/>
             </w:pPr>
             <w:r>
               <w:rPr>
@@ -4724,7 +4788,7 @@
           <w:p>
             <w:pPr>
               <w:pStyle w:val="Compact"/>
-              <w:spacing w:before="0" w:after="0" w:line="259" w:lineRule="auto"/>
+              <w:spacing w:before="0" w:after="0"/>
             </w:pPr>
             <w:r>
               <w:rPr>
@@ -4758,7 +4822,7 @@
           <w:p>
             <w:pPr>
               <w:pStyle w:val="Compact"/>
-              <w:spacing w:before="0" w:after="0" w:line="259" w:lineRule="auto"/>
+              <w:spacing w:before="0" w:after="0"/>
             </w:pPr>
             <w:r>
               <w:rPr>
@@ -4790,7 +4854,7 @@
           <w:p>
             <w:pPr>
               <w:pStyle w:val="Compact"/>
-              <w:spacing w:before="0" w:after="0" w:line="259" w:lineRule="auto"/>
+              <w:spacing w:before="0" w:after="0"/>
             </w:pPr>
             <w:r>
               <w:rPr>
@@ -4824,7 +4888,7 @@
           <w:p>
             <w:pPr>
               <w:pStyle w:val="Compact"/>
-              <w:spacing w:before="0" w:after="0" w:line="259" w:lineRule="auto"/>
+              <w:spacing w:before="0" w:after="0"/>
             </w:pPr>
             <w:r>
               <w:rPr>
@@ -4856,7 +4920,7 @@
           <w:p>
             <w:pPr>
               <w:pStyle w:val="Compact"/>
-              <w:spacing w:before="0" w:after="0" w:line="259" w:lineRule="auto"/>
+              <w:spacing w:before="0" w:after="0"/>
             </w:pPr>
             <w:r>
               <w:rPr>
@@ -4890,7 +4954,7 @@
           <w:p>
             <w:pPr>
               <w:pStyle w:val="Compact"/>
-              <w:spacing w:before="0" w:after="0" w:line="259" w:lineRule="auto"/>
+              <w:spacing w:before="0" w:after="0"/>
             </w:pPr>
             <w:r>
               <w:rPr>
@@ -4922,7 +4986,7 @@
           <w:p>
             <w:pPr>
               <w:pStyle w:val="Compact"/>
-              <w:spacing w:before="0" w:after="0" w:line="259" w:lineRule="auto"/>
+              <w:spacing w:before="0" w:after="0"/>
             </w:pPr>
             <w:r>
               <w:rPr>
@@ -4956,7 +5020,7 @@
           <w:p>
             <w:pPr>
               <w:pStyle w:val="Compact"/>
-              <w:spacing w:before="0" w:after="0" w:line="259" w:lineRule="auto"/>
+              <w:spacing w:before="0" w:after="0"/>
             </w:pPr>
             <w:r>
               <w:rPr>
@@ -4988,7 +5052,7 @@
           <w:p>
             <w:pPr>
               <w:pStyle w:val="Compact"/>
-              <w:spacing w:before="0" w:after="0" w:line="259" w:lineRule="auto"/>
+              <w:spacing w:before="0" w:after="0"/>
             </w:pPr>
             <w:r>
               <w:rPr>
@@ -5040,9 +5104,9 @@
         </w:tc>
       </w:tr>
     </w:tbl>
-    <w:bookmarkEnd w:id="18"/>
-    <w:bookmarkEnd w:id="19"/>
-    <w:bookmarkStart w:id="25" w:name="technical-architecture"/>
+    <w:bookmarkEnd w:id="24"/>
+    <w:bookmarkEnd w:id="25"/>
+    <w:bookmarkStart w:id="37" w:name="technical-architecture"/>
     <w:p>
       <w:pPr>
         <w:pStyle w:val="Heading1"/>
@@ -5062,129 +5126,68 @@
     </w:p>
     <w:p>
       <w:pPr>
-        <w:pStyle w:val="SourceCode"/>
-        <w:shd w:val="clear" w:color="auto" w:fill="F4F7F5"/>
-        <w:spacing w:before="120" w:after="200" w:line="252" w:lineRule="auto"/>
-      </w:pPr>
-      <w:r>
-        <w:rPr>
-          <w:rFonts w:ascii="Consolas" w:hAnsi="Consolas"/>
-          <w:b w:val="0"/>
-          <w:color w:val="1F2937"/>
-          <w:sz w:val="18"/>
-        </w:rPr>
-        <w:t>Browser (coop, plant, buyer, authority, public claim)</w:t>
-        <w:br/>
-      </w:r>
-      <w:r>
-        <w:rPr>
-          <w:rFonts w:ascii="Consolas" w:hAnsi="Consolas"/>
-          <w:b w:val="0"/>
-          <w:color w:val="1F2937"/>
-          <w:sz w:val="18"/>
-        </w:rPr>
-        <w:t xml:space="preserve">        |  session cookie for staff</w:t>
-        <w:br/>
-      </w:r>
-      <w:r>
-        <w:rPr>
-          <w:rFonts w:ascii="Consolas" w:hAnsi="Consolas"/>
-          <w:b w:val="0"/>
-          <w:color w:val="1F2937"/>
-          <w:sz w:val="18"/>
-        </w:rPr>
-        <w:t xml:space="preserve">        |  Ed25519 signature on each event</w:t>
-        <w:br/>
-      </w:r>
-      <w:r>
-        <w:rPr>
-          <w:rFonts w:ascii="Consolas" w:hAnsi="Consolas"/>
-          <w:b w:val="0"/>
-          <w:color w:val="1F2937"/>
-          <w:sz w:val="18"/>
-        </w:rPr>
-        <w:t xml:space="preserve">        v</w:t>
-        <w:br/>
-      </w:r>
-      <w:r>
-        <w:rPr>
-          <w:rFonts w:ascii="Consolas" w:hAnsi="Consolas"/>
-          <w:b w:val="0"/>
-          <w:color w:val="1F2937"/>
-          <w:sz w:val="18"/>
-        </w:rPr>
-        <w:t>Next.js service</w:t>
-        <w:br/>
-      </w:r>
-      <w:r>
-        <w:rPr>
-          <w:rFonts w:ascii="Consolas" w:hAnsi="Consolas"/>
-          <w:b w:val="0"/>
-          <w:color w:val="1F2937"/>
-          <w:sz w:val="18"/>
-        </w:rPr>
-        <w:t xml:space="preserve">  UI routes</w:t>
-        <w:br/>
-      </w:r>
-      <w:r>
-        <w:rPr>
-          <w:rFonts w:ascii="Consolas" w:hAnsi="Consolas"/>
-          <w:b w:val="0"/>
-          <w:color w:val="1F2937"/>
-          <w:sz w:val="18"/>
-        </w:rPr>
-        <w:t xml:space="preserve">  HTTP API  /api/v1/...</w:t>
-        <w:br/>
-      </w:r>
-      <w:r>
-        <w:rPr>
-          <w:rFonts w:ascii="Consolas" w:hAnsi="Consolas"/>
-          <w:b w:val="0"/>
-          <w:color w:val="1F2937"/>
-          <w:sz w:val="18"/>
-        </w:rPr>
-        <w:t xml:space="preserve">        |</w:t>
-        <w:br/>
-      </w:r>
-      <w:r>
-        <w:rPr>
-          <w:rFonts w:ascii="Consolas" w:hAnsi="Consolas"/>
-          <w:b w:val="0"/>
-          <w:color w:val="1F2937"/>
-          <w:sz w:val="18"/>
-        </w:rPr>
-        <w:t xml:space="preserve">        v</w:t>
-        <w:br/>
-      </w:r>
-      <w:r>
-        <w:rPr>
-          <w:rFonts w:ascii="Consolas" w:hAnsi="Consolas"/>
-          <w:b w:val="0"/>
-          <w:color w:val="1F2937"/>
-          <w:sz w:val="18"/>
-        </w:rPr>
-        <w:t>Postgres</w:t>
-        <w:br/>
-      </w:r>
-      <w:r>
-        <w:rPr>
-          <w:rFonts w:ascii="Consolas" w:hAnsi="Consolas"/>
-          <w:b w:val="0"/>
-          <w:color w:val="1F2937"/>
-          <w:sz w:val="18"/>
-        </w:rPr>
-        <w:t xml:space="preserve">  actors, places, lots, events, claims, alerts</w:t>
-      </w:r>
-    </w:p>
-    <w:p>
-      <w:pPr>
-        <w:pStyle w:val="FirstParagraph"/>
+        <w:pStyle w:val="CaptionedFigure"/>
+      </w:pPr>
+      <w:r>
+        <w:drawing>
+          <wp:inline>
+            <wp:extent cx="5334000" cy="2518833"/>
+            <wp:effectExtent b="0" l="0" r="0" t="0"/>
+            <wp:docPr descr="Browser, API, kernel tables, and configuration" title="" id="27" name="Picture"/>
+            <a:graphic>
+              <a:graphicData uri="http://schemas.openxmlformats.org/drawingml/2006/picture">
+                <pic:pic>
+                  <pic:nvPicPr>
+                    <pic:cNvPr descr="diagrams/architecture.png" id="28" name="Picture"/>
+                    <pic:cNvPicPr>
+                      <a:picLocks noChangeArrowheads="1" noChangeAspect="1"/>
+                    </pic:cNvPicPr>
+                  </pic:nvPicPr>
+                  <pic:blipFill>
+                    <a:blip r:embed="rId26"/>
+                    <a:stretch>
+                      <a:fillRect/>
+                    </a:stretch>
+                  </pic:blipFill>
+                  <pic:spPr bwMode="auto">
+                    <a:xfrm>
+                      <a:off x="0" y="0"/>
+                      <a:ext cx="5334000" cy="2518833"/>
+                    </a:xfrm>
+                    <a:prstGeom prst="rect">
+                      <a:avLst/>
+                    </a:prstGeom>
+                    <a:noFill/>
+                    <a:ln w="9525">
+                      <a:noFill/>
+                      <a:headEnd/>
+                      <a:tailEnd/>
+                    </a:ln>
+                  </pic:spPr>
+                </pic:pic>
+              </a:graphicData>
+            </a:graphic>
+          </wp:inline>
+        </w:drawing>
+      </w:r>
+    </w:p>
+    <w:p>
+      <w:pPr>
+        <w:pStyle w:val="ImageCaption"/>
+      </w:pPr>
+      <w:r>
+        <w:t xml:space="preserve">Browser, API, kernel tables, and configuration</w:t>
+      </w:r>
+    </w:p>
+    <w:p>
+      <w:pPr>
+        <w:pStyle w:val="BodyText"/>
       </w:pPr>
       <w:r>
         <w:t xml:space="preserve">There is no worker, cache, or object store in the MVP. Document files stay with the party who holds them. The event stores the SHA-256 of the file.</w:t>
       </w:r>
     </w:p>
-    <w:bookmarkStart w:id="20" w:name="stack"/>
+    <w:bookmarkStart w:id="29" w:name="stack"/>
     <w:p>
       <w:pPr>
         <w:pStyle w:val="Heading2"/>
@@ -5227,7 +5230,7 @@
           <w:p>
             <w:pPr>
               <w:pStyle w:val="Compact"/>
-              <w:spacing w:before="0" w:after="0" w:line="259" w:lineRule="auto"/>
+              <w:spacing w:before="0" w:after="0"/>
             </w:pPr>
             <w:r>
               <w:rPr>
@@ -5259,7 +5262,7 @@
           <w:p>
             <w:pPr>
               <w:pStyle w:val="Compact"/>
-              <w:spacing w:before="0" w:after="0" w:line="259" w:lineRule="auto"/>
+              <w:spacing w:before="0" w:after="0"/>
             </w:pPr>
             <w:r>
               <w:rPr>
@@ -5293,7 +5296,7 @@
           <w:p>
             <w:pPr>
               <w:pStyle w:val="Compact"/>
-              <w:spacing w:before="0" w:after="0" w:line="259" w:lineRule="auto"/>
+              <w:spacing w:before="0" w:after="0"/>
             </w:pPr>
             <w:r>
               <w:rPr>
@@ -5325,7 +5328,7 @@
           <w:p>
             <w:pPr>
               <w:pStyle w:val="Compact"/>
-              <w:spacing w:before="0" w:after="0" w:line="259" w:lineRule="auto"/>
+              <w:spacing w:before="0" w:after="0"/>
             </w:pPr>
             <w:r>
               <w:rPr>
@@ -5359,7 +5362,7 @@
           <w:p>
             <w:pPr>
               <w:pStyle w:val="Compact"/>
-              <w:spacing w:before="0" w:after="0" w:line="259" w:lineRule="auto"/>
+              <w:spacing w:before="0" w:after="0"/>
             </w:pPr>
             <w:r>
               <w:rPr>
@@ -5391,7 +5394,7 @@
           <w:p>
             <w:pPr>
               <w:pStyle w:val="Compact"/>
-              <w:spacing w:before="0" w:after="0" w:line="259" w:lineRule="auto"/>
+              <w:spacing w:before="0" w:after="0"/>
             </w:pPr>
             <w:r>
               <w:rPr>
@@ -5425,7 +5428,7 @@
           <w:p>
             <w:pPr>
               <w:pStyle w:val="Compact"/>
-              <w:spacing w:before="0" w:after="0" w:line="259" w:lineRule="auto"/>
+              <w:spacing w:before="0" w:after="0"/>
             </w:pPr>
             <w:r>
               <w:rPr>
@@ -5457,7 +5460,7 @@
           <w:p>
             <w:pPr>
               <w:pStyle w:val="Compact"/>
-              <w:spacing w:before="0" w:after="0" w:line="259" w:lineRule="auto"/>
+              <w:spacing w:before="0" w:after="0"/>
             </w:pPr>
             <w:r>
               <w:rPr>
@@ -5519,7 +5522,7 @@
           <w:p>
             <w:pPr>
               <w:pStyle w:val="Compact"/>
-              <w:spacing w:before="0" w:after="0" w:line="259" w:lineRule="auto"/>
+              <w:spacing w:before="0" w:after="0"/>
             </w:pPr>
             <w:r>
               <w:rPr>
@@ -5551,7 +5554,7 @@
           <w:p>
             <w:pPr>
               <w:pStyle w:val="Compact"/>
-              <w:spacing w:before="0" w:after="0" w:line="259" w:lineRule="auto"/>
+              <w:spacing w:before="0" w:after="0"/>
             </w:pPr>
             <w:r>
               <w:rPr>
@@ -5585,7 +5588,7 @@
           <w:p>
             <w:pPr>
               <w:pStyle w:val="Compact"/>
-              <w:spacing w:before="0" w:after="0" w:line="259" w:lineRule="auto"/>
+              <w:spacing w:before="0" w:after="0"/>
             </w:pPr>
             <w:r>
               <w:rPr>
@@ -5617,7 +5620,7 @@
           <w:p>
             <w:pPr>
               <w:pStyle w:val="Compact"/>
-              <w:spacing w:before="0" w:after="0" w:line="259" w:lineRule="auto"/>
+              <w:spacing w:before="0" w:after="0"/>
             </w:pPr>
             <w:r>
               <w:rPr>
@@ -5651,7 +5654,7 @@
           <w:p>
             <w:pPr>
               <w:pStyle w:val="Compact"/>
-              <w:spacing w:before="0" w:after="0" w:line="259" w:lineRule="auto"/>
+              <w:spacing w:before="0" w:after="0"/>
             </w:pPr>
             <w:r>
               <w:rPr>
@@ -5683,7 +5686,7 @@
           <w:p>
             <w:pPr>
               <w:pStyle w:val="Compact"/>
-              <w:spacing w:before="0" w:after="0" w:line="259" w:lineRule="auto"/>
+              <w:spacing w:before="0" w:after="0"/>
             </w:pPr>
             <w:r>
               <w:rPr>
@@ -5717,7 +5720,7 @@
           <w:p>
             <w:pPr>
               <w:pStyle w:val="Compact"/>
-              <w:spacing w:before="0" w:after="0" w:line="259" w:lineRule="auto"/>
+              <w:spacing w:before="0" w:after="0"/>
             </w:pPr>
             <w:r>
               <w:rPr>
@@ -5749,7 +5752,7 @@
           <w:p>
             <w:pPr>
               <w:pStyle w:val="Compact"/>
-              <w:spacing w:before="0" w:after="0" w:line="259" w:lineRule="auto"/>
+              <w:spacing w:before="0" w:after="0"/>
             </w:pPr>
             <w:r>
               <w:rPr>
@@ -5811,7 +5814,7 @@
           <w:p>
             <w:pPr>
               <w:pStyle w:val="Compact"/>
-              <w:spacing w:before="0" w:after="0" w:line="259" w:lineRule="auto"/>
+              <w:spacing w:before="0" w:after="0"/>
             </w:pPr>
             <w:r>
               <w:rPr>
@@ -5843,7 +5846,7 @@
           <w:p>
             <w:pPr>
               <w:pStyle w:val="Compact"/>
-              <w:spacing w:before="0" w:after="0" w:line="259" w:lineRule="auto"/>
+              <w:spacing w:before="0" w:after="0"/>
             </w:pPr>
             <w:r>
               <w:rPr>
@@ -5877,7 +5880,7 @@
           <w:p>
             <w:pPr>
               <w:pStyle w:val="Compact"/>
-              <w:spacing w:before="0" w:after="0" w:line="259" w:lineRule="auto"/>
+              <w:spacing w:before="0" w:after="0"/>
             </w:pPr>
             <w:r>
               <w:rPr>
@@ -5909,7 +5912,7 @@
           <w:p>
             <w:pPr>
               <w:pStyle w:val="Compact"/>
-              <w:spacing w:before="0" w:after="0" w:line="259" w:lineRule="auto"/>
+              <w:spacing w:before="0" w:after="0"/>
             </w:pPr>
             <w:r>
               <w:rPr>
@@ -5943,7 +5946,7 @@
           <w:p>
             <w:pPr>
               <w:pStyle w:val="Compact"/>
-              <w:spacing w:before="0" w:after="0" w:line="259" w:lineRule="auto"/>
+              <w:spacing w:before="0" w:after="0"/>
             </w:pPr>
             <w:r>
               <w:rPr>
@@ -5975,7 +5978,7 @@
           <w:p>
             <w:pPr>
               <w:pStyle w:val="Compact"/>
-              <w:spacing w:before="0" w:after="0" w:line="259" w:lineRule="auto"/>
+              <w:spacing w:before="0" w:after="0"/>
             </w:pPr>
             <w:r>
               <w:rPr>
@@ -5998,14 +6001,69 @@
         <w:t xml:space="preserve">The private key is generated in the browser when an organization enrolls. It is encrypted with a passphrase the organization keeps. The server may store the ciphertext so a new clerk machine can download it. The server cannot decrypt it. Signing happens in the browser after the passphrase is entered.</w:t>
       </w:r>
     </w:p>
-    <w:bookmarkEnd w:id="20"/>
-    <w:bookmarkStart w:id="21" w:name="write-path"/>
+    <w:bookmarkEnd w:id="29"/>
+    <w:bookmarkStart w:id="33" w:name="write-path"/>
     <w:p>
       <w:pPr>
         <w:pStyle w:val="Heading2"/>
       </w:pPr>
       <w:r>
         <w:t xml:space="preserve">Write path</w:t>
+      </w:r>
+    </w:p>
+    <w:p>
+      <w:pPr>
+        <w:pStyle w:val="CaptionedFigure"/>
+      </w:pPr>
+      <w:r>
+        <w:drawing>
+          <wp:inline>
+            <wp:extent cx="5334000" cy="776908"/>
+            <wp:effectExtent b="0" l="0" r="0" t="0"/>
+            <wp:docPr descr="Session, event, signature, checks, store, and reply" title="" id="31" name="Picture"/>
+            <a:graphic>
+              <a:graphicData uri="http://schemas.openxmlformats.org/drawingml/2006/picture">
+                <pic:pic>
+                  <pic:nvPicPr>
+                    <pic:cNvPr descr="diagrams/write-path.png" id="32" name="Picture"/>
+                    <pic:cNvPicPr>
+                      <a:picLocks noChangeArrowheads="1" noChangeAspect="1"/>
+                    </pic:cNvPicPr>
+                  </pic:nvPicPr>
+                  <pic:blipFill>
+                    <a:blip r:embed="rId30"/>
+                    <a:stretch>
+                      <a:fillRect/>
+                    </a:stretch>
+                  </pic:blipFill>
+                  <pic:spPr bwMode="auto">
+                    <a:xfrm>
+                      <a:off x="0" y="0"/>
+                      <a:ext cx="5334000" cy="776908"/>
+                    </a:xfrm>
+                    <a:prstGeom prst="rect">
+                      <a:avLst/>
+                    </a:prstGeom>
+                    <a:noFill/>
+                    <a:ln w="9525">
+                      <a:noFill/>
+                      <a:headEnd/>
+                      <a:tailEnd/>
+                    </a:ln>
+                  </pic:spPr>
+                </pic:pic>
+              </a:graphicData>
+            </a:graphic>
+          </wp:inline>
+        </w:drawing>
+      </w:r>
+    </w:p>
+    <w:p>
+      <w:pPr>
+        <w:pStyle w:val="ImageCaption"/>
+      </w:pPr>
+      <w:r>
+        <w:t xml:space="preserve">Session, event, signature, checks, store, and reply</w:t>
       </w:r>
     </w:p>
     <w:p>
@@ -6145,8 +6203,8 @@
         <w:t xml:space="preserve">. The client reloads the head and asks the clerk to submit again.</w:t>
       </w:r>
     </w:p>
-    <w:bookmarkEnd w:id="21"/>
-    <w:bookmarkStart w:id="22" w:name="read-path"/>
+    <w:bookmarkEnd w:id="33"/>
+    <w:bookmarkStart w:id="34" w:name="read-path"/>
     <w:p>
       <w:pPr>
         <w:pStyle w:val="Heading2"/>
@@ -6190,7 +6248,7 @@
           <w:p>
             <w:pPr>
               <w:pStyle w:val="Compact"/>
-              <w:spacing w:before="0" w:after="0" w:line="259" w:lineRule="auto"/>
+              <w:spacing w:before="0" w:after="0"/>
             </w:pPr>
             <w:r>
               <w:rPr>
@@ -6222,7 +6280,7 @@
           <w:p>
             <w:pPr>
               <w:pStyle w:val="Compact"/>
-              <w:spacing w:before="0" w:after="0" w:line="259" w:lineRule="auto"/>
+              <w:spacing w:before="0" w:after="0"/>
             </w:pPr>
             <w:r>
               <w:rPr>
@@ -6254,7 +6312,7 @@
           <w:p>
             <w:pPr>
               <w:pStyle w:val="Compact"/>
-              <w:spacing w:before="0" w:after="0" w:line="259" w:lineRule="auto"/>
+              <w:spacing w:before="0" w:after="0"/>
             </w:pPr>
             <w:r>
               <w:rPr>
@@ -6288,7 +6346,7 @@
           <w:p>
             <w:pPr>
               <w:pStyle w:val="Compact"/>
-              <w:spacing w:before="0" w:after="0" w:line="259" w:lineRule="auto"/>
+              <w:spacing w:before="0" w:after="0"/>
             </w:pPr>
             <w:r>
               <w:rPr>
@@ -6321,7 +6379,7 @@
           <w:p>
             <w:pPr>
               <w:pStyle w:val="Compact"/>
-              <w:spacing w:before="0" w:after="0" w:line="259" w:lineRule="auto"/>
+              <w:spacing w:before="0" w:after="0"/>
             </w:pPr>
             <w:r>
               <w:rPr>
@@ -6353,7 +6411,7 @@
           <w:p>
             <w:pPr>
               <w:pStyle w:val="Compact"/>
-              <w:spacing w:before="0" w:after="0" w:line="259" w:lineRule="auto"/>
+              <w:spacing w:before="0" w:after="0"/>
             </w:pPr>
             <w:r>
               <w:rPr>
@@ -6387,7 +6445,7 @@
           <w:p>
             <w:pPr>
               <w:pStyle w:val="Compact"/>
-              <w:spacing w:before="0" w:after="0" w:line="259" w:lineRule="auto"/>
+              <w:spacing w:before="0" w:after="0"/>
             </w:pPr>
             <w:r>
               <w:rPr>
@@ -6420,7 +6478,7 @@
           <w:p>
             <w:pPr>
               <w:pStyle w:val="Compact"/>
-              <w:spacing w:before="0" w:after="0" w:line="259" w:lineRule="auto"/>
+              <w:spacing w:before="0" w:after="0"/>
             </w:pPr>
             <w:r>
               <w:rPr>
@@ -6452,7 +6510,7 @@
           <w:p>
             <w:pPr>
               <w:pStyle w:val="Compact"/>
-              <w:spacing w:before="0" w:after="0" w:line="259" w:lineRule="auto"/>
+              <w:spacing w:before="0" w:after="0"/>
             </w:pPr>
             <w:r>
               <w:rPr>
@@ -6486,7 +6544,7 @@
           <w:p>
             <w:pPr>
               <w:pStyle w:val="Compact"/>
-              <w:spacing w:before="0" w:after="0" w:line="259" w:lineRule="auto"/>
+              <w:spacing w:before="0" w:after="0"/>
             </w:pPr>
             <w:r>
               <w:rPr>
@@ -6519,7 +6577,7 @@
           <w:p>
             <w:pPr>
               <w:pStyle w:val="Compact"/>
-              <w:spacing w:before="0" w:after="0" w:line="259" w:lineRule="auto"/>
+              <w:spacing w:before="0" w:after="0"/>
             </w:pPr>
             <w:r>
               <w:rPr>
@@ -6551,7 +6609,7 @@
           <w:p>
             <w:pPr>
               <w:pStyle w:val="Compact"/>
-              <w:spacing w:before="0" w:after="0" w:line="259" w:lineRule="auto"/>
+              <w:spacing w:before="0" w:after="0"/>
             </w:pPr>
             <w:r>
               <w:rPr>
@@ -6585,7 +6643,7 @@
           <w:p>
             <w:pPr>
               <w:pStyle w:val="Compact"/>
-              <w:spacing w:before="0" w:after="0" w:line="259" w:lineRule="auto"/>
+              <w:spacing w:before="0" w:after="0"/>
             </w:pPr>
             <w:r>
               <w:rPr>
@@ -6618,7 +6676,7 @@
           <w:p>
             <w:pPr>
               <w:pStyle w:val="Compact"/>
-              <w:spacing w:before="0" w:after="0" w:line="259" w:lineRule="auto"/>
+              <w:spacing w:before="0" w:after="0"/>
             </w:pPr>
             <w:r>
               <w:rPr>
@@ -6650,7 +6708,7 @@
           <w:p>
             <w:pPr>
               <w:pStyle w:val="Compact"/>
-              <w:spacing w:before="0" w:after="0" w:line="259" w:lineRule="auto"/>
+              <w:spacing w:before="0" w:after="0"/>
             </w:pPr>
             <w:r>
               <w:rPr>
@@ -6688,8 +6746,8 @@
         <w:t xml:space="preserve">row: who, when, and which lot.</w:t>
       </w:r>
     </w:p>
-    <w:bookmarkEnd w:id="22"/>
-    <w:bookmarkStart w:id="23" w:name="database-rules"/>
+    <w:bookmarkEnd w:id="34"/>
+    <w:bookmarkStart w:id="35" w:name="database-rules"/>
     <w:p>
       <w:pPr>
         <w:pStyle w:val="Heading2"/>
@@ -6872,8 +6930,8 @@
         <w:t xml:space="preserve">is updated only by the transaction that inserted the event.</w:t>
       </w:r>
     </w:p>
-    <w:bookmarkEnd w:id="23"/>
-    <w:bookmarkStart w:id="24" w:name="authorization"/>
+    <w:bookmarkEnd w:id="35"/>
+    <w:bookmarkStart w:id="36" w:name="authorization"/>
     <w:p>
       <w:pPr>
         <w:pStyle w:val="Heading2"/>
@@ -6920,7 +6978,7 @@
           <w:p>
             <w:pPr>
               <w:pStyle w:val="Compact"/>
-              <w:spacing w:before="0" w:after="0" w:line="259" w:lineRule="auto"/>
+              <w:spacing w:before="0" w:after="0"/>
             </w:pPr>
             <w:r>
               <w:rPr>
@@ -6952,7 +7010,7 @@
           <w:p>
             <w:pPr>
               <w:pStyle w:val="Compact"/>
-              <w:spacing w:before="0" w:after="0" w:line="259" w:lineRule="auto"/>
+              <w:spacing w:before="0" w:after="0"/>
             </w:pPr>
             <w:r>
               <w:rPr>
@@ -6984,7 +7042,7 @@
           <w:p>
             <w:pPr>
               <w:pStyle w:val="Compact"/>
-              <w:spacing w:before="0" w:after="0" w:line="259" w:lineRule="auto"/>
+              <w:spacing w:before="0" w:after="0"/>
             </w:pPr>
             <w:r>
               <w:rPr>
@@ -7016,7 +7074,7 @@
           <w:p>
             <w:pPr>
               <w:pStyle w:val="Compact"/>
-              <w:spacing w:before="0" w:after="0" w:line="259" w:lineRule="auto"/>
+              <w:spacing w:before="0" w:after="0"/>
             </w:pPr>
             <w:r>
               <w:rPr>
@@ -7048,7 +7106,7 @@
           <w:p>
             <w:pPr>
               <w:pStyle w:val="Compact"/>
-              <w:spacing w:before="0" w:after="0" w:line="259" w:lineRule="auto"/>
+              <w:spacing w:before="0" w:after="0"/>
             </w:pPr>
             <w:r>
               <w:rPr>
@@ -7080,7 +7138,7 @@
           <w:p>
             <w:pPr>
               <w:pStyle w:val="Compact"/>
-              <w:spacing w:before="0" w:after="0" w:line="259" w:lineRule="auto"/>
+              <w:spacing w:before="0" w:after="0"/>
             </w:pPr>
             <w:r>
               <w:rPr>
@@ -7114,7 +7172,7 @@
           <w:p>
             <w:pPr>
               <w:pStyle w:val="Compact"/>
-              <w:spacing w:before="0" w:after="0" w:line="259" w:lineRule="auto"/>
+              <w:spacing w:before="0" w:after="0"/>
             </w:pPr>
             <w:r>
               <w:rPr>
@@ -7146,7 +7204,7 @@
           <w:p>
             <w:pPr>
               <w:pStyle w:val="Compact"/>
-              <w:spacing w:before="0" w:after="0" w:line="259" w:lineRule="auto"/>
+              <w:spacing w:before="0" w:after="0"/>
             </w:pPr>
             <w:r>
               <w:rPr>
@@ -7178,7 +7236,7 @@
           <w:p>
             <w:pPr>
               <w:pStyle w:val="Compact"/>
-              <w:spacing w:before="0" w:after="0" w:line="259" w:lineRule="auto"/>
+              <w:spacing w:before="0" w:after="0"/>
             </w:pPr>
             <w:r>
               <w:rPr>
@@ -7210,7 +7268,7 @@
           <w:p>
             <w:pPr>
               <w:pStyle w:val="Compact"/>
-              <w:spacing w:before="0" w:after="0" w:line="259" w:lineRule="auto"/>
+              <w:spacing w:before="0" w:after="0"/>
             </w:pPr>
             <w:r>
               <w:rPr>
@@ -7242,7 +7300,7 @@
           <w:p>
             <w:pPr>
               <w:pStyle w:val="Compact"/>
-              <w:spacing w:before="0" w:after="0" w:line="259" w:lineRule="auto"/>
+              <w:spacing w:before="0" w:after="0"/>
             </w:pPr>
             <w:r>
               <w:rPr>
@@ -7274,7 +7332,7 @@
           <w:p>
             <w:pPr>
               <w:pStyle w:val="Compact"/>
-              <w:spacing w:before="0" w:after="0" w:line="259" w:lineRule="auto"/>
+              <w:spacing w:before="0" w:after="0"/>
             </w:pPr>
             <w:r>
               <w:rPr>
@@ -7308,7 +7366,7 @@
           <w:p>
             <w:pPr>
               <w:pStyle w:val="Compact"/>
-              <w:spacing w:before="0" w:after="0" w:line="259" w:lineRule="auto"/>
+              <w:spacing w:before="0" w:after="0"/>
             </w:pPr>
             <w:r>
               <w:rPr>
@@ -7340,7 +7398,7 @@
           <w:p>
             <w:pPr>
               <w:pStyle w:val="Compact"/>
-              <w:spacing w:before="0" w:after="0" w:line="259" w:lineRule="auto"/>
+              <w:spacing w:before="0" w:after="0"/>
             </w:pPr>
             <w:r>
               <w:rPr>
@@ -7372,7 +7430,7 @@
           <w:p>
             <w:pPr>
               <w:pStyle w:val="Compact"/>
-              <w:spacing w:before="0" w:after="0" w:line="259" w:lineRule="auto"/>
+              <w:spacing w:before="0" w:after="0"/>
             </w:pPr>
             <w:r>
               <w:rPr>
@@ -7404,7 +7462,7 @@
           <w:p>
             <w:pPr>
               <w:pStyle w:val="Compact"/>
-              <w:spacing w:before="0" w:after="0" w:line="259" w:lineRule="auto"/>
+              <w:spacing w:before="0" w:after="0"/>
             </w:pPr>
             <w:r>
               <w:rPr>
@@ -7436,7 +7494,7 @@
           <w:p>
             <w:pPr>
               <w:pStyle w:val="Compact"/>
-              <w:spacing w:before="0" w:after="0" w:line="259" w:lineRule="auto"/>
+              <w:spacing w:before="0" w:after="0"/>
             </w:pPr>
             <w:r>
               <w:rPr>
@@ -7468,7 +7526,7 @@
           <w:p>
             <w:pPr>
               <w:pStyle w:val="Compact"/>
-              <w:spacing w:before="0" w:after="0" w:line="259" w:lineRule="auto"/>
+              <w:spacing w:before="0" w:after="0"/>
             </w:pPr>
             <w:r>
               <w:rPr>
@@ -7502,7 +7560,7 @@
           <w:p>
             <w:pPr>
               <w:pStyle w:val="Compact"/>
-              <w:spacing w:before="0" w:after="0" w:line="259" w:lineRule="auto"/>
+              <w:spacing w:before="0" w:after="0"/>
             </w:pPr>
             <w:r>
               <w:rPr>
@@ -7534,7 +7592,7 @@
           <w:p>
             <w:pPr>
               <w:pStyle w:val="Compact"/>
-              <w:spacing w:before="0" w:after="0" w:line="259" w:lineRule="auto"/>
+              <w:spacing w:before="0" w:after="0"/>
             </w:pPr>
             <w:r>
               <w:rPr>
@@ -7566,7 +7624,7 @@
           <w:p>
             <w:pPr>
               <w:pStyle w:val="Compact"/>
-              <w:spacing w:before="0" w:after="0" w:line="259" w:lineRule="auto"/>
+              <w:spacing w:before="0" w:after="0"/>
             </w:pPr>
             <w:r>
               <w:rPr>
@@ -7598,7 +7656,7 @@
           <w:p>
             <w:pPr>
               <w:pStyle w:val="Compact"/>
-              <w:spacing w:before="0" w:after="0" w:line="259" w:lineRule="auto"/>
+              <w:spacing w:before="0" w:after="0"/>
             </w:pPr>
             <w:r>
               <w:rPr>
@@ -7630,7 +7688,7 @@
           <w:p>
             <w:pPr>
               <w:pStyle w:val="Compact"/>
-              <w:spacing w:before="0" w:after="0" w:line="259" w:lineRule="auto"/>
+              <w:spacing w:before="0" w:after="0"/>
             </w:pPr>
             <w:r>
               <w:rPr>
@@ -7662,7 +7720,7 @@
           <w:p>
             <w:pPr>
               <w:pStyle w:val="Compact"/>
-              <w:spacing w:before="0" w:after="0" w:line="259" w:lineRule="auto"/>
+              <w:spacing w:before="0" w:after="0"/>
             </w:pPr>
             <w:r>
               <w:rPr>
@@ -7696,7 +7754,7 @@
           <w:p>
             <w:pPr>
               <w:pStyle w:val="Compact"/>
-              <w:spacing w:before="0" w:after="0" w:line="259" w:lineRule="auto"/>
+              <w:spacing w:before="0" w:after="0"/>
             </w:pPr>
             <w:r>
               <w:rPr>
@@ -7728,7 +7786,7 @@
           <w:p>
             <w:pPr>
               <w:pStyle w:val="Compact"/>
-              <w:spacing w:before="0" w:after="0" w:line="259" w:lineRule="auto"/>
+              <w:spacing w:before="0" w:after="0"/>
             </w:pPr>
             <w:r>
               <w:rPr>
@@ -7760,7 +7818,7 @@
           <w:p>
             <w:pPr>
               <w:pStyle w:val="Compact"/>
-              <w:spacing w:before="0" w:after="0" w:line="259" w:lineRule="auto"/>
+              <w:spacing w:before="0" w:after="0"/>
             </w:pPr>
             <w:r>
               <w:rPr>
@@ -7792,7 +7850,7 @@
           <w:p>
             <w:pPr>
               <w:pStyle w:val="Compact"/>
-              <w:spacing w:before="0" w:after="0" w:line="259" w:lineRule="auto"/>
+              <w:spacing w:before="0" w:after="0"/>
             </w:pPr>
             <w:r>
               <w:rPr>
@@ -7824,7 +7882,7 @@
           <w:p>
             <w:pPr>
               <w:pStyle w:val="Compact"/>
-              <w:spacing w:before="0" w:after="0" w:line="259" w:lineRule="auto"/>
+              <w:spacing w:before="0" w:after="0"/>
             </w:pPr>
             <w:r>
               <w:rPr>
@@ -7856,7 +7914,7 @@
           <w:p>
             <w:pPr>
               <w:pStyle w:val="Compact"/>
-              <w:spacing w:before="0" w:after="0" w:line="259" w:lineRule="auto"/>
+              <w:spacing w:before="0" w:after="0"/>
             </w:pPr>
             <w:r>
               <w:rPr>
@@ -7890,7 +7948,7 @@
           <w:p>
             <w:pPr>
               <w:pStyle w:val="Compact"/>
-              <w:spacing w:before="0" w:after="0" w:line="259" w:lineRule="auto"/>
+              <w:spacing w:before="0" w:after="0"/>
             </w:pPr>
             <w:r>
               <w:rPr>
@@ -7922,7 +7980,7 @@
           <w:p>
             <w:pPr>
               <w:pStyle w:val="Compact"/>
-              <w:spacing w:before="0" w:after="0" w:line="259" w:lineRule="auto"/>
+              <w:spacing w:before="0" w:after="0"/>
             </w:pPr>
             <w:r>
               <w:rPr>
@@ -7954,7 +8012,7 @@
           <w:p>
             <w:pPr>
               <w:pStyle w:val="Compact"/>
-              <w:spacing w:before="0" w:after="0" w:line="259" w:lineRule="auto"/>
+              <w:spacing w:before="0" w:after="0"/>
             </w:pPr>
             <w:r>
               <w:rPr>
@@ -7986,7 +8044,7 @@
           <w:p>
             <w:pPr>
               <w:pStyle w:val="Compact"/>
-              <w:spacing w:before="0" w:after="0" w:line="259" w:lineRule="auto"/>
+              <w:spacing w:before="0" w:after="0"/>
             </w:pPr>
             <w:r>
               <w:rPr>
@@ -8018,7 +8076,7 @@
           <w:p>
             <w:pPr>
               <w:pStyle w:val="Compact"/>
-              <w:spacing w:before="0" w:after="0" w:line="259" w:lineRule="auto"/>
+              <w:spacing w:before="0" w:after="0"/>
             </w:pPr>
             <w:r>
               <w:rPr>
@@ -8050,7 +8108,7 @@
           <w:p>
             <w:pPr>
               <w:pStyle w:val="Compact"/>
-              <w:spacing w:before="0" w:after="0" w:line="259" w:lineRule="auto"/>
+              <w:spacing w:before="0" w:after="0"/>
             </w:pPr>
             <w:r>
               <w:rPr>
@@ -8073,9 +8131,135 @@
         <w:t xml:space="preserve">A clerk can sign only with the key of their own organization, and only for a lot that organization currently holds. Harvest is the exception: it creates the lot.</w:t>
       </w:r>
     </w:p>
-    <w:bookmarkEnd w:id="24"/>
-    <w:bookmarkEnd w:id="25"/>
-    <w:bookmarkStart w:id="32" w:name="mvp-roadmap"/>
+    <w:p>
+      <w:pPr>
+        <w:pStyle w:val="BodyText"/>
+      </w:pPr>
+      <w:r>
+        <w:t xml:space="preserve">That table is the cashew seed, not the authorization model. A profile grants capabilities (</w:t>
+      </w:r>
+      <w:r>
+        <w:rPr>
+          <w:rStyle w:val="VerbatimChar"/>
+        </w:rPr>
+        <w:t xml:space="preserve">write:harvest</w:t>
+      </w:r>
+      <w:r>
+        <w:t xml:space="preserve">,</w:t>
+      </w:r>
+      <w:r>
+        <w:t xml:space="preserve"> </w:t>
+      </w:r>
+      <w:r>
+        <w:rPr>
+          <w:rStyle w:val="VerbatimChar"/>
+        </w:rPr>
+        <w:t xml:space="preserve">write:process</w:t>
+      </w:r>
+      <w:r>
+        <w:t xml:space="preserve">,</w:t>
+      </w:r>
+      <w:r>
+        <w:t xml:space="preserve"> </w:t>
+      </w:r>
+      <w:r>
+        <w:rPr>
+          <w:rStyle w:val="VerbatimChar"/>
+        </w:rPr>
+        <w:t xml:space="preserve">read:grams</w:t>
+      </w:r>
+      <w:r>
+        <w:t xml:space="preserve">,</w:t>
+      </w:r>
+      <w:r>
+        <w:t xml:space="preserve"> </w:t>
+      </w:r>
+      <w:r>
+        <w:rPr>
+          <w:rStyle w:val="VerbatimChar"/>
+        </w:rPr>
+        <w:t xml:space="preserve">open:audit</w:t>
+      </w:r>
+      <w:r>
+        <w:t xml:space="preserve">) to an organization kind. The API checks the capability. A lab or a port agent is a new grant, not a new column.</w:t>
+      </w:r>
+    </w:p>
+    <w:bookmarkEnd w:id="36"/>
+    <w:bookmarkEnd w:id="37"/>
+    <w:bookmarkStart w:id="41" w:name="kernel-and-configuration"/>
+    <w:p>
+      <w:pPr>
+        <w:pStyle w:val="Heading1"/>
+      </w:pPr>
+      <w:r>
+        <w:t xml:space="preserve">Kernel and configuration</w:t>
+      </w:r>
+    </w:p>
+    <w:p>
+      <w:pPr>
+        <w:pStyle w:val="FirstParagraph"/>
+      </w:pPr>
+      <w:r>
+        <w:t xml:space="preserve">Lots, events, and claims stay generic. Cashew settings live in seed data: profile, corridor, bands, merge policy, claim fields, enabled checks, and capability grants. The harvest handler does not contain a commodity name or an origin country. A later concern adds a module and rows, as set out in the modularity QA.</w:t>
+      </w:r>
+    </w:p>
+    <w:p>
+      <w:pPr>
+        <w:pStyle w:val="CaptionedFigure"/>
+      </w:pPr>
+      <w:r>
+        <w:drawing>
+          <wp:inline>
+            <wp:extent cx="5334000" cy="3615266"/>
+            <wp:effectExtent b="0" l="0" r="0" t="0"/>
+            <wp:docPr descr="Kernel, and the modules that are on for cashew or left for later" title="" id="39" name="Picture"/>
+            <a:graphic>
+              <a:graphicData uri="http://schemas.openxmlformats.org/drawingml/2006/picture">
+                <pic:pic>
+                  <pic:nvPicPr>
+                    <pic:cNvPr descr="diagrams/modules.png" id="40" name="Picture"/>
+                    <pic:cNvPicPr>
+                      <a:picLocks noChangeArrowheads="1" noChangeAspect="1"/>
+                    </pic:cNvPicPr>
+                  </pic:nvPicPr>
+                  <pic:blipFill>
+                    <a:blip r:embed="rId38"/>
+                    <a:stretch>
+                      <a:fillRect/>
+                    </a:stretch>
+                  </pic:blipFill>
+                  <pic:spPr bwMode="auto">
+                    <a:xfrm>
+                      <a:off x="0" y="0"/>
+                      <a:ext cx="5334000" cy="3615266"/>
+                    </a:xfrm>
+                    <a:prstGeom prst="rect">
+                      <a:avLst/>
+                    </a:prstGeom>
+                    <a:noFill/>
+                    <a:ln w="9525">
+                      <a:noFill/>
+                      <a:headEnd/>
+                      <a:tailEnd/>
+                    </a:ln>
+                  </pic:spPr>
+                </pic:pic>
+              </a:graphicData>
+            </a:graphic>
+          </wp:inline>
+        </w:drawing>
+      </w:r>
+    </w:p>
+    <w:p>
+      <w:pPr>
+        <w:pStyle w:val="ImageCaption"/>
+      </w:pPr>
+      <w:r>
+        <w:t xml:space="preserve">Kernel, and the modules that are on for cashew or left for later</w:t>
+      </w:r>
+    </w:p>
+    <w:bookmarkEnd w:id="41"/>
+    <w:bookmarkStart w:id="48" w:name="mvp-roadmap"/>
     <w:p>
       <w:pPr>
         <w:pStyle w:val="Heading1"/>
@@ -8093,7 +8277,7 @@
         <w:t xml:space="preserve">Phases are sequential. A phase is done when its exit checks pass, not when the screens exist. Dates wait until a pilot coop and a plant are named.</w:t>
       </w:r>
     </w:p>
-    <w:bookmarkStart w:id="26" w:name="phase-1-parcel-and-harvest"/>
+    <w:bookmarkStart w:id="42" w:name="phase-1-parcel-and-harvest"/>
     <w:p>
       <w:pPr>
         <w:pStyle w:val="Heading2"/>
@@ -8187,8 +8371,20 @@
         <w:t xml:space="preserve">The grower has no user account.</w:t>
       </w:r>
     </w:p>
-    <w:bookmarkEnd w:id="26"/>
-    <w:bookmarkStart w:id="27" w:name="phase-2-named-merges"/>
+    <w:p>
+      <w:pPr>
+        <w:pStyle w:val="Compact"/>
+        <w:numPr>
+          <w:ilvl w:val="0"/>
+          <w:numId w:val="1004"/>
+        </w:numPr>
+      </w:pPr>
+      <w:r>
+        <w:t xml:space="preserve">The harvest path reads the cashew profile from configuration. It does not hard-code the commodity or the origin country.</w:t>
+      </w:r>
+    </w:p>
+    <w:bookmarkEnd w:id="42"/>
+    <w:bookmarkStart w:id="43" w:name="phase-2-named-merges"/>
     <w:p>
       <w:pPr>
         <w:pStyle w:val="Heading2"/>
@@ -8273,11 +8469,23 @@
         </w:numPr>
       </w:pPr>
       <w:r>
-        <w:t xml:space="preserve">The output lot’s biological origin is Côte d’Ivoire, copied from the inputs. Mixed-origin merges are rejected in the MVP.</w:t>
-      </w:r>
-    </w:p>
-    <w:bookmarkEnd w:id="27"/>
-    <w:bookmarkStart w:id="28" w:name="phase-3-load-and-process"/>
+        <w:t xml:space="preserve">The output lot’s biological origin is copied from the inputs.</w:t>
+      </w:r>
+    </w:p>
+    <w:p>
+      <w:pPr>
+        <w:pStyle w:val="Compact"/>
+        <w:numPr>
+          <w:ilvl w:val="0"/>
+          <w:numId w:val="1005"/>
+        </w:numPr>
+      </w:pPr>
+      <w:r>
+        <w:t xml:space="preserve">The cashew profile rejects a mixed-origin merge. The test fixture uses Côte d’Ivoire. The merge code does not.</w:t>
+      </w:r>
+    </w:p>
+    <w:bookmarkEnd w:id="43"/>
+    <w:bookmarkStart w:id="44" w:name="phase-3-load-and-process"/>
     <w:p>
       <w:pPr>
         <w:pStyle w:val="Heading2"/>
@@ -8311,7 +8519,7 @@
         </w:numPr>
       </w:pPr>
       <w:r>
-        <w:t xml:space="preserve">The process country is stored and is different from biological origin when the plant is abroad.</w:t>
+        <w:t xml:space="preserve">The process country is stored beside biological origin. The pilot plant is abroad. A profile may process at home.</w:t>
       </w:r>
     </w:p>
     <w:p>
@@ -8338,8 +8546,8 @@
         <w:t xml:space="preserve">The plant cannot process a lot it does not hold.</w:t>
       </w:r>
     </w:p>
-    <w:bookmarkEnd w:id="28"/>
-    <w:bookmarkStart w:id="29" w:name="phase-4-claim"/>
+    <w:bookmarkEnd w:id="44"/>
+    <w:bookmarkStart w:id="45" w:name="phase-4-claim"/>
     <w:p>
       <w:pPr>
         <w:pStyle w:val="Heading2"/>
@@ -8400,8 +8608,8 @@
         <w:t xml:space="preserve">A relabel with a later expiry leaves the packing expiry on the claim and opens an alert.</w:t>
       </w:r>
     </w:p>
-    <w:bookmarkEnd w:id="29"/>
-    <w:bookmarkStart w:id="30" w:name="phase-5-authority-and-audit"/>
+    <w:bookmarkEnd w:id="45"/>
+    <w:bookmarkStart w:id="46" w:name="phase-5-authority-and-audit"/>
     <w:p>
       <w:pPr>
         <w:pStyle w:val="Heading2"/>
@@ -8462,8 +8670,8 @@
         <w:t xml:space="preserve">A buyer sees the claim, the last inspection result, and the band.</w:t>
       </w:r>
     </w:p>
-    <w:bookmarkEnd w:id="30"/>
-    <w:bookmarkStart w:id="31" w:name="after-the-mvp"/>
+    <w:bookmarkEnd w:id="46"/>
+    <w:bookmarkStart w:id="47" w:name="after-the-mvp"/>
     <w:p>
       <w:pPr>
         <w:pStyle w:val="Heading2"/>
@@ -8576,9 +8784,9 @@
         <w:t xml:space="preserve">A permissioned ledger for the hash chain, if a second operator refuses this database. The event JSON stays the same so the log can move.</w:t>
       </w:r>
     </w:p>
-    <w:bookmarkEnd w:id="31"/>
-    <w:bookmarkEnd w:id="32"/>
-    <w:bookmarkStart w:id="33" w:name="out-of-scope"/>
+    <w:bookmarkEnd w:id="47"/>
+    <w:bookmarkEnd w:id="48"/>
+    <w:bookmarkStart w:id="49" w:name="out-of-scope"/>
     <w:p>
       <w:pPr>
         <w:pStyle w:val="Heading1"/>
@@ -8671,8 +8879,8 @@
         <w:t xml:space="preserve">Multi-region deployment and a mobile app.</w:t>
       </w:r>
     </w:p>
-    <w:bookmarkEnd w:id="33"/>
-    <w:bookmarkStart w:id="34" w:name="how-this-stays-honest"/>
+    <w:bookmarkEnd w:id="49"/>
+    <w:bookmarkStart w:id="50" w:name="how-this-stays-honest"/>
     <w:p>
       <w:pPr>
         <w:pStyle w:val="Heading1"/>
@@ -8689,12 +8897,12 @@
         <w:t xml:space="preserve">The operator can refuse to publish, and can go offline. The operator cannot silently rewrite a history that other parties have already verified, because those parties hold the signatures and the hashes. That is the custody property this MVP owes. It is not a claim that a cartel is inside the database. When an alert fires, the trail leaves this system and goes to people who investigate companies and accounts.</w:t>
       </w:r>
     </w:p>
-    <w:bookmarkEnd w:id="34"/>
+    <w:bookmarkEnd w:id="50"/>
     <w:sectPr>
       <w:headerReference w:type="default" r:id="rId9"/>
       <w:footerReference w:type="default" r:id="rId10"/>
-      <w:headerReference w:type="first" r:id="rId11"/>
-      <w:footerReference w:type="first" r:id="rId12"/>
+      <w:headerReference w:type="first" r:id="rId12"/>
+      <w:footerReference w:type="first" r:id="rId13"/>
       <w:footnotePr>
         <w:numRestart w:val="eachSect"/>
       </w:footnotePr>

--- a/docs/agriChain Solution Blueprint.docx
+++ b/docs/agriChain Solution Blueprint.docx
@@ -325,7 +325,7 @@
           <w:color w:val="52636B"/>
           <w:sz w:val="22"/>
         </w:rPr>
-        <w:t>Write path</w:t>
+        <w:t>Transparency log</w:t>
       </w:r>
     </w:p>
     <w:p>
@@ -339,7 +339,7 @@
           <w:color w:val="52636B"/>
           <w:sz w:val="22"/>
         </w:rPr>
-        <w:t>Read path</w:t>
+        <w:t>Write path</w:t>
       </w:r>
     </w:p>
     <w:p>
@@ -353,7 +353,7 @@
           <w:color w:val="52636B"/>
           <w:sz w:val="22"/>
         </w:rPr>
-        <w:t>Database rules</w:t>
+        <w:t>Read path</w:t>
       </w:r>
     </w:p>
     <w:p>
@@ -367,6 +367,20 @@
           <w:color w:val="52636B"/>
           <w:sz w:val="22"/>
         </w:rPr>
+        <w:t>Database rules</w:t>
+      </w:r>
+    </w:p>
+    <w:p>
+      <w:pPr>
+        <w:spacing w:after="20"/>
+      </w:pPr>
+      <w:r>
+        <w:rPr>
+          <w:rFonts w:ascii="Calibri" w:hAnsi="Calibri"/>
+          <w:b w:val="0"/>
+          <w:color w:val="52636B"/>
+          <w:sz w:val="22"/>
+        </w:rPr>
         <w:t>Authorization</w:t>
       </w:r>
     </w:p>
@@ -466,6 +480,20 @@
           <w:sz w:val="22"/>
         </w:rPr>
         <w:t>Phase 5 — Authority and audit</w:t>
+      </w:r>
+    </w:p>
+    <w:p>
+      <w:pPr>
+        <w:spacing w:after="20"/>
+      </w:pPr>
+      <w:r>
+        <w:rPr>
+          <w:rFonts w:ascii="Calibri" w:hAnsi="Calibri"/>
+          <w:b w:val="0"/>
+          <w:color w:val="52636B"/>
+          <w:sz w:val="22"/>
+        </w:rPr>
+        <w:t>Phase 6 — Proofs</w:t>
       </w:r>
     </w:p>
     <w:p>
@@ -565,7 +593,7 @@
         <w:t xml:space="preserve">The MVP is one cashew corridor with a small set of organizations who accept a single operator’s database, provided every handoff is signed and hash-chained. A shared ledger is a later move, made when a second operator will not accept that database.</w:t>
       </w:r>
     </w:p>
-    <w:bookmarkStart w:id="11" w:name="decisions-locked-for-the-mvp"/>
+    <w:bookmarkStart w:id="12" w:name="decisions-locked-for-the-mvp"/>
     <w:p>
       <w:pPr>
         <w:pStyle w:val="Heading1"/>
@@ -808,7 +836,21 @@
               <w:pStyle w:val="Compact"/>
             </w:pPr>
             <w:r>
-              <w:t xml:space="preserve">An append-only event log. No token, no public chain, no permissioned chain in the MVP.</w:t>
+              <w:t xml:space="preserve">An append-only event log with a transparency log over it: signed tree heads, counter-signed by each organization, with inclusion and consistency proofs. No token, no public chain, no consensus network. The reasoning is in</w:t>
+            </w:r>
+            <w:r>
+              <w:t xml:space="preserve"> </w:t>
+            </w:r>
+            <w:hyperlink r:id="rId11">
+              <w:r>
+                <w:rPr>
+                  <w:rStyle w:val="Hyperlink"/>
+                </w:rPr>
+                <w:t xml:space="preserve">ledger.md</w:t>
+              </w:r>
+            </w:hyperlink>
+            <w:r>
+              <w:t xml:space="preserve">.</w:t>
             </w:r>
           </w:p>
         </w:tc>
@@ -822,8 +864,8 @@
         <w:t xml:space="preserve">Offline capture at the farm gate is not in the MVP. Add it only if the pilot coop cannot record the harvest at a connected buying point.</w:t>
       </w:r>
     </w:p>
-    <w:bookmarkEnd w:id="11"/>
-    <w:bookmarkStart w:id="21" w:name="solution-blueprint"/>
+    <w:bookmarkEnd w:id="12"/>
+    <w:bookmarkStart w:id="22" w:name="solution-blueprint"/>
     <w:p>
       <w:pPr>
         <w:pStyle w:val="Heading1"/>
@@ -840,7 +882,7 @@
         <w:t xml:space="preserve">agriChain keeps a lot of cashew honest from a parcel in Côte d’Ivoire to a European buyer. It answers three questions: what this is, where it grew, and which country kept the value of each step.</w:t>
       </w:r>
     </w:p>
-    <w:bookmarkStart w:id="12" w:name="people-in-the-pilot"/>
+    <w:bookmarkStart w:id="13" w:name="people-in-the-pilot"/>
     <w:p>
       <w:pPr>
         <w:pStyle w:val="Heading2"/>
@@ -1153,8 +1195,8 @@
         <w:t xml:space="preserve">A broker is an organization that can enroll and sign events it witnessed. The MVP does not need one on the first path. The data model still has a place for that organization, because the middle of the chain is where the record has to exist.</w:t>
       </w:r>
     </w:p>
-    <w:bookmarkEnd w:id="12"/>
-    <w:bookmarkStart w:id="19" w:name="path-of-a-lot"/>
+    <w:bookmarkEnd w:id="13"/>
+    <w:bookmarkStart w:id="20" w:name="path-of-a-lot"/>
     <w:p>
       <w:pPr>
         <w:pStyle w:val="Heading2"/>
@@ -1210,18 +1252,18 @@
           <wp:inline>
             <wp:extent cx="5333969" cy="5941448"/>
             <wp:effectExtent b="0" l="0" r="0" t="0"/>
-            <wp:docPr descr="Parcel, harvest, merge, transfer, load, accept, process, pack, and claim, with the person who signs each step" title="" id="14" name="Picture"/>
+            <wp:docPr descr="Parcel, harvest, merge, transfer, load, accept, process, pack, and claim, with the person who signs each step" title="" id="15" name="Picture"/>
             <a:graphic>
               <a:graphicData uri="http://schemas.openxmlformats.org/drawingml/2006/picture">
                 <pic:pic>
                   <pic:nvPicPr>
-                    <pic:cNvPr descr="diagrams/lot-flow.png" id="15" name="Picture"/>
+                    <pic:cNvPr descr="diagrams/lot-flow.png" id="16" name="Picture"/>
                     <pic:cNvPicPr>
                       <a:picLocks noChangeArrowheads="1" noChangeAspect="1"/>
                     </pic:cNvPicPr>
                   </pic:nvPicPr>
                   <pic:blipFill>
-                    <a:blip r:embed="rId13"/>
+                    <a:blip r:embed="rId14"/>
                     <a:stretch>
                       <a:fillRect/>
                     </a:stretch>
@@ -1273,18 +1315,18 @@
           <wp:inline>
             <wp:extent cx="5333969" cy="1576998"/>
             <wp:effectExtent b="0" l="0" r="0" t="0"/>
-            <wp:docPr descr="The same lot, read by the public, the buyer, the holders, the origin authority, and an auditor" title="" id="17" name="Picture"/>
+            <wp:docPr descr="The same lot, read by the public, the buyer, the holders, the origin authority, and an auditor" title="" id="18" name="Picture"/>
             <a:graphic>
               <a:graphicData uri="http://schemas.openxmlformats.org/drawingml/2006/picture">
                 <pic:pic>
                   <pic:nvPicPr>
-                    <pic:cNvPr descr="diagrams/views.png" id="18" name="Picture"/>
+                    <pic:cNvPr descr="diagrams/views.png" id="19" name="Picture"/>
                     <pic:cNvPicPr>
                       <a:picLocks noChangeArrowheads="1" noChangeAspect="1"/>
                     </pic:cNvPicPr>
                   </pic:nvPicPr>
                   <pic:blipFill>
-                    <a:blip r:embed="rId16"/>
+                    <a:blip r:embed="rId17"/>
                     <a:stretch>
                       <a:fillRect/>
                     </a:stretch>
@@ -1319,8 +1361,8 @@
         <w:t xml:space="preserve">The same lot, read by the public, the buyer, the holders, the origin authority, and an auditor</w:t>
       </w:r>
     </w:p>
-    <w:bookmarkEnd w:id="19"/>
-    <w:bookmarkStart w:id="20" w:name="what-the-pilot-has-to-prove"/>
+    <w:bookmarkEnd w:id="20"/>
+    <w:bookmarkStart w:id="21" w:name="what-the-pilot-has-to-prove"/>
     <w:p>
       <w:pPr>
         <w:pStyle w:val="Heading2"/>
@@ -1433,9 +1475,9 @@
         <w:t xml:space="preserve">Settlement, payments, and an investigation graph are not part of this proof.</w:t>
       </w:r>
     </w:p>
-    <w:bookmarkEnd w:id="20"/>
     <w:bookmarkEnd w:id="21"/>
-    <w:bookmarkStart w:id="28" w:name="domain-model"/>
+    <w:bookmarkEnd w:id="22"/>
+    <w:bookmarkStart w:id="29" w:name="domain-model"/>
     <w:p>
       <w:pPr>
         <w:pStyle w:val="Heading1"/>
@@ -1452,7 +1494,7 @@
         <w:t xml:space="preserve">Quantities are integers in grams. There are no floating-point weights.</w:t>
       </w:r>
     </w:p>
-    <w:bookmarkStart w:id="22" w:name="records"/>
+    <w:bookmarkStart w:id="23" w:name="records"/>
     <w:p>
       <w:pPr>
         <w:pStyle w:val="Heading2"/>
@@ -1891,8 +1933,8 @@
         <w:t xml:space="preserve">is set when the lot is created and never changes. A band, a tolerance, or a claim field can be edited in configuration later, so without this a published claim would silently change meaning. The claim is always recomputed against the version the lot carries.</w:t>
       </w:r>
     </w:p>
-    <w:bookmarkEnd w:id="22"/>
-    <w:bookmarkStart w:id="23" w:name="event-types-in-the-mvp"/>
+    <w:bookmarkEnd w:id="23"/>
+    <w:bookmarkStart w:id="24" w:name="event-types-in-the-mvp"/>
     <w:p>
       <w:pPr>
         <w:pStyle w:val="Heading2"/>
@@ -2486,8 +2528,8 @@
         <w:t xml:space="preserve">to a lab is a row, not a schema change.</w:t>
       </w:r>
     </w:p>
-    <w:bookmarkEnd w:id="23"/>
-    <w:bookmarkStart w:id="24" w:name="canonical-event"/>
+    <w:bookmarkEnd w:id="24"/>
+    <w:bookmarkStart w:id="25" w:name="canonical-event"/>
     <w:p>
       <w:pPr>
         <w:pStyle w:val="Heading2"/>
@@ -3152,8 +3194,8 @@
         <w:t xml:space="preserve">on the input points forward, and the hash in the merge payload points back.</w:t>
       </w:r>
     </w:p>
-    <w:bookmarkEnd w:id="24"/>
-    <w:bookmarkStart w:id="25" w:name="claims-and-bands"/>
+    <w:bookmarkEnd w:id="25"/>
+    <w:bookmarkStart w:id="26" w:name="claims-and-bands"/>
     <w:p>
       <w:pPr>
         <w:pStyle w:val="Heading2"/>
@@ -3439,8 +3481,8 @@
         <w:t xml:space="preserve">The buyer and the public page receive the band. The coop, the plant, and an opened audit receive grams.</w:t>
       </w:r>
     </w:p>
-    <w:bookmarkEnd w:id="25"/>
-    <w:bookmarkStart w:id="26" w:name="rejected-writes-and-opened-alerts"/>
+    <w:bookmarkEnd w:id="26"/>
+    <w:bookmarkStart w:id="27" w:name="rejected-writes-and-opened-alerts"/>
     <w:p>
       <w:pPr>
         <w:pStyle w:val="Heading2"/>
@@ -3889,8 +3931,8 @@
         <w:t xml:space="preserve">The tolerance is a profile value in grams or basis points, not a constant in the handler. Cashew drying loses weight between the farm gate and the intake scale, and a corridor that weighs wet nuts needs a different number than one that weighs dry.</w:t>
       </w:r>
     </w:p>
-    <w:bookmarkEnd w:id="26"/>
-    <w:bookmarkStart w:id="27" w:name="alerts-survive-a-merge"/>
+    <w:bookmarkEnd w:id="27"/>
+    <w:bookmarkStart w:id="28" w:name="alerts-survive-a-merge"/>
     <w:p>
       <w:pPr>
         <w:pStyle w:val="Heading2"/>
@@ -3988,9 +4030,9 @@
         <w:t xml:space="preserve">Closing the source alert does not rewrite the inherited row. It records the resolution beside it.</w:t>
       </w:r>
     </w:p>
-    <w:bookmarkEnd w:id="27"/>
     <w:bookmarkEnd w:id="28"/>
-    <w:bookmarkStart w:id="41" w:name="technical-architecture"/>
+    <w:bookmarkEnd w:id="29"/>
+    <w:bookmarkStart w:id="46" w:name="technical-architecture"/>
     <w:p>
       <w:pPr>
         <w:pStyle w:val="Heading1"/>
@@ -4017,18 +4059,18 @@
           <wp:inline>
             <wp:extent cx="5333969" cy="2518818"/>
             <wp:effectExtent b="0" l="0" r="0" t="0"/>
-            <wp:docPr descr="Browser, API, kernel tables, and configuration" title="" id="30" name="Picture"/>
+            <wp:docPr descr="Browser, API, kernel tables, and configuration" title="" id="31" name="Picture"/>
             <a:graphic>
               <a:graphicData uri="http://schemas.openxmlformats.org/drawingml/2006/picture">
                 <pic:pic>
                   <pic:nvPicPr>
-                    <pic:cNvPr descr="diagrams/architecture.png" id="31" name="Picture"/>
+                    <pic:cNvPr descr="diagrams/architecture.png" id="32" name="Picture"/>
                     <pic:cNvPicPr>
                       <a:picLocks noChangeArrowheads="1" noChangeAspect="1"/>
                     </pic:cNvPicPr>
                   </pic:nvPicPr>
                   <pic:blipFill>
-                    <a:blip r:embed="rId29"/>
+                    <a:blip r:embed="rId30"/>
                     <a:stretch>
                       <a:fillRect/>
                     </a:stretch>
@@ -4071,7 +4113,7 @@
         <w:t xml:space="preserve">There is no worker, cache, or object store in the MVP. Document files stay with the party who holds them. The event stores the SHA-256 of the file.</w:t>
       </w:r>
     </w:p>
-    <w:bookmarkStart w:id="32" w:name="stack"/>
+    <w:bookmarkStart w:id="33" w:name="stack"/>
     <w:p>
       <w:pPr>
         <w:pStyle w:val="Heading2"/>
@@ -4390,6 +4432,30 @@
               <w:pStyle w:val="Compact"/>
             </w:pPr>
             <w:r>
+              <w:t xml:space="preserve">Transparency log</w:t>
+            </w:r>
+          </w:p>
+        </w:tc>
+        <w:tc>
+          <w:tcPr/>
+          <w:p>
+            <w:pPr>
+              <w:pStyle w:val="Compact"/>
+            </w:pPr>
+            <w:r>
+              <w:t xml:space="preserve">Merkle tree and proofs after RFC 6962. Computed in the service, stored in Postgres.</w:t>
+            </w:r>
+          </w:p>
+        </w:tc>
+      </w:tr>
+      <w:tr>
+        <w:tc>
+          <w:tcPr/>
+          <w:p>
+            <w:pPr>
+              <w:pStyle w:val="Compact"/>
+            </w:pPr>
+            <w:r>
               <w:t xml:space="preserve">Hosting</w:t>
             </w:r>
           </w:p>
@@ -4415,8 +4481,8 @@
         <w:t xml:space="preserve">The private key is generated in the browser when an organization enrolls. It is encrypted with a passphrase the organization keeps. The server may store the ciphertext so a new clerk machine can download it. The server cannot decrypt it. Signing happens in the browser after the passphrase is entered.</w:t>
       </w:r>
     </w:p>
-    <w:bookmarkEnd w:id="32"/>
-    <w:bookmarkStart w:id="33" w:name="key-versions"/>
+    <w:bookmarkEnd w:id="33"/>
+    <w:bookmarkStart w:id="34" w:name="key-versions"/>
     <w:p>
       <w:pPr>
         <w:pStyle w:val="Heading2"/>
@@ -4612,14 +4678,36 @@
         <w:t xml:space="preserve">, which is why it belongs in the MVP even though no pilot organization will rotate during it.</w:t>
       </w:r>
     </w:p>
-    <w:bookmarkEnd w:id="33"/>
-    <w:bookmarkStart w:id="37" w:name="write-path"/>
+    <w:bookmarkEnd w:id="34"/>
+    <w:bookmarkStart w:id="38" w:name="transparency-log"/>
     <w:p>
       <w:pPr>
         <w:pStyle w:val="Heading2"/>
       </w:pPr>
       <w:r>
-        <w:t xml:space="preserve">Write path</w:t>
+        <w:t xml:space="preserve">Transparency log</w:t>
+      </w:r>
+    </w:p>
+    <w:p>
+      <w:pPr>
+        <w:pStyle w:val="FirstParagraph"/>
+      </w:pPr>
+      <w:r>
+        <w:t xml:space="preserve">Signatures and per-lot hash chains show that history was not rewritten. They do not show that the operator is not the only party who decides what history is. One operator’s database is controlled by one firm, and the episode asks for a record that no single firm controls. This section is the part that answers that. The decision, and what was rejected, is in</w:t>
+      </w:r>
+      <w:r>
+        <w:t xml:space="preserve"> </w:t>
+      </w:r>
+      <w:hyperlink r:id="rId11">
+        <w:r>
+          <w:rPr>
+            <w:rStyle w:val="Hyperlink"/>
+          </w:rPr>
+          <w:t xml:space="preserve">ledger.md</w:t>
+        </w:r>
+      </w:hyperlink>
+      <w:r>
+        <w:t xml:space="preserve">.</w:t>
       </w:r>
     </w:p>
     <w:p>
@@ -4629,20 +4717,391 @@
       <w:r>
         <w:drawing>
           <wp:inline>
-            <wp:extent cx="5333969" cy="667992"/>
+            <wp:extent cx="5333969" cy="2585814"/>
             <wp:effectExtent b="0" l="0" r="0" t="0"/>
-            <wp:docPr descr="Session, event, signature, verification, refusal, store, and reply" title="" id="35" name="Picture"/>
+            <wp:docPr descr="The event log, the Merkle tree, a signed tree head, and the organizations that counter-sign it" title="" id="36" name="Picture"/>
             <a:graphic>
               <a:graphicData uri="http://schemas.openxmlformats.org/drawingml/2006/picture">
                 <pic:pic>
                   <pic:nvPicPr>
-                    <pic:cNvPr descr="diagrams/write-path.png" id="36" name="Picture"/>
+                    <pic:cNvPr descr="diagrams/transparency-log.png" id="37" name="Picture"/>
                     <pic:cNvPicPr>
                       <a:picLocks noChangeArrowheads="1" noChangeAspect="1"/>
                     </pic:cNvPicPr>
                   </pic:nvPicPr>
                   <pic:blipFill>
-                    <a:blip r:embed="rId34"/>
+                    <a:blip r:embed="rId35"/>
+                    <a:stretch>
+                      <a:fillRect/>
+                    </a:stretch>
+                  </pic:blipFill>
+                  <pic:spPr bwMode="auto">
+                    <a:xfrm>
+                      <a:off x="0" y="0"/>
+                      <a:ext cx="5333969" cy="2585814"/>
+                    </a:xfrm>
+                    <a:prstGeom prst="rect">
+                      <a:avLst/>
+                    </a:prstGeom>
+                    <a:noFill/>
+                    <a:ln w="9525">
+                      <a:noFill/>
+                      <a:headEnd/>
+                      <a:tailEnd/>
+                    </a:ln>
+                  </pic:spPr>
+                </pic:pic>
+              </a:graphicData>
+            </a:graphic>
+          </wp:inline>
+        </w:drawing>
+      </w:r>
+    </w:p>
+    <w:p>
+      <w:pPr>
+        <w:pStyle w:val="ImageCaption"/>
+      </w:pPr>
+      <w:r>
+        <w:t xml:space="preserve">The event log, the Merkle tree, a signed tree head, and the organizations that counter-sign it</w:t>
+      </w:r>
+    </w:p>
+    <w:p>
+      <w:pPr>
+        <w:pStyle w:val="Compact"/>
+        <w:numPr>
+          <w:ilvl w:val="0"/>
+          <w:numId w:val="1004"/>
+        </w:numPr>
+      </w:pPr>
+      <w:r>
+        <w:rPr>
+          <w:rStyle w:val="VerbatimChar"/>
+        </w:rPr>
+        <w:t xml:space="preserve">log_leaves</w:t>
+      </w:r>
+      <w:r>
+        <w:t xml:space="preserve"> </w:t>
+      </w:r>
+      <w:r>
+        <w:t xml:space="preserve">holds one row per event in insertion order:</w:t>
+      </w:r>
+      <w:r>
+        <w:t xml:space="preserve"> </w:t>
+      </w:r>
+      <w:r>
+        <w:rPr>
+          <w:rStyle w:val="VerbatimChar"/>
+        </w:rPr>
+        <w:t xml:space="preserve">seq</w:t>
+      </w:r>
+      <w:r>
+        <w:t xml:space="preserve">,</w:t>
+      </w:r>
+      <w:r>
+        <w:t xml:space="preserve"> </w:t>
+      </w:r>
+      <w:r>
+        <w:rPr>
+          <w:rStyle w:val="VerbatimChar"/>
+        </w:rPr>
+        <w:t xml:space="preserve">event_id</w:t>
+      </w:r>
+      <w:r>
+        <w:t xml:space="preserve">, and</w:t>
+      </w:r>
+      <w:r>
+        <w:t xml:space="preserve"> </w:t>
+      </w:r>
+      <w:r>
+        <w:rPr>
+          <w:rStyle w:val="VerbatimChar"/>
+        </w:rPr>
+        <w:t xml:space="preserve">leaf_hash</w:t>
+      </w:r>
+      <w:r>
+        <w:t xml:space="preserve">, which is the event’s</w:t>
+      </w:r>
+      <w:r>
+        <w:t xml:space="preserve"> </w:t>
+      </w:r>
+      <w:r>
+        <w:rPr>
+          <w:rStyle w:val="VerbatimChar"/>
+        </w:rPr>
+        <w:t xml:space="preserve">event_hash</w:t>
+      </w:r>
+      <w:r>
+        <w:t xml:space="preserve">. The leaf is appended in the same transaction that inserts the event.</w:t>
+      </w:r>
+    </w:p>
+    <w:p>
+      <w:pPr>
+        <w:pStyle w:val="Compact"/>
+        <w:numPr>
+          <w:ilvl w:val="0"/>
+          <w:numId w:val="1004"/>
+        </w:numPr>
+      </w:pPr>
+      <w:r>
+        <w:rPr>
+          <w:rStyle w:val="VerbatimChar"/>
+        </w:rPr>
+        <w:t xml:space="preserve">tree_heads</w:t>
+      </w:r>
+      <w:r>
+        <w:t xml:space="preserve"> </w:t>
+      </w:r>
+      <w:r>
+        <w:t xml:space="preserve">holds a signed tree head:</w:t>
+      </w:r>
+      <w:r>
+        <w:t xml:space="preserve"> </w:t>
+      </w:r>
+      <w:r>
+        <w:rPr>
+          <w:rStyle w:val="VerbatimChar"/>
+        </w:rPr>
+        <w:t xml:space="preserve">tree_size</w:t>
+      </w:r>
+      <w:r>
+        <w:t xml:space="preserve">,</w:t>
+      </w:r>
+      <w:r>
+        <w:t xml:space="preserve"> </w:t>
+      </w:r>
+      <w:r>
+        <w:rPr>
+          <w:rStyle w:val="VerbatimChar"/>
+        </w:rPr>
+        <w:t xml:space="preserve">root_hash</w:t>
+      </w:r>
+      <w:r>
+        <w:t xml:space="preserve">,</w:t>
+      </w:r>
+      <w:r>
+        <w:t xml:space="preserve"> </w:t>
+      </w:r>
+      <w:r>
+        <w:rPr>
+          <w:rStyle w:val="VerbatimChar"/>
+        </w:rPr>
+        <w:t xml:space="preserve">signed_at</w:t>
+      </w:r>
+      <w:r>
+        <w:t xml:space="preserve">, and the operator’s signature over those fields.</w:t>
+      </w:r>
+    </w:p>
+    <w:p>
+      <w:pPr>
+        <w:pStyle w:val="Compact"/>
+        <w:numPr>
+          <w:ilvl w:val="0"/>
+          <w:numId w:val="1004"/>
+        </w:numPr>
+      </w:pPr>
+      <w:r>
+        <w:rPr>
+          <w:rStyle w:val="VerbatimChar"/>
+        </w:rPr>
+        <w:t xml:space="preserve">head_endorsements</w:t>
+      </w:r>
+      <w:r>
+        <w:t xml:space="preserve"> </w:t>
+      </w:r>
+      <w:r>
+        <w:t xml:space="preserve">holds one row per organization per head:</w:t>
+      </w:r>
+      <w:r>
+        <w:t xml:space="preserve"> </w:t>
+      </w:r>
+      <w:r>
+        <w:rPr>
+          <w:rStyle w:val="VerbatimChar"/>
+        </w:rPr>
+        <w:t xml:space="preserve">tree_size</w:t>
+      </w:r>
+      <w:r>
+        <w:t xml:space="preserve">,</w:t>
+      </w:r>
+      <w:r>
+        <w:t xml:space="preserve"> </w:t>
+      </w:r>
+      <w:r>
+        <w:rPr>
+          <w:rStyle w:val="VerbatimChar"/>
+        </w:rPr>
+        <w:t xml:space="preserve">org_id</w:t>
+      </w:r>
+      <w:r>
+        <w:t xml:space="preserve">,</w:t>
+      </w:r>
+      <w:r>
+        <w:t xml:space="preserve"> </w:t>
+      </w:r>
+      <w:r>
+        <w:rPr>
+          <w:rStyle w:val="VerbatimChar"/>
+        </w:rPr>
+        <w:t xml:space="preserve">signature</w:t>
+      </w:r>
+      <w:r>
+        <w:t xml:space="preserve">,</w:t>
+      </w:r>
+      <w:r>
+        <w:t xml:space="preserve"> </w:t>
+      </w:r>
+      <w:r>
+        <w:rPr>
+          <w:rStyle w:val="VerbatimChar"/>
+        </w:rPr>
+        <w:t xml:space="preserve">signed_at</w:t>
+      </w:r>
+      <w:r>
+        <w:t xml:space="preserve">.</w:t>
+      </w:r>
+    </w:p>
+    <w:p>
+      <w:pPr>
+        <w:pStyle w:val="Compact"/>
+        <w:numPr>
+          <w:ilvl w:val="0"/>
+          <w:numId w:val="1004"/>
+        </w:numPr>
+      </w:pPr>
+      <w:r>
+        <w:t xml:space="preserve">An</w:t>
+      </w:r>
+      <w:r>
+        <w:t xml:space="preserve"> </w:t>
+      </w:r>
+      <w:r>
+        <w:rPr>
+          <w:b/>
+          <w:bCs/>
+        </w:rPr>
+        <w:t xml:space="preserve">inclusion proof</w:t>
+      </w:r>
+      <w:r>
+        <w:t xml:space="preserve"> </w:t>
+      </w:r>
+      <w:r>
+        <w:t xml:space="preserve">shows that an event is a leaf of the tree of a given size. An organization checks it for its own events.</w:t>
+      </w:r>
+    </w:p>
+    <w:p>
+      <w:pPr>
+        <w:pStyle w:val="Compact"/>
+        <w:numPr>
+          <w:ilvl w:val="0"/>
+          <w:numId w:val="1004"/>
+        </w:numPr>
+      </w:pPr>
+      <w:r>
+        <w:t xml:space="preserve">A</w:t>
+      </w:r>
+      <w:r>
+        <w:t xml:space="preserve"> </w:t>
+      </w:r>
+      <w:r>
+        <w:rPr>
+          <w:b/>
+          <w:bCs/>
+        </w:rPr>
+        <w:t xml:space="preserve">consistency proof</w:t>
+      </w:r>
+      <w:r>
+        <w:t xml:space="preserve"> </w:t>
+      </w:r>
+      <w:r>
+        <w:t xml:space="preserve">shows that the tree of size</w:t>
+      </w:r>
+      <w:r>
+        <w:t xml:space="preserve"> </w:t>
+      </w:r>
+      <w:r>
+        <w:rPr>
+          <w:rStyle w:val="VerbatimChar"/>
+        </w:rPr>
+        <w:t xml:space="preserve">n1</w:t>
+      </w:r>
+      <w:r>
+        <w:t xml:space="preserve"> </w:t>
+      </w:r>
+      <w:r>
+        <w:t xml:space="preserve">is a prefix of the tree of size</w:t>
+      </w:r>
+      <w:r>
+        <w:t xml:space="preserve"> </w:t>
+      </w:r>
+      <w:r>
+        <w:rPr>
+          <w:rStyle w:val="VerbatimChar"/>
+        </w:rPr>
+        <w:t xml:space="preserve">n2</w:t>
+      </w:r>
+      <w:r>
+        <w:t xml:space="preserve">. This is what catches a removal, an alteration, or a reorder.</w:t>
+      </w:r>
+    </w:p>
+    <w:p>
+      <w:pPr>
+        <w:pStyle w:val="FirstParagraph"/>
+      </w:pPr>
+      <w:r>
+        <w:t xml:space="preserve">Once a party holds a head it counter-signed, the operator cannot change anything the head covers: the consistency proof fails, and four other organizations hold a head that disagrees. Cheating requires publishing two histories for the same tree size, which any two parties see the moment they compare heads.</w:t>
+      </w:r>
+    </w:p>
+    <w:p>
+      <w:pPr>
+        <w:pStyle w:val="BodyText"/>
+      </w:pPr>
+      <w:r>
+        <w:t xml:space="preserve">The log publishes hashes and a count. It publishes no payload, so a leaf says nothing about a grower, a weight, or a parcel, and</w:t>
+      </w:r>
+      <w:r>
+        <w:t xml:space="preserve"> </w:t>
+      </w:r>
+      <w:r>
+        <w:t xml:space="preserve">“Translucent, not glass”</w:t>
+      </w:r>
+      <w:r>
+        <w:t xml:space="preserve"> </w:t>
+      </w:r>
+      <w:r>
+        <w:t xml:space="preserve">is unaffected. The tree size does reveal how many events exist. That is accepted.</w:t>
+      </w:r>
+    </w:p>
+    <w:bookmarkEnd w:id="38"/>
+    <w:bookmarkStart w:id="42" w:name="write-path"/>
+    <w:p>
+      <w:pPr>
+        <w:pStyle w:val="Heading2"/>
+      </w:pPr>
+      <w:r>
+        <w:t xml:space="preserve">Write path</w:t>
+      </w:r>
+    </w:p>
+    <w:p>
+      <w:pPr>
+        <w:pStyle w:val="CaptionedFigure"/>
+      </w:pPr>
+      <w:r>
+        <w:drawing>
+          <wp:inline>
+            <wp:extent cx="5333969" cy="667992"/>
+            <wp:effectExtent b="0" l="0" r="0" t="0"/>
+            <wp:docPr descr="Session, event, signature, verification, refusal, store, and reply" title="" id="40" name="Picture"/>
+            <a:graphic>
+              <a:graphicData uri="http://schemas.openxmlformats.org/drawingml/2006/picture">
+                <pic:pic>
+                  <pic:nvPicPr>
+                    <pic:cNvPr descr="diagrams/write-path.png" id="41" name="Picture"/>
+                    <pic:cNvPicPr>
+                      <a:picLocks noChangeArrowheads="1" noChangeAspect="1"/>
+                    </pic:cNvPicPr>
+                  </pic:nvPicPr>
+                  <pic:blipFill>
+                    <a:blip r:embed="rId39"/>
                     <a:stretch>
                       <a:fillRect/>
                     </a:stretch>
@@ -4682,7 +5141,7 @@
         <w:pStyle w:val="Compact"/>
         <w:numPr>
           <w:ilvl w:val="0"/>
-          <w:numId w:val="1004"/>
+          <w:numId w:val="1005"/>
         </w:numPr>
       </w:pPr>
       <w:r>
@@ -4694,7 +5153,7 @@
         <w:pStyle w:val="Compact"/>
         <w:numPr>
           <w:ilvl w:val="0"/>
-          <w:numId w:val="1004"/>
+          <w:numId w:val="1005"/>
         </w:numPr>
       </w:pPr>
       <w:r>
@@ -4745,7 +5204,7 @@
         <w:pStyle w:val="Compact"/>
         <w:numPr>
           <w:ilvl w:val="0"/>
-          <w:numId w:val="1004"/>
+          <w:numId w:val="1005"/>
         </w:numPr>
       </w:pPr>
       <w:r>
@@ -4772,7 +5231,7 @@
         <w:pStyle w:val="Compact"/>
         <w:numPr>
           <w:ilvl w:val="0"/>
-          <w:numId w:val="1004"/>
+          <w:numId w:val="1005"/>
         </w:numPr>
       </w:pPr>
       <w:r>
@@ -4796,7 +5255,7 @@
         <w:pStyle w:val="Compact"/>
         <w:numPr>
           <w:ilvl w:val="0"/>
-          <w:numId w:val="1004"/>
+          <w:numId w:val="1005"/>
         </w:numPr>
       </w:pPr>
       <w:r>
@@ -4808,11 +5267,11 @@
         <w:pStyle w:val="Compact"/>
         <w:numPr>
           <w:ilvl w:val="0"/>
-          <w:numId w:val="1004"/>
+          <w:numId w:val="1005"/>
         </w:numPr>
       </w:pPr>
       <w:r>
-        <w:t xml:space="preserve">One database transaction inserts the event, moves the head, writes any</w:t>
+        <w:t xml:space="preserve">One database transaction inserts the event, appends its leaf to the transparency log, moves the head, writes any</w:t>
       </w:r>
       <w:r>
         <w:t xml:space="preserve"> </w:t>
@@ -4874,7 +5333,7 @@
         <w:pStyle w:val="Compact"/>
         <w:numPr>
           <w:ilvl w:val="0"/>
-          <w:numId w:val="1004"/>
+          <w:numId w:val="1005"/>
         </w:numPr>
       </w:pPr>
       <w:r>
@@ -4901,8 +5360,8 @@
         <w:t xml:space="preserve">. The client reloads the head and asks the clerk to submit again.</w:t>
       </w:r>
     </w:p>
-    <w:bookmarkEnd w:id="37"/>
-    <w:bookmarkStart w:id="38" w:name="read-path"/>
+    <w:bookmarkEnd w:id="42"/>
+    <w:bookmarkStart w:id="43" w:name="read-path"/>
     <w:p>
       <w:pPr>
         <w:pStyle w:val="Heading2"/>
@@ -5201,6 +5660,120 @@
           </w:p>
         </w:tc>
       </w:tr>
+      <w:tr>
+        <w:tc>
+          <w:tcPr/>
+          <w:p>
+            <w:pPr>
+              <w:pStyle w:val="Compact"/>
+            </w:pPr>
+            <w:r>
+              <w:rPr>
+                <w:rStyle w:val="VerbatimChar"/>
+              </w:rPr>
+              <w:t xml:space="preserve">GET /api/v1/log/head</w:t>
+            </w:r>
+          </w:p>
+        </w:tc>
+        <w:tc>
+          <w:tcPr/>
+          <w:p>
+            <w:pPr>
+              <w:pStyle w:val="Compact"/>
+            </w:pPr>
+            <w:r>
+              <w:t xml:space="preserve">Any enrolled organization</w:t>
+            </w:r>
+          </w:p>
+        </w:tc>
+        <w:tc>
+          <w:tcPr/>
+          <w:p>
+            <w:pPr>
+              <w:pStyle w:val="Compact"/>
+            </w:pPr>
+            <w:r>
+              <w:t xml:space="preserve">The latest signed tree head and the endorsements on it.</w:t>
+            </w:r>
+          </w:p>
+        </w:tc>
+      </w:tr>
+      <w:tr>
+        <w:tc>
+          <w:tcPr/>
+          <w:p>
+            <w:pPr>
+              <w:pStyle w:val="Compact"/>
+            </w:pPr>
+            <w:r>
+              <w:rPr>
+                <w:rStyle w:val="VerbatimChar"/>
+              </w:rPr>
+              <w:t xml:space="preserve">GET /api/v1/log/inclusion?event_id=&amp;tree_size=</w:t>
+            </w:r>
+          </w:p>
+        </w:tc>
+        <w:tc>
+          <w:tcPr/>
+          <w:p>
+            <w:pPr>
+              <w:pStyle w:val="Compact"/>
+            </w:pPr>
+            <w:r>
+              <w:t xml:space="preserve">The organization that signed the event, or an auditor</w:t>
+            </w:r>
+          </w:p>
+        </w:tc>
+        <w:tc>
+          <w:tcPr/>
+          <w:p>
+            <w:pPr>
+              <w:pStyle w:val="Compact"/>
+            </w:pPr>
+            <w:r>
+              <w:t xml:space="preserve">An inclusion proof for that event.</w:t>
+            </w:r>
+          </w:p>
+        </w:tc>
+      </w:tr>
+      <w:tr>
+        <w:tc>
+          <w:tcPr/>
+          <w:p>
+            <w:pPr>
+              <w:pStyle w:val="Compact"/>
+            </w:pPr>
+            <w:r>
+              <w:rPr>
+                <w:rStyle w:val="VerbatimChar"/>
+              </w:rPr>
+              <w:t xml:space="preserve">GET /api/v1/log/consistency?from=&amp;to=</w:t>
+            </w:r>
+          </w:p>
+        </w:tc>
+        <w:tc>
+          <w:tcPr/>
+          <w:p>
+            <w:pPr>
+              <w:pStyle w:val="Compact"/>
+            </w:pPr>
+            <w:r>
+              <w:t xml:space="preserve">Any enrolled organization</w:t>
+            </w:r>
+          </w:p>
+        </w:tc>
+        <w:tc>
+          <w:tcPr/>
+          <w:p>
+            <w:pPr>
+              <w:pStyle w:val="Compact"/>
+            </w:pPr>
+            <w:r>
+              <w:t xml:space="preserve">A consistency proof between two tree sizes.</w:t>
+            </w:r>
+          </w:p>
+        </w:tc>
+      </w:tr>
     </w:tbl>
     <w:p>
       <w:pPr>
@@ -5225,8 +5798,8 @@
         <w:t xml:space="preserve">row: who, when, and which lot.</w:t>
       </w:r>
     </w:p>
-    <w:bookmarkEnd w:id="38"/>
-    <w:bookmarkStart w:id="39" w:name="database-rules"/>
+    <w:bookmarkEnd w:id="43"/>
+    <w:bookmarkStart w:id="44" w:name="database-rules"/>
     <w:p>
       <w:pPr>
         <w:pStyle w:val="Heading2"/>
@@ -5240,7 +5813,7 @@
         <w:pStyle w:val="Compact"/>
         <w:numPr>
           <w:ilvl w:val="0"/>
-          <w:numId w:val="1005"/>
+          <w:numId w:val="1006"/>
         </w:numPr>
       </w:pPr>
       <w:r>
@@ -5312,7 +5885,7 @@
         <w:pStyle w:val="Compact"/>
         <w:numPr>
           <w:ilvl w:val="0"/>
-          <w:numId w:val="1005"/>
+          <w:numId w:val="1006"/>
         </w:numPr>
       </w:pPr>
       <w:r>
@@ -5336,7 +5909,7 @@
         <w:pStyle w:val="Compact"/>
         <w:numPr>
           <w:ilvl w:val="0"/>
-          <w:numId w:val="1005"/>
+          <w:numId w:val="1006"/>
         </w:numPr>
       </w:pPr>
       <w:r>
@@ -5357,7 +5930,7 @@
         <w:pStyle w:val="Compact"/>
         <w:numPr>
           <w:ilvl w:val="0"/>
-          <w:numId w:val="1005"/>
+          <w:numId w:val="1006"/>
         </w:numPr>
       </w:pPr>
       <w:r>
@@ -5378,7 +5951,7 @@
         <w:pStyle w:val="Compact"/>
         <w:numPr>
           <w:ilvl w:val="0"/>
-          <w:numId w:val="1005"/>
+          <w:numId w:val="1006"/>
         </w:numPr>
       </w:pPr>
       <w:r>
@@ -5420,7 +5993,7 @@
         <w:pStyle w:val="Compact"/>
         <w:numPr>
           <w:ilvl w:val="0"/>
-          <w:numId w:val="1005"/>
+          <w:numId w:val="1006"/>
         </w:numPr>
       </w:pPr>
       <w:r>
@@ -5444,7 +6017,7 @@
         <w:pStyle w:val="Compact"/>
         <w:numPr>
           <w:ilvl w:val="0"/>
-          <w:numId w:val="1005"/>
+          <w:numId w:val="1006"/>
         </w:numPr>
       </w:pPr>
       <w:r>
@@ -5460,8 +6033,146 @@
         <w:t xml:space="preserve">is updated only by the transaction that inserted the event.</w:t>
       </w:r>
     </w:p>
-    <w:bookmarkEnd w:id="39"/>
-    <w:bookmarkStart w:id="40" w:name="authorization"/>
+    <w:p>
+      <w:pPr>
+        <w:pStyle w:val="Compact"/>
+        <w:numPr>
+          <w:ilvl w:val="0"/>
+          <w:numId w:val="1006"/>
+        </w:numPr>
+      </w:pPr>
+      <w:r>
+        <w:t xml:space="preserve">The application role may</w:t>
+      </w:r>
+      <w:r>
+        <w:t xml:space="preserve"> </w:t>
+      </w:r>
+      <w:r>
+        <w:rPr>
+          <w:rStyle w:val="VerbatimChar"/>
+        </w:rPr>
+        <w:t xml:space="preserve">INSERT</w:t>
+      </w:r>
+      <w:r>
+        <w:t xml:space="preserve"> </w:t>
+      </w:r>
+      <w:r>
+        <w:t xml:space="preserve">into</w:t>
+      </w:r>
+      <w:r>
+        <w:t xml:space="preserve"> </w:t>
+      </w:r>
+      <w:r>
+        <w:rPr>
+          <w:rStyle w:val="VerbatimChar"/>
+        </w:rPr>
+        <w:t xml:space="preserve">log_leaves</w:t>
+      </w:r>
+      <w:r>
+        <w:t xml:space="preserve"> </w:t>
+      </w:r>
+      <w:r>
+        <w:t xml:space="preserve">and may not</w:t>
+      </w:r>
+      <w:r>
+        <w:t xml:space="preserve"> </w:t>
+      </w:r>
+      <w:r>
+        <w:rPr>
+          <w:rStyle w:val="VerbatimChar"/>
+        </w:rPr>
+        <w:t xml:space="preserve">UPDATE</w:t>
+      </w:r>
+      <w:r>
+        <w:t xml:space="preserve"> </w:t>
+      </w:r>
+      <w:r>
+        <w:t xml:space="preserve">or</w:t>
+      </w:r>
+      <w:r>
+        <w:t xml:space="preserve"> </w:t>
+      </w:r>
+      <w:r>
+        <w:rPr>
+          <w:rStyle w:val="VerbatimChar"/>
+        </w:rPr>
+        <w:t xml:space="preserve">DELETE</w:t>
+      </w:r>
+      <w:r>
+        <w:t xml:space="preserve"> </w:t>
+      </w:r>
+      <w:r>
+        <w:t xml:space="preserve">them.</w:t>
+      </w:r>
+      <w:r>
+        <w:t xml:space="preserve"> </w:t>
+      </w:r>
+      <w:r>
+        <w:rPr>
+          <w:rStyle w:val="VerbatimChar"/>
+        </w:rPr>
+        <w:t xml:space="preserve">seq</w:t>
+      </w:r>
+      <w:r>
+        <w:t xml:space="preserve"> </w:t>
+      </w:r>
+      <w:r>
+        <w:t xml:space="preserve">is monotonic and</w:t>
+      </w:r>
+      <w:r>
+        <w:t xml:space="preserve"> </w:t>
+      </w:r>
+      <w:r>
+        <w:rPr>
+          <w:rStyle w:val="VerbatimChar"/>
+        </w:rPr>
+        <w:t xml:space="preserve">event_id</w:t>
+      </w:r>
+      <w:r>
+        <w:t xml:space="preserve"> </w:t>
+      </w:r>
+      <w:r>
+        <w:t xml:space="preserve">is unique, so a leaf cannot be added twice or inserted out of order.</w:t>
+      </w:r>
+    </w:p>
+    <w:p>
+      <w:pPr>
+        <w:pStyle w:val="Compact"/>
+        <w:numPr>
+          <w:ilvl w:val="0"/>
+          <w:numId w:val="1006"/>
+        </w:numPr>
+      </w:pPr>
+      <w:r>
+        <w:rPr>
+          <w:rStyle w:val="VerbatimChar"/>
+        </w:rPr>
+        <w:t xml:space="preserve">tree_heads</w:t>
+      </w:r>
+      <w:r>
+        <w:t xml:space="preserve"> </w:t>
+      </w:r>
+      <w:r>
+        <w:t xml:space="preserve">and</w:t>
+      </w:r>
+      <w:r>
+        <w:t xml:space="preserve"> </w:t>
+      </w:r>
+      <w:r>
+        <w:rPr>
+          <w:rStyle w:val="VerbatimChar"/>
+        </w:rPr>
+        <w:t xml:space="preserve">head_endorsements</w:t>
+      </w:r>
+      <w:r>
+        <w:t xml:space="preserve"> </w:t>
+      </w:r>
+      <w:r>
+        <w:t xml:space="preserve">are insert-only. A head is never amended; a later head supersedes it.</w:t>
+      </w:r>
+    </w:p>
+    <w:bookmarkEnd w:id="44"/>
+    <w:bookmarkStart w:id="45" w:name="authorization"/>
     <w:p>
       <w:pPr>
         <w:pStyle w:val="Heading2"/>
@@ -6193,9 +6904,9 @@
         <w:t xml:space="preserve">has no capability. It is written by the server inside the merge and process transactions and is never accepted from a client. A lab or a port agent is a new grant, not a new column.</w:t>
       </w:r>
     </w:p>
-    <w:bookmarkEnd w:id="40"/>
-    <w:bookmarkEnd w:id="41"/>
-    <w:bookmarkStart w:id="46" w:name="kernel-and-configuration"/>
+    <w:bookmarkEnd w:id="45"/>
+    <w:bookmarkEnd w:id="46"/>
+    <w:bookmarkStart w:id="51" w:name="kernel-and-configuration"/>
     <w:p>
       <w:pPr>
         <w:pStyle w:val="Heading1"/>
@@ -6214,7 +6925,7 @@
       <w:r>
         <w:t xml:space="preserve"> </w:t>
       </w:r>
-      <w:hyperlink r:id="rId42">
+      <w:hyperlink r:id="rId47">
         <w:r>
           <w:rPr>
             <w:rStyle w:val="Hyperlink"/>
@@ -6235,18 +6946,18 @@
           <wp:inline>
             <wp:extent cx="5333969" cy="3615244"/>
             <wp:effectExtent b="0" l="0" r="0" t="0"/>
-            <wp:docPr descr="Kernel, and the modules that are on for cashew or left for later" title="" id="44" name="Picture"/>
+            <wp:docPr descr="Kernel, and the modules that are on for cashew or left for later" title="" id="49" name="Picture"/>
             <a:graphic>
               <a:graphicData uri="http://schemas.openxmlformats.org/drawingml/2006/picture">
                 <pic:pic>
                   <pic:nvPicPr>
-                    <pic:cNvPr descr="diagrams/modules.png" id="45" name="Picture"/>
+                    <pic:cNvPr descr="diagrams/modules.png" id="50" name="Picture"/>
                     <pic:cNvPicPr>
                       <a:picLocks noChangeArrowheads="1" noChangeAspect="1"/>
                     </pic:cNvPicPr>
                   </pic:nvPicPr>
                   <pic:blipFill>
-                    <a:blip r:embed="rId43"/>
+                    <a:blip r:embed="rId48"/>
                     <a:stretch>
                       <a:fillRect/>
                     </a:stretch>
@@ -6281,8 +6992,8 @@
         <w:t xml:space="preserve">Kernel, and the modules that are on for cashew or left for later</w:t>
       </w:r>
     </w:p>
-    <w:bookmarkEnd w:id="46"/>
-    <w:bookmarkStart w:id="53" w:name="mvp-roadmap"/>
+    <w:bookmarkEnd w:id="51"/>
+    <w:bookmarkStart w:id="59" w:name="mvp-roadmap"/>
     <w:p>
       <w:pPr>
         <w:pStyle w:val="Heading1"/>
@@ -6300,7 +7011,7 @@
         <w:t xml:space="preserve">Phases are sequential. A phase is done when its exit checks pass, not when the screens exist. Dates wait until a pilot coop and a plant are named.</w:t>
       </w:r>
     </w:p>
-    <w:bookmarkStart w:id="47" w:name="phase-1-parcel-and-harvest"/>
+    <w:bookmarkStart w:id="52" w:name="phase-1-parcel-and-harvest"/>
     <w:p>
       <w:pPr>
         <w:pStyle w:val="Heading2"/>
@@ -6315,176 +7026,6 @@
       </w:pPr>
       <w:r>
         <w:t xml:space="preserve">Enroll a coop organization, register a parcel with a ceiling, and record a harvest signed in the browser.</w:t>
-      </w:r>
-    </w:p>
-    <w:p>
-      <w:pPr>
-        <w:pStyle w:val="BodyText"/>
-      </w:pPr>
-      <w:r>
-        <w:t xml:space="preserve">Exit checks:</w:t>
-      </w:r>
-    </w:p>
-    <w:p>
-      <w:pPr>
-        <w:pStyle w:val="Compact"/>
-        <w:numPr>
-          <w:ilvl w:val="0"/>
-          <w:numId w:val="1006"/>
-        </w:numPr>
-      </w:pPr>
-      <w:r>
-        <w:t xml:space="preserve">A harvest from an unknown key is rejected.</w:t>
-      </w:r>
-    </w:p>
-    <w:p>
-      <w:pPr>
-        <w:pStyle w:val="Compact"/>
-        <w:numPr>
-          <w:ilvl w:val="0"/>
-          <w:numId w:val="1006"/>
-        </w:numPr>
-      </w:pPr>
-      <w:r>
-        <w:t xml:space="preserve">A second harvest that pushes the parcel over its ceiling is stored, and the lot’s claim is</w:t>
-      </w:r>
-      <w:r>
-        <w:t xml:space="preserve"> </w:t>
-      </w:r>
-      <w:r>
-        <w:rPr>
-          <w:rStyle w:val="VerbatimChar"/>
-        </w:rPr>
-        <w:t xml:space="preserve">alert</w:t>
-      </w:r>
-      <w:r>
-        <w:t xml:space="preserve">.</w:t>
-      </w:r>
-    </w:p>
-    <w:p>
-      <w:pPr>
-        <w:pStyle w:val="Compact"/>
-        <w:numPr>
-          <w:ilvl w:val="0"/>
-          <w:numId w:val="1006"/>
-        </w:numPr>
-      </w:pPr>
-      <w:r>
-        <w:rPr>
-          <w:rStyle w:val="VerbatimChar"/>
-        </w:rPr>
-        <w:t xml:space="preserve">biological_origin_country</w:t>
-      </w:r>
-      <w:r>
-        <w:t xml:space="preserve"> </w:t>
-      </w:r>
-      <w:r>
-        <w:t xml:space="preserve">cannot be updated.</w:t>
-      </w:r>
-    </w:p>
-    <w:p>
-      <w:pPr>
-        <w:pStyle w:val="Compact"/>
-        <w:numPr>
-          <w:ilvl w:val="0"/>
-          <w:numId w:val="1006"/>
-        </w:numPr>
-      </w:pPr>
-      <w:r>
-        <w:t xml:space="preserve">The grower has no user account.</w:t>
-      </w:r>
-    </w:p>
-    <w:p>
-      <w:pPr>
-        <w:pStyle w:val="Compact"/>
-        <w:numPr>
-          <w:ilvl w:val="0"/>
-          <w:numId w:val="1006"/>
-        </w:numPr>
-      </w:pPr>
-      <w:r>
-        <w:t xml:space="preserve">The harvest path reads the cashew profile from configuration. It does not hard-code the commodity or the origin country.</w:t>
-      </w:r>
-    </w:p>
-    <w:p>
-      <w:pPr>
-        <w:pStyle w:val="Compact"/>
-        <w:numPr>
-          <w:ilvl w:val="0"/>
-          <w:numId w:val="1006"/>
-        </w:numPr>
-      </w:pPr>
-      <w:r>
-        <w:t xml:space="preserve">The harvest handler does not contain the strings</w:t>
-      </w:r>
-      <w:r>
-        <w:t xml:space="preserve"> </w:t>
-      </w:r>
-      <w:r>
-        <w:rPr>
-          <w:rStyle w:val="VerbatimChar"/>
-        </w:rPr>
-        <w:t xml:space="preserve">cashew</w:t>
-      </w:r>
-      <w:r>
-        <w:t xml:space="preserve"> </w:t>
-      </w:r>
-      <w:r>
-        <w:t xml:space="preserve">or</w:t>
-      </w:r>
-      <w:r>
-        <w:t xml:space="preserve"> </w:t>
-      </w:r>
-      <w:r>
-        <w:rPr>
-          <w:rStyle w:val="VerbatimChar"/>
-        </w:rPr>
-        <w:t xml:space="preserve">Côte d'Ivoire</w:t>
-      </w:r>
-      <w:r>
-        <w:t xml:space="preserve">.</w:t>
-      </w:r>
-    </w:p>
-    <w:p>
-      <w:pPr>
-        <w:pStyle w:val="Compact"/>
-        <w:numPr>
-          <w:ilvl w:val="0"/>
-          <w:numId w:val="1006"/>
-        </w:numPr>
-      </w:pPr>
-      <w:r>
-        <w:t xml:space="preserve">An enrolling organization cannot set its own kind. The kind is recorded by the operator, and an organization awaiting approval can sign nothing. Self-declaring as an origin authority or an auditor would otherwise be a read-privilege escalation.</w:t>
-      </w:r>
-    </w:p>
-    <w:p>
-      <w:pPr>
-        <w:pStyle w:val="Compact"/>
-        <w:numPr>
-          <w:ilvl w:val="0"/>
-          <w:numId w:val="1006"/>
-        </w:numPr>
-      </w:pPr>
-      <w:r>
-        <w:t xml:space="preserve">Two events signed by two key versions of the same organization both verify.</w:t>
-      </w:r>
-    </w:p>
-    <w:bookmarkEnd w:id="47"/>
-    <w:bookmarkStart w:id="48" w:name="phase-2-named-merges"/>
-    <w:p>
-      <w:pPr>
-        <w:pStyle w:val="Heading2"/>
-      </w:pPr>
-      <w:r>
-        <w:t xml:space="preserve">Phase 2 — Named merges</w:t>
-      </w:r>
-    </w:p>
-    <w:p>
-      <w:pPr>
-        <w:pStyle w:val="FirstParagraph"/>
-      </w:pPr>
-      <w:r>
-        <w:t xml:space="preserve">A clerk merges several harvest lots into one intake lot.</w:t>
       </w:r>
     </w:p>
     <w:p>
@@ -6504,22 +7045,7 @@
         </w:numPr>
       </w:pPr>
       <w:r>
-        <w:t xml:space="preserve">Every input lot has a</w:t>
-      </w:r>
-      <w:r>
-        <w:t xml:space="preserve"> </w:t>
-      </w:r>
-      <w:r>
-        <w:rPr>
-          <w:rStyle w:val="VerbatimChar"/>
-        </w:rPr>
-        <w:t xml:space="preserve">consume</w:t>
-      </w:r>
-      <w:r>
-        <w:t xml:space="preserve"> </w:t>
-      </w:r>
-      <w:r>
-        <w:t xml:space="preserve">event pointing at the output.</w:t>
+        <w:t xml:space="preserve">A harvest from an unknown key is rejected.</w:t>
       </w:r>
     </w:p>
     <w:p>
@@ -6531,7 +7057,19 @@
         </w:numPr>
       </w:pPr>
       <w:r>
-        <w:t xml:space="preserve">A consumed lot cannot be merged again.</w:t>
+        <w:t xml:space="preserve">A second harvest that pushes the parcel over its ceiling is stored, and the lot’s claim is</w:t>
+      </w:r>
+      <w:r>
+        <w:t xml:space="preserve"> </w:t>
+      </w:r>
+      <w:r>
+        <w:rPr>
+          <w:rStyle w:val="VerbatimChar"/>
+        </w:rPr>
+        <w:t xml:space="preserve">alert</w:t>
+      </w:r>
+      <w:r>
+        <w:t xml:space="preserve">.</w:t>
       </w:r>
     </w:p>
     <w:p>
@@ -6543,7 +7081,16 @@
         </w:numPr>
       </w:pPr>
       <w:r>
-        <w:t xml:space="preserve">Output grams above the sum of inputs is rejected. A shortfall beyond the profile tolerance is stored with an alert.</w:t>
+        <w:rPr>
+          <w:rStyle w:val="VerbatimChar"/>
+        </w:rPr>
+        <w:t xml:space="preserve">biological_origin_country</w:t>
+      </w:r>
+      <w:r>
+        <w:t xml:space="preserve"> </w:t>
+      </w:r>
+      <w:r>
+        <w:t xml:space="preserve">cannot be updated.</w:t>
       </w:r>
     </w:p>
     <w:p>
@@ -6555,7 +7102,7 @@
         </w:numPr>
       </w:pPr>
       <w:r>
-        <w:t xml:space="preserve">The merge payload holds the head hash of every input lot, and an auditor can verify the lineage from the hashes alone.</w:t>
+        <w:t xml:space="preserve">The grower has no user account.</w:t>
       </w:r>
     </w:p>
     <w:p>
@@ -6567,7 +7114,7 @@
         </w:numPr>
       </w:pPr>
       <w:r>
-        <w:t xml:space="preserve">The output lot’s biological origin is copied from the inputs.</w:t>
+        <w:t xml:space="preserve">The harvest path reads the cashew profile from configuration. It does not hard-code the commodity or the origin country.</w:t>
       </w:r>
     </w:p>
     <w:p>
@@ -6579,19 +7126,34 @@
         </w:numPr>
       </w:pPr>
       <w:r>
-        <w:t xml:space="preserve">An over-ceiling harvest lot merged into a clean lot leaves the output claim at</w:t>
-      </w:r>
-      <w:r>
-        <w:t xml:space="preserve"> </w:t>
-      </w:r>
-      <w:r>
-        <w:rPr>
-          <w:rStyle w:val="VerbatimChar"/>
-        </w:rPr>
-        <w:t xml:space="preserve">alert</w:t>
-      </w:r>
-      <w:r>
-        <w:t xml:space="preserve">, naming the source lot.</w:t>
+        <w:t xml:space="preserve">The harvest handler does not contain the strings</w:t>
+      </w:r>
+      <w:r>
+        <w:t xml:space="preserve"> </w:t>
+      </w:r>
+      <w:r>
+        <w:rPr>
+          <w:rStyle w:val="VerbatimChar"/>
+        </w:rPr>
+        <w:t xml:space="preserve">cashew</w:t>
+      </w:r>
+      <w:r>
+        <w:t xml:space="preserve"> </w:t>
+      </w:r>
+      <w:r>
+        <w:t xml:space="preserve">or</w:t>
+      </w:r>
+      <w:r>
+        <w:t xml:space="preserve"> </w:t>
+      </w:r>
+      <w:r>
+        <w:rPr>
+          <w:rStyle w:val="VerbatimChar"/>
+        </w:rPr>
+        <w:t xml:space="preserve">Côte d'Ivoire</w:t>
+      </w:r>
+      <w:r>
+        <w:t xml:space="preserve">.</w:t>
       </w:r>
     </w:p>
     <w:p>
@@ -6603,17 +7165,53 @@
         </w:numPr>
       </w:pPr>
       <w:r>
-        <w:t xml:space="preserve">The cashew profile rejects a mixed-origin merge. The test fixture uses Côte d’Ivoire. The merge code does not.</w:t>
-      </w:r>
-    </w:p>
-    <w:bookmarkEnd w:id="48"/>
-    <w:bookmarkStart w:id="49" w:name="phase-3-handoff-load-and-process"/>
+        <w:t xml:space="preserve">An enrolling organization cannot set its own kind. The kind is recorded by the operator, and an organization awaiting approval can sign nothing. Self-declaring as an origin authority or an auditor would otherwise be a read-privilege escalation.</w:t>
+      </w:r>
+    </w:p>
+    <w:p>
+      <w:pPr>
+        <w:pStyle w:val="Compact"/>
+        <w:numPr>
+          <w:ilvl w:val="0"/>
+          <w:numId w:val="1007"/>
+        </w:numPr>
+      </w:pPr>
+      <w:r>
+        <w:t xml:space="preserve">Two events signed by two key versions of the same organization both verify.</w:t>
+      </w:r>
+    </w:p>
+    <w:p>
+      <w:pPr>
+        <w:pStyle w:val="Compact"/>
+        <w:numPr>
+          <w:ilvl w:val="0"/>
+          <w:numId w:val="1007"/>
+        </w:numPr>
+      </w:pPr>
+      <w:r>
+        <w:t xml:space="preserve">Every stored event has exactly one leaf in</w:t>
+      </w:r>
+      <w:r>
+        <w:t xml:space="preserve"> </w:t>
+      </w:r>
+      <w:r>
+        <w:rPr>
+          <w:rStyle w:val="VerbatimChar"/>
+        </w:rPr>
+        <w:t xml:space="preserve">log_leaves</w:t>
+      </w:r>
+      <w:r>
+        <w:t xml:space="preserve">, appended in the same transaction. A rolled-back write leaves no leaf behind.</w:t>
+      </w:r>
+    </w:p>
+    <w:bookmarkEnd w:id="52"/>
+    <w:bookmarkStart w:id="53" w:name="phase-2-named-merges"/>
     <w:p>
       <w:pPr>
         <w:pStyle w:val="Heading2"/>
       </w:pPr>
       <w:r>
-        <w:t xml:space="preserve">Phase 3 — Handoff, load, and process</w:t>
+        <w:t xml:space="preserve">Phase 2 — Named merges</w:t>
       </w:r>
     </w:p>
     <w:p>
@@ -6621,7 +7219,7 @@
         <w:pStyle w:val="FirstParagraph"/>
       </w:pPr>
       <w:r>
-        <w:t xml:space="preserve">Move custody to the plant with two signatures, record the lot leaving the country, and record the plant turning raw nuts into outputs plus a declared loss.</w:t>
+        <w:t xml:space="preserve">A clerk merges several harvest lots into one intake lot.</w:t>
       </w:r>
     </w:p>
     <w:p>
@@ -6641,34 +7239,22 @@
         </w:numPr>
       </w:pPr>
       <w:r>
-        <w:t xml:space="preserve">A</w:t>
-      </w:r>
-      <w:r>
-        <w:t xml:space="preserve"> </w:t>
-      </w:r>
-      <w:r>
-        <w:rPr>
-          <w:rStyle w:val="VerbatimChar"/>
-        </w:rPr>
-        <w:t xml:space="preserve">transfer</w:t>
-      </w:r>
-      <w:r>
-        <w:t xml:space="preserve"> </w:t>
-      </w:r>
-      <w:r>
-        <w:t xml:space="preserve">does not move custody. The coop is still the holder until the plant signs the</w:t>
-      </w:r>
-      <w:r>
-        <w:t xml:space="preserve"> </w:t>
-      </w:r>
-      <w:r>
-        <w:rPr>
-          <w:rStyle w:val="VerbatimChar"/>
-        </w:rPr>
-        <w:t xml:space="preserve">accept</w:t>
-      </w:r>
-      <w:r>
-        <w:t xml:space="preserve">.</w:t>
+        <w:t xml:space="preserve">Every input lot has a</w:t>
+      </w:r>
+      <w:r>
+        <w:t xml:space="preserve"> </w:t>
+      </w:r>
+      <w:r>
+        <w:rPr>
+          <w:rStyle w:val="VerbatimChar"/>
+        </w:rPr>
+        <w:t xml:space="preserve">consume</w:t>
+      </w:r>
+      <w:r>
+        <w:t xml:space="preserve"> </w:t>
+      </w:r>
+      <w:r>
+        <w:t xml:space="preserve">event pointing at the output.</w:t>
       </w:r>
     </w:p>
     <w:p>
@@ -6680,7 +7266,7 @@
         </w:numPr>
       </w:pPr>
       <w:r>
-        <w:t xml:space="preserve">Only the named receiving organization can accept. Another organization’s accept is rejected.</w:t>
+        <w:t xml:space="preserve">A consumed lot cannot be merged again.</w:t>
       </w:r>
     </w:p>
     <w:p>
@@ -6692,22 +7278,7 @@
         </w:numPr>
       </w:pPr>
       <w:r>
-        <w:t xml:space="preserve">A</w:t>
-      </w:r>
-      <w:r>
-        <w:t xml:space="preserve"> </w:t>
-      </w:r>
-      <w:r>
-        <w:rPr>
-          <w:rStyle w:val="VerbatimChar"/>
-        </w:rPr>
-        <w:t xml:space="preserve">transfer</w:t>
-      </w:r>
-      <w:r>
-        <w:t xml:space="preserve"> </w:t>
-      </w:r>
-      <w:r>
-        <w:t xml:space="preserve">left unaccepted past the profile window opens an alert, and the lot is still held by the sender.</w:t>
+        <w:t xml:space="preserve">Output grams above the sum of inputs is rejected. A shortfall beyond the profile tolerance is stored with an alert.</w:t>
       </w:r>
     </w:p>
     <w:p>
@@ -6719,7 +7290,7 @@
         </w:numPr>
       </w:pPr>
       <w:r>
-        <w:t xml:space="preserve">The process country is stored beside biological origin. The pilot plant is abroad. A profile may process at home.</w:t>
+        <w:t xml:space="preserve">The merge payload holds the head hash of every input lot, and an auditor can verify the lineage from the hashes alone.</w:t>
       </w:r>
     </w:p>
     <w:p>
@@ -6731,7 +7302,7 @@
         </w:numPr>
       </w:pPr>
       <w:r>
-        <w:t xml:space="preserve">Outputs plus loss above the input is rejected. A shortfall beyond the profile tolerance is stored with an alert.</w:t>
+        <w:t xml:space="preserve">The output lot’s biological origin is copied from the inputs.</w:t>
       </w:r>
     </w:p>
     <w:p>
@@ -6743,29 +7314,41 @@
         </w:numPr>
       </w:pPr>
       <w:r>
-        <w:t xml:space="preserve">The plant cannot process a lot it does not hold, and could not hold it without an</w:t>
-      </w:r>
-      <w:r>
-        <w:t xml:space="preserve"> </w:t>
-      </w:r>
-      <w:r>
-        <w:rPr>
-          <w:rStyle w:val="VerbatimChar"/>
-        </w:rPr>
-        <w:t xml:space="preserve">accept</w:t>
-      </w:r>
-      <w:r>
-        <w:t xml:space="preserve">.</w:t>
-      </w:r>
-    </w:p>
-    <w:bookmarkEnd w:id="49"/>
-    <w:bookmarkStart w:id="50" w:name="phase-4-pack-and-claim"/>
+        <w:t xml:space="preserve">An over-ceiling harvest lot merged into a clean lot leaves the output claim at</w:t>
+      </w:r>
+      <w:r>
+        <w:t xml:space="preserve"> </w:t>
+      </w:r>
+      <w:r>
+        <w:rPr>
+          <w:rStyle w:val="VerbatimChar"/>
+        </w:rPr>
+        <w:t xml:space="preserve">alert</w:t>
+      </w:r>
+      <w:r>
+        <w:t xml:space="preserve">, naming the source lot.</w:t>
+      </w:r>
+    </w:p>
+    <w:p>
+      <w:pPr>
+        <w:pStyle w:val="Compact"/>
+        <w:numPr>
+          <w:ilvl w:val="0"/>
+          <w:numId w:val="1008"/>
+        </w:numPr>
+      </w:pPr>
+      <w:r>
+        <w:t xml:space="preserve">The cashew profile rejects a mixed-origin merge. The test fixture uses Côte d’Ivoire. The merge code does not.</w:t>
+      </w:r>
+    </w:p>
+    <w:bookmarkEnd w:id="53"/>
+    <w:bookmarkStart w:id="54" w:name="phase-3-handoff-load-and-process"/>
     <w:p>
       <w:pPr>
         <w:pStyle w:val="Heading2"/>
       </w:pPr>
       <w:r>
-        <w:t xml:space="preserve">Phase 4 — Pack and claim</w:t>
+        <w:t xml:space="preserve">Phase 3 — Handoff, load, and process</w:t>
       </w:r>
     </w:p>
     <w:p>
@@ -6773,7 +7356,7 @@
         <w:pStyle w:val="FirstParagraph"/>
       </w:pPr>
       <w:r>
-        <w:t xml:space="preserve">Set the packing expiry, mint the public code, and publish the derived claim.</w:t>
+        <w:t xml:space="preserve">Move custody to the plant with two signatures, record the lot leaving the country, and record the plant turning raw nuts into outputs plus a declared loss.</w:t>
       </w:r>
     </w:p>
     <w:p>
@@ -6793,31 +7376,34 @@
         </w:numPr>
       </w:pPr>
       <w:r>
-        <w:rPr>
-          <w:rStyle w:val="VerbatimChar"/>
-        </w:rPr>
-        <w:t xml:space="preserve">pack</w:t>
-      </w:r>
-      <w:r>
-        <w:t xml:space="preserve"> </w:t>
-      </w:r>
-      <w:r>
-        <w:t xml:space="preserve">sets the packing expiry and the public code. A second</w:t>
-      </w:r>
-      <w:r>
-        <w:t xml:space="preserve"> </w:t>
-      </w:r>
-      <w:r>
-        <w:rPr>
-          <w:rStyle w:val="VerbatimChar"/>
-        </w:rPr>
-        <w:t xml:space="preserve">pack</w:t>
-      </w:r>
-      <w:r>
-        <w:t xml:space="preserve"> </w:t>
-      </w:r>
-      <w:r>
-        <w:t xml:space="preserve">on the same lot is rejected.</w:t>
+        <w:t xml:space="preserve">A</w:t>
+      </w:r>
+      <w:r>
+        <w:t xml:space="preserve"> </w:t>
+      </w:r>
+      <w:r>
+        <w:rPr>
+          <w:rStyle w:val="VerbatimChar"/>
+        </w:rPr>
+        <w:t xml:space="preserve">transfer</w:t>
+      </w:r>
+      <w:r>
+        <w:t xml:space="preserve"> </w:t>
+      </w:r>
+      <w:r>
+        <w:t xml:space="preserve">does not move custody. The coop is still the holder until the plant signs the</w:t>
+      </w:r>
+      <w:r>
+        <w:t xml:space="preserve"> </w:t>
+      </w:r>
+      <w:r>
+        <w:rPr>
+          <w:rStyle w:val="VerbatimChar"/>
+        </w:rPr>
+        <w:t xml:space="preserve">accept</w:t>
+      </w:r>
+      <w:r>
+        <w:t xml:space="preserve">.</w:t>
       </w:r>
     </w:p>
     <w:p>
@@ -6829,7 +7415,7 @@
         </w:numPr>
       </w:pPr>
       <w:r>
-        <w:t xml:space="preserve">The public route returns commodity, origin, process countries, status, packing expiry, and a quantity band.</w:t>
+        <w:t xml:space="preserve">Only the named receiving organization can accept. Another organization’s accept is rejected.</w:t>
       </w:r>
     </w:p>
     <w:p>
@@ -6841,7 +7427,22 @@
         </w:numPr>
       </w:pPr>
       <w:r>
-        <w:t xml:space="preserve">The public route does not return grams, parcel coordinates, grower name, or document hashes.</w:t>
+        <w:t xml:space="preserve">A</w:t>
+      </w:r>
+      <w:r>
+        <w:t xml:space="preserve"> </w:t>
+      </w:r>
+      <w:r>
+        <w:rPr>
+          <w:rStyle w:val="VerbatimChar"/>
+        </w:rPr>
+        <w:t xml:space="preserve">transfer</w:t>
+      </w:r>
+      <w:r>
+        <w:t xml:space="preserve"> </w:t>
+      </w:r>
+      <w:r>
+        <w:t xml:space="preserve">left unaccepted past the profile window opens an alert, and the lot is still held by the sender.</w:t>
       </w:r>
     </w:p>
     <w:p>
@@ -6853,7 +7454,7 @@
         </w:numPr>
       </w:pPr>
       <w:r>
-        <w:t xml:space="preserve">A relabel with a later expiry leaves the packing expiry on the claim and opens an alert.</w:t>
+        <w:t xml:space="preserve">The process country is stored beside biological origin. The pilot plant is abroad. A profile may process at home.</w:t>
       </w:r>
     </w:p>
     <w:p>
@@ -6865,29 +7466,41 @@
         </w:numPr>
       </w:pPr>
       <w:r>
-        <w:t xml:space="preserve">Editing a band in configuration does not change the claim of a lot already packed, because the claim is rebuilt against the lot’s</w:t>
-      </w:r>
-      <w:r>
-        <w:t xml:space="preserve"> </w:t>
-      </w:r>
-      <w:r>
-        <w:rPr>
-          <w:rStyle w:val="VerbatimChar"/>
-        </w:rPr>
-        <w:t xml:space="preserve">profile_version</w:t>
+        <w:t xml:space="preserve">Outputs plus loss above the input is rejected. A shortfall beyond the profile tolerance is stored with an alert.</w:t>
+      </w:r>
+    </w:p>
+    <w:p>
+      <w:pPr>
+        <w:pStyle w:val="Compact"/>
+        <w:numPr>
+          <w:ilvl w:val="0"/>
+          <w:numId w:val="1009"/>
+        </w:numPr>
+      </w:pPr>
+      <w:r>
+        <w:t xml:space="preserve">The plant cannot process a lot it does not hold, and could not hold it without an</w:t>
+      </w:r>
+      <w:r>
+        <w:t xml:space="preserve"> </w:t>
+      </w:r>
+      <w:r>
+        <w:rPr>
+          <w:rStyle w:val="VerbatimChar"/>
+        </w:rPr>
+        <w:t xml:space="preserve">accept</w:t>
       </w:r>
       <w:r>
         <w:t xml:space="preserve">.</w:t>
       </w:r>
     </w:p>
-    <w:bookmarkEnd w:id="50"/>
-    <w:bookmarkStart w:id="51" w:name="phase-5-authority-and-audit"/>
+    <w:bookmarkEnd w:id="54"/>
+    <w:bookmarkStart w:id="55" w:name="phase-4-pack-and-claim"/>
     <w:p>
       <w:pPr>
         <w:pStyle w:val="Heading2"/>
       </w:pPr>
       <w:r>
-        <w:t xml:space="preserve">Phase 5 — Authority and audit</w:t>
+        <w:t xml:space="preserve">Phase 4 — Pack and claim</w:t>
       </w:r>
     </w:p>
     <w:p>
@@ -6895,7 +7508,7 @@
         <w:pStyle w:val="FirstParagraph"/>
       </w:pPr>
       <w:r>
-        <w:t xml:space="preserve">This is the end of the MVP.</w:t>
+        <w:t xml:space="preserve">Set the packing expiry, mint the public code, and publish the derived claim.</w:t>
       </w:r>
     </w:p>
     <w:p>
@@ -6915,7 +7528,31 @@
         </w:numPr>
       </w:pPr>
       <w:r>
-        <w:t xml:space="preserve">The origin-authority page shows weight leaving Côte d’Ivoire and the share of process events that happened there, as aggregates. No lot row and no single-lot weight appears on it.</w:t>
+        <w:rPr>
+          <w:rStyle w:val="VerbatimChar"/>
+        </w:rPr>
+        <w:t xml:space="preserve">pack</w:t>
+      </w:r>
+      <w:r>
+        <w:t xml:space="preserve"> </w:t>
+      </w:r>
+      <w:r>
+        <w:t xml:space="preserve">sets the packing expiry and the public code. A second</w:t>
+      </w:r>
+      <w:r>
+        <w:t xml:space="preserve"> </w:t>
+      </w:r>
+      <w:r>
+        <w:rPr>
+          <w:rStyle w:val="VerbatimChar"/>
+        </w:rPr>
+        <w:t xml:space="preserve">pack</w:t>
+      </w:r>
+      <w:r>
+        <w:t xml:space="preserve"> </w:t>
+      </w:r>
+      <w:r>
+        <w:t xml:space="preserve">on the same lot is rejected.</w:t>
       </w:r>
     </w:p>
     <w:p>
@@ -6927,7 +7564,7 @@
         </w:numPr>
       </w:pPr>
       <w:r>
-        <w:t xml:space="preserve">An auditor can open a lot only when it has an alert or sits in the lineage of an alerted lot, and the open is logged.</w:t>
+        <w:t xml:space="preserve">The public route returns commodity, origin, process countries, status, packing expiry, and a quantity band.</w:t>
       </w:r>
     </w:p>
     <w:p>
@@ -6939,7 +7576,7 @@
         </w:numPr>
       </w:pPr>
       <w:r>
-        <w:t xml:space="preserve">An auditor can walk from an alerted harvest lot to the packed lot it ended up in.</w:t>
+        <w:t xml:space="preserve">The public route does not return grams, parcel coordinates, grower name, or document hashes.</w:t>
       </w:r>
     </w:p>
     <w:p>
@@ -6951,17 +7588,41 @@
         </w:numPr>
       </w:pPr>
       <w:r>
-        <w:t xml:space="preserve">A buyer sees the claim, the last inspection result with its report hash, and the band, and only for lots transferred to that buyer.</w:t>
-      </w:r>
-    </w:p>
-    <w:bookmarkEnd w:id="51"/>
-    <w:bookmarkStart w:id="52" w:name="after-the-mvp"/>
+        <w:t xml:space="preserve">A relabel with a later expiry leaves the packing expiry on the claim and opens an alert.</w:t>
+      </w:r>
+    </w:p>
+    <w:p>
+      <w:pPr>
+        <w:pStyle w:val="Compact"/>
+        <w:numPr>
+          <w:ilvl w:val="0"/>
+          <w:numId w:val="1010"/>
+        </w:numPr>
+      </w:pPr>
+      <w:r>
+        <w:t xml:space="preserve">Editing a band in configuration does not change the claim of a lot already packed, because the claim is rebuilt against the lot’s</w:t>
+      </w:r>
+      <w:r>
+        <w:t xml:space="preserve"> </w:t>
+      </w:r>
+      <w:r>
+        <w:rPr>
+          <w:rStyle w:val="VerbatimChar"/>
+        </w:rPr>
+        <w:t xml:space="preserve">profile_version</w:t>
+      </w:r>
+      <w:r>
+        <w:t xml:space="preserve">.</w:t>
+      </w:r>
+    </w:p>
+    <w:bookmarkEnd w:id="55"/>
+    <w:bookmarkStart w:id="56" w:name="phase-5-authority-and-audit"/>
     <w:p>
       <w:pPr>
         <w:pStyle w:val="Heading2"/>
       </w:pPr>
       <w:r>
-        <w:t xml:space="preserve">After the MVP</w:t>
+        <w:t xml:space="preserve">Phase 5 — Authority and audit</w:t>
       </w:r>
     </w:p>
     <w:p>
@@ -6969,7 +7630,15 @@
         <w:pStyle w:val="FirstParagraph"/>
       </w:pPr>
       <w:r>
-        <w:t xml:space="preserve">In this order, and only when the pilot asks for them:</w:t>
+        <w:t xml:space="preserve">This is the end of the MVP.</w:t>
+      </w:r>
+    </w:p>
+    <w:p>
+      <w:pPr>
+        <w:pStyle w:val="BodyText"/>
+      </w:pPr>
+      <w:r>
+        <w:t xml:space="preserve">Exit checks:</w:t>
       </w:r>
     </w:p>
     <w:p>
@@ -6981,7 +7650,7 @@
         </w:numPr>
       </w:pPr>
       <w:r>
-        <w:t xml:space="preserve">Fertilizer or seed attestation that lowers a parcel ceiling when the attestation is missing.</w:t>
+        <w:t xml:space="preserve">The origin-authority page shows weight leaving Côte d’Ivoire and the share of process events that happened there, as aggregates. No lot row and no single-lot weight appears on it.</w:t>
       </w:r>
     </w:p>
     <w:p>
@@ -6993,7 +7662,7 @@
         </w:numPr>
       </w:pPr>
       <w:r>
-        <w:t xml:space="preserve">Vessel calls, so an undeclared port opens an alert.</w:t>
+        <w:t xml:space="preserve">An auditor can open a lot only when it has an alert or sits in the lineage of an alerted lot, and the open is logged.</w:t>
       </w:r>
     </w:p>
     <w:p>
@@ -7005,7 +7674,7 @@
         </w:numPr>
       </w:pPr>
       <w:r>
-        <w:t xml:space="preserve">An export bundle for an external investigation graph: lot path, hashes, and organization ids. No KYC dossier in this database.</w:t>
+        <w:t xml:space="preserve">An auditor can walk from an alerted harvest lot to the packed lot it ended up in.</w:t>
       </w:r>
     </w:p>
     <w:p>
@@ -7017,66 +7686,33 @@
         </w:numPr>
       </w:pPr>
       <w:r>
-        <w:t xml:space="preserve">Honey as a second commodity, where the fraud is content and a price premium.</w:t>
-      </w:r>
-    </w:p>
-    <w:p>
-      <w:pPr>
-        <w:pStyle w:val="Compact"/>
-        <w:numPr>
-          <w:ilvl w:val="0"/>
-          <w:numId w:val="1011"/>
-        </w:numPr>
-      </w:pPr>
-      <w:r>
-        <w:t xml:space="preserve">Fish only with a lab attestation required before a species claim.</w:t>
-      </w:r>
-    </w:p>
-    <w:p>
-      <w:pPr>
-        <w:pStyle w:val="Compact"/>
-        <w:numPr>
-          <w:ilvl w:val="0"/>
-          <w:numId w:val="1011"/>
-        </w:numPr>
-      </w:pPr>
-      <w:r>
-        <w:t xml:space="preserve">Settlement and retained-value sharing.</w:t>
-      </w:r>
-    </w:p>
-    <w:p>
-      <w:pPr>
-        <w:pStyle w:val="Compact"/>
-        <w:numPr>
-          <w:ilvl w:val="0"/>
-          <w:numId w:val="1011"/>
-        </w:numPr>
-      </w:pPr>
-      <w:r>
-        <w:t xml:space="preserve">An offline client, if buying points have no signal.</w:t>
-      </w:r>
-    </w:p>
-    <w:p>
-      <w:pPr>
-        <w:pStyle w:val="Compact"/>
-        <w:numPr>
-          <w:ilvl w:val="0"/>
-          <w:numId w:val="1011"/>
-        </w:numPr>
-      </w:pPr>
-      <w:r>
-        <w:t xml:space="preserve">A permissioned ledger for the hash chain, if a second operator refuses this database. The event JSON stays the same so the log can move.</w:t>
-      </w:r>
-    </w:p>
-    <w:bookmarkEnd w:id="52"/>
-    <w:bookmarkEnd w:id="53"/>
-    <w:bookmarkStart w:id="54" w:name="out-of-scope"/>
-    <w:p>
-      <w:pPr>
-        <w:pStyle w:val="Heading1"/>
-      </w:pPr>
-      <w:r>
-        <w:t xml:space="preserve">Out of scope</w:t>
+        <w:t xml:space="preserve">A buyer sees the claim, the last inspection result with its report hash, and the band, and only for lots transferred to that buyer.</w:t>
+      </w:r>
+    </w:p>
+    <w:bookmarkEnd w:id="56"/>
+    <w:bookmarkStart w:id="57" w:name="phase-6-proofs"/>
+    <w:p>
+      <w:pPr>
+        <w:pStyle w:val="Heading2"/>
+      </w:pPr>
+      <w:r>
+        <w:t xml:space="preserve">Phase 6 — Proofs</w:t>
+      </w:r>
+    </w:p>
+    <w:p>
+      <w:pPr>
+        <w:pStyle w:val="FirstParagraph"/>
+      </w:pPr>
+      <w:r>
+        <w:t xml:space="preserve">The transparency log becomes checkable. Leaves have been written since Phase 1; this phase publishes heads and serves proofs.</w:t>
+      </w:r>
+    </w:p>
+    <w:p>
+      <w:pPr>
+        <w:pStyle w:val="BodyText"/>
+      </w:pPr>
+      <w:r>
+        <w:t xml:space="preserve">Exit checks:</w:t>
       </w:r>
     </w:p>
     <w:p>
@@ -7088,7 +7724,7 @@
         </w:numPr>
       </w:pPr>
       <w:r>
-        <w:t xml:space="preserve">A token, a coin, or tokenized inventory.</w:t>
+        <w:t xml:space="preserve">The operator signs a tree head, and each enrolled organization can fetch it and counter-sign it.</w:t>
       </w:r>
     </w:p>
     <w:p>
@@ -7100,7 +7736,7 @@
         </w:numPr>
       </w:pPr>
       <w:r>
-        <w:t xml:space="preserve">Full KYC, crew identities, and beneficial-ownership graphs.</w:t>
+        <w:t xml:space="preserve">An organization gets an inclusion proof for an event it signed and verifies it against a head it counter-signed, without asking the operator to vouch for anything.</w:t>
       </w:r>
     </w:p>
     <w:p>
@@ -7112,7 +7748,7 @@
         </w:numPr>
       </w:pPr>
       <w:r>
-        <w:t xml:space="preserve">Public prices and public parcel coordinates.</w:t>
+        <w:t xml:space="preserve">A consistency proof between two tree sizes verifies.</w:t>
       </w:r>
     </w:p>
     <w:p>
@@ -7124,7 +7760,7 @@
         </w:numPr>
       </w:pPr>
       <w:r>
-        <w:t xml:space="preserve">A grantor or donor portal.</w:t>
+        <w:t xml:space="preserve">An event altered directly in the database fails its inclusion proof against an endorsed head. This test is run by editing a row with database access the application role does not have.</w:t>
       </w:r>
     </w:p>
     <w:p>
@@ -7136,7 +7772,7 @@
         </w:numPr>
       </w:pPr>
       <w:r>
-        <w:t xml:space="preserve">A model that writes events or invents an origin.</w:t>
+        <w:t xml:space="preserve">A leaf removed or reordered fails the consistency proof.</w:t>
       </w:r>
     </w:p>
     <w:p>
@@ -7148,7 +7784,25 @@
         </w:numPr>
       </w:pPr>
       <w:r>
-        <w:t xml:space="preserve">Storing scans of shipping documents. Hashes only.</w:t>
+        <w:t xml:space="preserve">Verification uses only the head, the proof, and the event. It does not re-query the operator for the answer.</w:t>
+      </w:r>
+    </w:p>
+    <w:bookmarkEnd w:id="57"/>
+    <w:bookmarkStart w:id="58" w:name="after-the-mvp"/>
+    <w:p>
+      <w:pPr>
+        <w:pStyle w:val="Heading2"/>
+      </w:pPr>
+      <w:r>
+        <w:t xml:space="preserve">After the MVP</w:t>
+      </w:r>
+    </w:p>
+    <w:p>
+      <w:pPr>
+        <w:pStyle w:val="FirstParagraph"/>
+      </w:pPr>
+      <w:r>
+        <w:t xml:space="preserve">In this order, and only when the pilot asks for them:</w:t>
       </w:r>
     </w:p>
     <w:p>
@@ -7156,15 +7810,206 @@
         <w:pStyle w:val="Compact"/>
         <w:numPr>
           <w:ilvl w:val="0"/>
-          <w:numId w:val="1012"/>
+          <w:numId w:val="1013"/>
         </w:numPr>
       </w:pPr>
       <w:r>
+        <w:t xml:space="preserve">Fertilizer or seed attestation that lowers a parcel ceiling when the attestation is missing.</w:t>
+      </w:r>
+    </w:p>
+    <w:p>
+      <w:pPr>
+        <w:pStyle w:val="Compact"/>
+        <w:numPr>
+          <w:ilvl w:val="0"/>
+          <w:numId w:val="1013"/>
+        </w:numPr>
+      </w:pPr>
+      <w:r>
+        <w:t xml:space="preserve">Vessel calls, so an undeclared port opens an alert.</w:t>
+      </w:r>
+    </w:p>
+    <w:p>
+      <w:pPr>
+        <w:pStyle w:val="Compact"/>
+        <w:numPr>
+          <w:ilvl w:val="0"/>
+          <w:numId w:val="1013"/>
+        </w:numPr>
+      </w:pPr>
+      <w:r>
+        <w:t xml:space="preserve">An export bundle for an external investigation graph: lot path, hashes, and organization ids. No KYC dossier in this database.</w:t>
+      </w:r>
+    </w:p>
+    <w:p>
+      <w:pPr>
+        <w:pStyle w:val="Compact"/>
+        <w:numPr>
+          <w:ilvl w:val="0"/>
+          <w:numId w:val="1013"/>
+        </w:numPr>
+      </w:pPr>
+      <w:r>
+        <w:t xml:space="preserve">Honey as a second commodity, where the fraud is content and a price premium.</w:t>
+      </w:r>
+    </w:p>
+    <w:p>
+      <w:pPr>
+        <w:pStyle w:val="Compact"/>
+        <w:numPr>
+          <w:ilvl w:val="0"/>
+          <w:numId w:val="1013"/>
+        </w:numPr>
+      </w:pPr>
+      <w:r>
+        <w:t xml:space="preserve">Fish only with a lab attestation required before a species claim.</w:t>
+      </w:r>
+    </w:p>
+    <w:p>
+      <w:pPr>
+        <w:pStyle w:val="Compact"/>
+        <w:numPr>
+          <w:ilvl w:val="0"/>
+          <w:numId w:val="1013"/>
+        </w:numPr>
+      </w:pPr>
+      <w:r>
+        <w:t xml:space="preserve">Settlement and retained-value sharing.</w:t>
+      </w:r>
+    </w:p>
+    <w:p>
+      <w:pPr>
+        <w:pStyle w:val="Compact"/>
+        <w:numPr>
+          <w:ilvl w:val="0"/>
+          <w:numId w:val="1013"/>
+        </w:numPr>
+      </w:pPr>
+      <w:r>
+        <w:t xml:space="preserve">An offline client, if buying points have no signal.</w:t>
+      </w:r>
+    </w:p>
+    <w:p>
+      <w:pPr>
+        <w:pStyle w:val="Compact"/>
+        <w:numPr>
+          <w:ilvl w:val="0"/>
+          <w:numId w:val="1013"/>
+        </w:numPr>
+      </w:pPr>
+      <w:r>
+        <w:t xml:space="preserve">A public-chain anchor for the tree head, as a third-party timestamp. One hash, no payload, no token held. Deferred because it puts a funded wallet into the operations of a pilot, and a counter-signed head settles most disputes without it.</w:t>
+      </w:r>
+    </w:p>
+    <w:p>
+      <w:pPr>
+        <w:pStyle w:val="Compact"/>
+        <w:numPr>
+          <w:ilvl w:val="0"/>
+          <w:numId w:val="1013"/>
+        </w:numPr>
+      </w:pPr>
+      <w:r>
+        <w:t xml:space="preserve">A permissioned ledger for the hash chain, if a second operator refuses this database. The event JSON and the leaf definition stay the same so the log can move.</w:t>
+      </w:r>
+    </w:p>
+    <w:bookmarkEnd w:id="58"/>
+    <w:bookmarkEnd w:id="59"/>
+    <w:bookmarkStart w:id="60" w:name="out-of-scope"/>
+    <w:p>
+      <w:pPr>
+        <w:pStyle w:val="Heading1"/>
+      </w:pPr>
+      <w:r>
+        <w:t xml:space="preserve">Out of scope</w:t>
+      </w:r>
+    </w:p>
+    <w:p>
+      <w:pPr>
+        <w:pStyle w:val="Compact"/>
+        <w:numPr>
+          <w:ilvl w:val="0"/>
+          <w:numId w:val="1014"/>
+        </w:numPr>
+      </w:pPr>
+      <w:r>
+        <w:t xml:space="preserve">A token, a coin, or tokenized inventory.</w:t>
+      </w:r>
+    </w:p>
+    <w:p>
+      <w:pPr>
+        <w:pStyle w:val="Compact"/>
+        <w:numPr>
+          <w:ilvl w:val="0"/>
+          <w:numId w:val="1014"/>
+        </w:numPr>
+      </w:pPr>
+      <w:r>
+        <w:t xml:space="preserve">Full KYC, crew identities, and beneficial-ownership graphs.</w:t>
+      </w:r>
+    </w:p>
+    <w:p>
+      <w:pPr>
+        <w:pStyle w:val="Compact"/>
+        <w:numPr>
+          <w:ilvl w:val="0"/>
+          <w:numId w:val="1014"/>
+        </w:numPr>
+      </w:pPr>
+      <w:r>
+        <w:t xml:space="preserve">Public prices and public parcel coordinates.</w:t>
+      </w:r>
+    </w:p>
+    <w:p>
+      <w:pPr>
+        <w:pStyle w:val="Compact"/>
+        <w:numPr>
+          <w:ilvl w:val="0"/>
+          <w:numId w:val="1014"/>
+        </w:numPr>
+      </w:pPr>
+      <w:r>
+        <w:t xml:space="preserve">A grantor or donor portal.</w:t>
+      </w:r>
+    </w:p>
+    <w:p>
+      <w:pPr>
+        <w:pStyle w:val="Compact"/>
+        <w:numPr>
+          <w:ilvl w:val="0"/>
+          <w:numId w:val="1014"/>
+        </w:numPr>
+      </w:pPr>
+      <w:r>
+        <w:t xml:space="preserve">A model that writes events or invents an origin.</w:t>
+      </w:r>
+    </w:p>
+    <w:p>
+      <w:pPr>
+        <w:pStyle w:val="Compact"/>
+        <w:numPr>
+          <w:ilvl w:val="0"/>
+          <w:numId w:val="1014"/>
+        </w:numPr>
+      </w:pPr>
+      <w:r>
+        <w:t xml:space="preserve">Storing scans of shipping documents. Hashes only.</w:t>
+      </w:r>
+    </w:p>
+    <w:p>
+      <w:pPr>
+        <w:pStyle w:val="Compact"/>
+        <w:numPr>
+          <w:ilvl w:val="0"/>
+          <w:numId w:val="1014"/>
+        </w:numPr>
+      </w:pPr>
+      <w:r>
         <w:t xml:space="preserve">Multi-region deployment and a mobile app.</w:t>
       </w:r>
     </w:p>
-    <w:bookmarkEnd w:id="54"/>
-    <w:bookmarkStart w:id="55" w:name="how-this-stays-honest"/>
+    <w:bookmarkEnd w:id="60"/>
+    <w:bookmarkStart w:id="61" w:name="how-this-stays-honest"/>
     <w:p>
       <w:pPr>
         <w:pStyle w:val="Heading1"/>
@@ -7178,10 +8023,18 @@
         <w:pStyle w:val="FirstParagraph"/>
       </w:pPr>
       <w:r>
-        <w:t xml:space="preserve">The operator can refuse to publish, and can go offline. The operator cannot silently rewrite a history that other parties have already verified, because those parties hold the signatures and the hashes. That is the custody property this MVP owes. It is not a claim that a cartel is inside the database. When an alert fires, the trail leaves this system and goes to people who investigate companies and accounts.</w:t>
-      </w:r>
-    </w:p>
-    <w:bookmarkEnd w:id="55"/>
+        <w:t xml:space="preserve">The operator can refuse to publish, and can go offline. The operator cannot rewrite a history that other parties have already verified, because those parties hold the signatures, the hashes, and a tree head they counter-signed. Changing anything an endorsed head covers breaks a consistency proof, and the only way around that is to publish two histories for the same tree size, which any two organizations see when they compare heads. That is what makes this a record no single firm controls, rather than a database with good intentions.</w:t>
+      </w:r>
+    </w:p>
+    <w:p>
+      <w:pPr>
+        <w:pStyle w:val="BodyText"/>
+      </w:pPr>
+      <w:r>
+        <w:t xml:space="preserve">It is not a claim that a cartel is inside the database. When an alert fires, the trail leaves this system and goes to people who investigate companies and accounts.</w:t>
+      </w:r>
+    </w:p>
+    <w:bookmarkEnd w:id="61"/>
     <w:sectPr>
       <w:footnotePr>
         <w:numRestart w:val="eachSect"/>
@@ -7493,6 +8346,9 @@
     <w:abstractNumId w:val="991"/>
   </w:num>
   <w:num w:numId="1004">
+    <w:abstractNumId w:val="991"/>
+  </w:num>
+  <w:num w:numId="1005">
     <w:abstractNumId w:val="99411"/>
     <w:lvlOverride w:ilvl="0">
       <w:startOverride w:val="1"/>
@@ -7522,9 +8378,6 @@
       <w:startOverride w:val="1"/>
     </w:lvlOverride>
   </w:num>
-  <w:num w:numId="1005">
-    <w:abstractNumId w:val="991"/>
-  </w:num>
   <w:num w:numId="1006">
     <w:abstractNumId w:val="991"/>
   </w:num>
@@ -7541,6 +8394,12 @@
     <w:abstractNumId w:val="991"/>
   </w:num>
   <w:num w:numId="1011">
+    <w:abstractNumId w:val="991"/>
+  </w:num>
+  <w:num w:numId="1012">
+    <w:abstractNumId w:val="991"/>
+  </w:num>
+  <w:num w:numId="1013">
     <w:abstractNumId w:val="99411"/>
     <w:lvlOverride w:ilvl="0">
       <w:startOverride w:val="1"/>
@@ -7570,7 +8429,7 @@
       <w:startOverride w:val="1"/>
     </w:lvlOverride>
   </w:num>
-  <w:num w:numId="1012">
+  <w:num w:numId="1014">
     <w:abstractNumId w:val="991"/>
   </w:num>
 </w:numbering>

--- a/docs/agriChain Solution Blueprint.docx
+++ b/docs/agriChain Solution Blueprint.docx
@@ -7787,22 +7787,12 @@
         <w:t xml:space="preserve">Verification uses only the head, the proof, and the event. It does not re-query the operator for the answer.</w:t>
       </w:r>
     </w:p>
-    <w:bookmarkEnd w:id="57"/>
-    <w:bookmarkStart w:id="58" w:name="after-the-mvp"/>
-    <w:p>
-      <w:pPr>
-        <w:pStyle w:val="Heading2"/>
-      </w:pPr>
-      <w:r>
-        <w:t xml:space="preserve">After the MVP</w:t>
-      </w:r>
-    </w:p>
     <w:p>
       <w:pPr>
         <w:pStyle w:val="FirstParagraph"/>
       </w:pPr>
       <w:r>
-        <w:t xml:space="preserve">In this order, and only when the pilot asks for them:</w:t>
+        <w:t xml:space="preserve">Legibility is part of the phase, not a later polish. A proof only a cryptographer can read leaves the operator in control of what the record means.</w:t>
       </w:r>
     </w:p>
     <w:p>
@@ -7814,7 +7804,7 @@
         </w:numPr>
       </w:pPr>
       <w:r>
-        <w:t xml:space="preserve">Fertilizer or seed attestation that lowers a parcel ceiling when the attestation is missing.</w:t>
+        <w:t xml:space="preserve">The client checks and counter-signs on sign-in. No clerk has to remember to verify.</w:t>
       </w:r>
     </w:p>
     <w:p>
@@ -7826,7 +7816,7 @@
         </w:numPr>
       </w:pPr>
       <w:r>
-        <w:t xml:space="preserve">Vessel calls, so an undeclared port opens an alert.</w:t>
+        <w:t xml:space="preserve">The coop screen states, in one sentence and no hash, how many of its events are covered, when it last counter-signed, and whether anything it signed has changed.</w:t>
       </w:r>
     </w:p>
     <w:p>
@@ -7838,7 +7828,7 @@
         </w:numPr>
       </w:pPr>
       <w:r>
-        <w:t xml:space="preserve">An export bundle for an external investigation graph: lot path, hashes, and organization ids. No KYC dossier in this database.</w:t>
+        <w:t xml:space="preserve">A failed check names the event and says the record no longer matches what this organization signed. It does not show a hash path unless asked.</w:t>
       </w:r>
     </w:p>
     <w:p>
@@ -7850,78 +7840,25 @@
         </w:numPr>
       </w:pPr>
       <w:r>
-        <w:t xml:space="preserve">Honey as a second commodity, where the fraud is content and a price premium.</w:t>
-      </w:r>
-    </w:p>
-    <w:p>
-      <w:pPr>
-        <w:pStyle w:val="Compact"/>
-        <w:numPr>
-          <w:ilvl w:val="0"/>
-          <w:numId w:val="1013"/>
-        </w:numPr>
-      </w:pPr>
-      <w:r>
-        <w:t xml:space="preserve">Fish only with a lab attestation required before a species claim.</w:t>
-      </w:r>
-    </w:p>
-    <w:p>
-      <w:pPr>
-        <w:pStyle w:val="Compact"/>
-        <w:numPr>
-          <w:ilvl w:val="0"/>
-          <w:numId w:val="1013"/>
-        </w:numPr>
-      </w:pPr>
-      <w:r>
-        <w:t xml:space="preserve">Settlement and retained-value sharing.</w:t>
-      </w:r>
-    </w:p>
-    <w:p>
-      <w:pPr>
-        <w:pStyle w:val="Compact"/>
-        <w:numPr>
-          <w:ilvl w:val="0"/>
-          <w:numId w:val="1013"/>
-        </w:numPr>
-      </w:pPr>
-      <w:r>
-        <w:t xml:space="preserve">An offline client, if buying points have no signal.</w:t>
-      </w:r>
-    </w:p>
-    <w:p>
-      <w:pPr>
-        <w:pStyle w:val="Compact"/>
-        <w:numPr>
-          <w:ilvl w:val="0"/>
-          <w:numId w:val="1013"/>
-        </w:numPr>
-      </w:pPr>
-      <w:r>
-        <w:t xml:space="preserve">A public-chain anchor for the tree head, as a third-party timestamp. One hash, no payload, no token held. Deferred because it puts a funded wallet into the operations of a pilot, and a counter-signed head settles most disputes without it.</w:t>
-      </w:r>
-    </w:p>
-    <w:p>
-      <w:pPr>
-        <w:pStyle w:val="Compact"/>
-        <w:numPr>
-          <w:ilvl w:val="0"/>
-          <w:numId w:val="1013"/>
-        </w:numPr>
-      </w:pPr>
-      <w:r>
-        <w:t xml:space="preserve">A permissioned ledger for the hash chain, if a second operator refuses this database. The event JSON and the leaf definition stay the same so the log can move.</w:t>
-      </w:r>
-    </w:p>
-    <w:bookmarkEnd w:id="58"/>
-    <w:bookmarkEnd w:id="59"/>
-    <w:bookmarkStart w:id="60" w:name="out-of-scope"/>
-    <w:p>
-      <w:pPr>
-        <w:pStyle w:val="Heading1"/>
-      </w:pPr>
-      <w:r>
-        <w:t xml:space="preserve">Out of scope</w:t>
+        <w:t xml:space="preserve">The raw proof stays reachable for an auditor or a government that wants to recompute it.</w:t>
+      </w:r>
+    </w:p>
+    <w:bookmarkEnd w:id="57"/>
+    <w:bookmarkStart w:id="58" w:name="after-the-mvp"/>
+    <w:p>
+      <w:pPr>
+        <w:pStyle w:val="Heading2"/>
+      </w:pPr>
+      <w:r>
+        <w:t xml:space="preserve">After the MVP</w:t>
+      </w:r>
+    </w:p>
+    <w:p>
+      <w:pPr>
+        <w:pStyle w:val="FirstParagraph"/>
+      </w:pPr>
+      <w:r>
+        <w:t xml:space="preserve">In this order, and only when the pilot asks for them:</w:t>
       </w:r>
     </w:p>
     <w:p>
@@ -7933,7 +7870,7 @@
         </w:numPr>
       </w:pPr>
       <w:r>
-        <w:t xml:space="preserve">A token, a coin, or tokenized inventory.</w:t>
+        <w:t xml:space="preserve">Fertilizer or seed attestation that lowers a parcel ceiling when the attestation is missing.</w:t>
       </w:r>
     </w:p>
     <w:p>
@@ -7945,7 +7882,7 @@
         </w:numPr>
       </w:pPr>
       <w:r>
-        <w:t xml:space="preserve">Full KYC, crew identities, and beneficial-ownership graphs.</w:t>
+        <w:t xml:space="preserve">Vessel calls, so an undeclared port opens an alert.</w:t>
       </w:r>
     </w:p>
     <w:p>
@@ -7957,7 +7894,7 @@
         </w:numPr>
       </w:pPr>
       <w:r>
-        <w:t xml:space="preserve">Public prices and public parcel coordinates.</w:t>
+        <w:t xml:space="preserve">An export bundle for an external investigation graph: lot path, hashes, and organization ids. No KYC dossier in this database.</w:t>
       </w:r>
     </w:p>
     <w:p>
@@ -7969,7 +7906,7 @@
         </w:numPr>
       </w:pPr>
       <w:r>
-        <w:t xml:space="preserve">A grantor or donor portal.</w:t>
+        <w:t xml:space="preserve">Honey as a second commodity, where the fraud is content and a price premium.</w:t>
       </w:r>
     </w:p>
     <w:p>
@@ -7981,7 +7918,7 @@
         </w:numPr>
       </w:pPr>
       <w:r>
-        <w:t xml:space="preserve">A model that writes events or invents an origin.</w:t>
+        <w:t xml:space="preserve">Fish only with a lab attestation required before a species claim.</w:t>
       </w:r>
     </w:p>
     <w:p>
@@ -7993,7 +7930,7 @@
         </w:numPr>
       </w:pPr>
       <w:r>
-        <w:t xml:space="preserve">Storing scans of shipping documents. Hashes only.</w:t>
+        <w:t xml:space="preserve">Settlement and retained-value sharing.</w:t>
       </w:r>
     </w:p>
     <w:p>
@@ -8002,6 +7939,125 @@
         <w:numPr>
           <w:ilvl w:val="0"/>
           <w:numId w:val="1014"/>
+        </w:numPr>
+      </w:pPr>
+      <w:r>
+        <w:t xml:space="preserve">An offline client, if buying points have no signal.</w:t>
+      </w:r>
+    </w:p>
+    <w:p>
+      <w:pPr>
+        <w:pStyle w:val="Compact"/>
+        <w:numPr>
+          <w:ilvl w:val="0"/>
+          <w:numId w:val="1014"/>
+        </w:numPr>
+      </w:pPr>
+      <w:r>
+        <w:t xml:space="preserve">A public-chain anchor for the tree head, as a third-party timestamp. One hash, no payload, no token held. Deferred because it puts a funded wallet into the operations of a pilot, and a counter-signed head settles most disputes without it.</w:t>
+      </w:r>
+    </w:p>
+    <w:p>
+      <w:pPr>
+        <w:pStyle w:val="Compact"/>
+        <w:numPr>
+          <w:ilvl w:val="0"/>
+          <w:numId w:val="1014"/>
+        </w:numPr>
+      </w:pPr>
+      <w:r>
+        <w:t xml:space="preserve">A permissioned ledger for the hash chain, if a second operator refuses this database. The event JSON and the leaf definition stay the same so the log can move.</w:t>
+      </w:r>
+    </w:p>
+    <w:bookmarkEnd w:id="58"/>
+    <w:bookmarkEnd w:id="59"/>
+    <w:bookmarkStart w:id="60" w:name="out-of-scope"/>
+    <w:p>
+      <w:pPr>
+        <w:pStyle w:val="Heading1"/>
+      </w:pPr>
+      <w:r>
+        <w:t xml:space="preserve">Out of scope</w:t>
+      </w:r>
+    </w:p>
+    <w:p>
+      <w:pPr>
+        <w:pStyle w:val="Compact"/>
+        <w:numPr>
+          <w:ilvl w:val="0"/>
+          <w:numId w:val="1015"/>
+        </w:numPr>
+      </w:pPr>
+      <w:r>
+        <w:t xml:space="preserve">A token, a coin, or tokenized inventory.</w:t>
+      </w:r>
+    </w:p>
+    <w:p>
+      <w:pPr>
+        <w:pStyle w:val="Compact"/>
+        <w:numPr>
+          <w:ilvl w:val="0"/>
+          <w:numId w:val="1015"/>
+        </w:numPr>
+      </w:pPr>
+      <w:r>
+        <w:t xml:space="preserve">Full KYC, crew identities, and beneficial-ownership graphs.</w:t>
+      </w:r>
+    </w:p>
+    <w:p>
+      <w:pPr>
+        <w:pStyle w:val="Compact"/>
+        <w:numPr>
+          <w:ilvl w:val="0"/>
+          <w:numId w:val="1015"/>
+        </w:numPr>
+      </w:pPr>
+      <w:r>
+        <w:t xml:space="preserve">Public prices and public parcel coordinates.</w:t>
+      </w:r>
+    </w:p>
+    <w:p>
+      <w:pPr>
+        <w:pStyle w:val="Compact"/>
+        <w:numPr>
+          <w:ilvl w:val="0"/>
+          <w:numId w:val="1015"/>
+        </w:numPr>
+      </w:pPr>
+      <w:r>
+        <w:t xml:space="preserve">A grantor or donor portal.</w:t>
+      </w:r>
+    </w:p>
+    <w:p>
+      <w:pPr>
+        <w:pStyle w:val="Compact"/>
+        <w:numPr>
+          <w:ilvl w:val="0"/>
+          <w:numId w:val="1015"/>
+        </w:numPr>
+      </w:pPr>
+      <w:r>
+        <w:t xml:space="preserve">A model that writes events or invents an origin.</w:t>
+      </w:r>
+    </w:p>
+    <w:p>
+      <w:pPr>
+        <w:pStyle w:val="Compact"/>
+        <w:numPr>
+          <w:ilvl w:val="0"/>
+          <w:numId w:val="1015"/>
+        </w:numPr>
+      </w:pPr>
+      <w:r>
+        <w:t xml:space="preserve">Storing scans of shipping documents. Hashes only.</w:t>
+      </w:r>
+    </w:p>
+    <w:p>
+      <w:pPr>
+        <w:pStyle w:val="Compact"/>
+        <w:numPr>
+          <w:ilvl w:val="0"/>
+          <w:numId w:val="1015"/>
         </w:numPr>
       </w:pPr>
       <w:r>
@@ -8400,6 +8456,9 @@
     <w:abstractNumId w:val="991"/>
   </w:num>
   <w:num w:numId="1013">
+    <w:abstractNumId w:val="991"/>
+  </w:num>
+  <w:num w:numId="1014">
     <w:abstractNumId w:val="99411"/>
     <w:lvlOverride w:ilvl="0">
       <w:startOverride w:val="1"/>
@@ -8429,7 +8488,7 @@
       <w:startOverride w:val="1"/>
     </w:lvlOverride>
   </w:num>
-  <w:num w:numId="1014">
+  <w:num w:numId="1015">
     <w:abstractNumId w:val="991"/>
   </w:num>
 </w:numbering>

--- a/docs/agriChain Solution Blueprint.docx
+++ b/docs/agriChain Solution Blueprint.docx
@@ -270,6 +270,20 @@
           <w:sz w:val="22"/>
         </w:rPr>
         <w:t>Alerts survive a merge</w:t>
+      </w:r>
+    </w:p>
+    <w:p>
+      <w:pPr>
+        <w:spacing w:after="20"/>
+      </w:pPr>
+      <w:r>
+        <w:rPr>
+          <w:rFonts w:ascii="Calibri" w:hAnsi="Calibri"/>
+          <w:b w:val="0"/>
+          <w:color w:val="52636B"/>
+          <w:sz w:val="22"/>
+        </w:rPr>
+        <w:t>After the checks</w:t>
       </w:r>
     </w:p>
     <w:p>
@@ -1477,7 +1491,7 @@
     </w:p>
     <w:bookmarkEnd w:id="21"/>
     <w:bookmarkEnd w:id="22"/>
-    <w:bookmarkStart w:id="29" w:name="domain-model"/>
+    <w:bookmarkStart w:id="31" w:name="domain-model"/>
     <w:p>
       <w:pPr>
         <w:pStyle w:val="Heading1"/>
@@ -3195,7 +3209,7 @@
       </w:r>
     </w:p>
     <w:bookmarkEnd w:id="25"/>
-    <w:bookmarkStart w:id="26" w:name="claims-and-bands"/>
+    <w:bookmarkStart w:id="27" w:name="claims-and-bands"/>
     <w:p>
       <w:pPr>
         <w:pStyle w:val="Heading2"/>
@@ -3362,10 +3376,19 @@
               <w:t xml:space="preserve">clear</w:t>
             </w:r>
             <w:r>
+              <w:t xml:space="preserve">,</w:t>
+            </w:r>
+            <w:r>
               <w:t xml:space="preserve"> </w:t>
             </w:r>
             <w:r>
-              <w:t xml:space="preserve">or</w:t>
+              <w:rPr>
+                <w:rStyle w:val="VerbatimChar"/>
+              </w:rPr>
+              <w:t xml:space="preserve">awaiting countersign</w:t>
+            </w:r>
+            <w:r>
+              <w:t xml:space="preserve">, or</w:t>
             </w:r>
             <w:r>
               <w:t xml:space="preserve"> </w:t>
@@ -3389,6 +3412,20 @@
               <w:t xml:space="preserve">alert</w:t>
             </w:r>
             <w:r>
+              <w:t xml:space="preserve">. The three come from the dispositions in</w:t>
+            </w:r>
+            <w:r>
+              <w:t xml:space="preserve"> </w:t>
+            </w:r>
+            <w:hyperlink r:id="rId26">
+              <w:r>
+                <w:rPr>
+                  <w:rStyle w:val="Hyperlink"/>
+                </w:rPr>
+                <w:t xml:space="preserve">flow-control.md</w:t>
+              </w:r>
+            </w:hyperlink>
+            <w:r>
               <w:t xml:space="preserve">.</w:t>
             </w:r>
           </w:p>
@@ -3481,8 +3518,8 @@
         <w:t xml:space="preserve">The buyer and the public page receive the band. The coop, the plant, and an opened audit receive grams.</w:t>
       </w:r>
     </w:p>
-    <w:bookmarkEnd w:id="26"/>
-    <w:bookmarkStart w:id="27" w:name="rejected-writes-and-opened-alerts"/>
+    <w:bookmarkEnd w:id="27"/>
+    <w:bookmarkStart w:id="28" w:name="rejected-writes-and-opened-alerts"/>
     <w:p>
       <w:pPr>
         <w:pStyle w:val="Heading2"/>
@@ -3931,8 +3968,8 @@
         <w:t xml:space="preserve">The tolerance is a profile value in grams or basis points, not a constant in the handler. Cashew drying loses weight between the farm gate and the intake scale, and a corridor that weighs wet nuts needs a different number than one that weighs dry.</w:t>
       </w:r>
     </w:p>
-    <w:bookmarkEnd w:id="27"/>
-    <w:bookmarkStart w:id="28" w:name="alerts-survive-a-merge"/>
+    <w:bookmarkEnd w:id="28"/>
+    <w:bookmarkStart w:id="29" w:name="alerts-survive-a-merge"/>
     <w:p>
       <w:pPr>
         <w:pStyle w:val="Heading2"/>
@@ -4030,9 +4067,282 @@
         <w:t xml:space="preserve">Closing the source alert does not rewrite the inherited row. It records the resolution beside it.</w:t>
       </w:r>
     </w:p>
-    <w:bookmarkEnd w:id="28"/>
     <w:bookmarkEnd w:id="29"/>
-    <w:bookmarkStart w:id="46" w:name="technical-architecture"/>
+    <w:bookmarkStart w:id="30" w:name="after-the-checks"/>
+    <w:p>
+      <w:pPr>
+        <w:pStyle w:val="Heading2"/>
+      </w:pPr>
+      <w:r>
+        <w:t xml:space="preserve">After the checks</w:t>
+      </w:r>
+    </w:p>
+    <w:p>
+      <w:pPr>
+        <w:pStyle w:val="FirstParagraph"/>
+      </w:pPr>
+      <w:r>
+        <w:t xml:space="preserve">Three dispositions, chosen per event type by the profile rather than by the handler. The rule behind them is that the event is never gated, only the claim. A signed event waiting in an approval queue is a true thing the record does not say, which is the opacity this system exists to remove. The reasoning is in</w:t>
+      </w:r>
+      <w:r>
+        <w:t xml:space="preserve"> </w:t>
+      </w:r>
+      <w:hyperlink r:id="rId26">
+        <w:r>
+          <w:rPr>
+            <w:rStyle w:val="Hyperlink"/>
+          </w:rPr>
+          <w:t xml:space="preserve">flow-control.md</w:t>
+        </w:r>
+      </w:hyperlink>
+      <w:r>
+        <w:t xml:space="preserve">.</w:t>
+      </w:r>
+    </w:p>
+    <w:tbl>
+      <w:tblPr>
+        <w:tblStyle w:val="Table"/>
+        <w:tblW w:type="pct" w:w="5000"/>
+        <w:tblLayout w:type="fixed"/>
+        <w:tblLook w:firstRow="1" w:lastRow="0" w:firstColumn="0" w:lastColumn="0" w:noHBand="0" w:noVBand="0" w:val="0020"/>
+      </w:tblPr>
+      <w:tblGrid>
+        <w:gridCol w:w="2640"/>
+        <w:gridCol w:w="2640"/>
+        <w:gridCol w:w="2640"/>
+      </w:tblGrid>
+      <w:tr>
+        <w:trPr>
+          <w:tblHeader w:val="on"/>
+        </w:trPr>
+        <w:tc>
+          <w:tcPr/>
+          <w:p>
+            <w:pPr>
+              <w:pStyle w:val="Compact"/>
+            </w:pPr>
+            <w:r>
+              <w:t xml:space="preserve">Disposition</w:t>
+            </w:r>
+          </w:p>
+        </w:tc>
+        <w:tc>
+          <w:tcPr/>
+          <w:p>
+            <w:pPr>
+              <w:pStyle w:val="Compact"/>
+            </w:pPr>
+            <w:r>
+              <w:t xml:space="preserve">Claim reads</w:t>
+            </w:r>
+          </w:p>
+        </w:tc>
+        <w:tc>
+          <w:tcPr/>
+          <w:p>
+            <w:pPr>
+              <w:pStyle w:val="Compact"/>
+            </w:pPr>
+            <w:r>
+              <w:t xml:space="preserve">Next step</w:t>
+            </w:r>
+          </w:p>
+        </w:tc>
+      </w:tr>
+      <w:tr>
+        <w:tc>
+          <w:tcPr/>
+          <w:p>
+            <w:pPr>
+              <w:pStyle w:val="Compact"/>
+            </w:pPr>
+            <w:r>
+              <w:t xml:space="preserve">Auto-advance</w:t>
+            </w:r>
+          </w:p>
+        </w:tc>
+        <w:tc>
+          <w:tcPr/>
+          <w:p>
+            <w:pPr>
+              <w:pStyle w:val="Compact"/>
+            </w:pPr>
+            <w:r>
+              <w:rPr>
+                <w:rStyle w:val="VerbatimChar"/>
+              </w:rPr>
+              <w:t xml:space="preserve">clear</w:t>
+            </w:r>
+          </w:p>
+        </w:tc>
+        <w:tc>
+          <w:tcPr/>
+          <w:p>
+            <w:pPr>
+              <w:pStyle w:val="Compact"/>
+            </w:pPr>
+            <w:r>
+              <w:t xml:space="preserve">Unlocked. No human in the way. The cashew pilot runs this way for every event type.</w:t>
+            </w:r>
+          </w:p>
+        </w:tc>
+      </w:tr>
+      <w:tr>
+        <w:tc>
+          <w:tcPr/>
+          <w:p>
+            <w:pPr>
+              <w:pStyle w:val="Compact"/>
+            </w:pPr>
+            <w:r>
+              <w:t xml:space="preserve">Alert</w:t>
+            </w:r>
+          </w:p>
+        </w:tc>
+        <w:tc>
+          <w:tcPr/>
+          <w:p>
+            <w:pPr>
+              <w:pStyle w:val="Compact"/>
+            </w:pPr>
+            <w:r>
+              <w:rPr>
+                <w:rStyle w:val="VerbatimChar"/>
+              </w:rPr>
+              <w:t xml:space="preserve">alert</w:t>
+            </w:r>
+          </w:p>
+        </w:tc>
+        <w:tc>
+          <w:tcPr/>
+          <w:p>
+            <w:pPr>
+              <w:pStyle w:val="Compact"/>
+            </w:pPr>
+            <w:r>
+              <w:t xml:space="preserve">Still unlocked. Holding goods that rot makes recording them a liability, so the alert travels with the lot instead.</w:t>
+            </w:r>
+          </w:p>
+        </w:tc>
+      </w:tr>
+      <w:tr>
+        <w:tc>
+          <w:tcPr/>
+          <w:p>
+            <w:pPr>
+              <w:pStyle w:val="Compact"/>
+            </w:pPr>
+            <w:r>
+              <w:t xml:space="preserve">Countersign required</w:t>
+            </w:r>
+          </w:p>
+        </w:tc>
+        <w:tc>
+          <w:tcPr/>
+          <w:p>
+            <w:pPr>
+              <w:pStyle w:val="Compact"/>
+            </w:pPr>
+            <w:r>
+              <w:rPr>
+                <w:rStyle w:val="VerbatimChar"/>
+              </w:rPr>
+              <w:t xml:space="preserve">awaiting countersign</w:t>
+            </w:r>
+          </w:p>
+        </w:tc>
+        <w:tc>
+          <w:tcPr/>
+          <w:p>
+            <w:pPr>
+              <w:pStyle w:val="Compact"/>
+            </w:pPr>
+            <w:r>
+              <w:t xml:space="preserve">Unlocked, but no reader sees</w:t>
+            </w:r>
+            <w:r>
+              <w:t xml:space="preserve"> </w:t>
+            </w:r>
+            <w:r>
+              <w:rPr>
+                <w:rStyle w:val="VerbatimChar"/>
+              </w:rPr>
+              <w:t xml:space="preserve">clear</w:t>
+            </w:r>
+            <w:r>
+              <w:t xml:space="preserve"> </w:t>
+            </w:r>
+            <w:r>
+              <w:t xml:space="preserve">until the second party signs.</w:t>
+            </w:r>
+          </w:p>
+        </w:tc>
+      </w:tr>
+    </w:tbl>
+    <w:p>
+      <w:pPr>
+        <w:pStyle w:val="BodyText"/>
+      </w:pPr>
+      <w:r>
+        <w:t xml:space="preserve">Countersign is an option for a high-value step, not the backbone, because</w:t>
+      </w:r>
+      <w:r>
+        <w:t xml:space="preserve"> </w:t>
+      </w:r>
+      <w:r>
+        <w:rPr>
+          <w:rStyle w:val="VerbatimChar"/>
+        </w:rPr>
+        <w:t xml:space="preserve">transfer</w:t>
+      </w:r>
+      <w:r>
+        <w:t xml:space="preserve"> </w:t>
+      </w:r>
+      <w:r>
+        <w:t xml:space="preserve">and</w:t>
+      </w:r>
+      <w:r>
+        <w:t xml:space="preserve"> </w:t>
+      </w:r>
+      <w:r>
+        <w:rPr>
+          <w:rStyle w:val="VerbatimChar"/>
+        </w:rPr>
+        <w:t xml:space="preserve">accept</w:t>
+      </w:r>
+      <w:r>
+        <w:t xml:space="preserve"> </w:t>
+      </w:r>
+      <w:r>
+        <w:t xml:space="preserve">already put two signatures on every handoff and they sit in organizations with opposing interests. A coop supervisor checking a coop clerk is a weaker control than the plant that has to pay for the weight and balance it against what it cracks.</w:t>
+      </w:r>
+    </w:p>
+    <w:p>
+      <w:pPr>
+        <w:pStyle w:val="BodyText"/>
+      </w:pPr>
+      <w:r>
+        <w:t xml:space="preserve">An alert is resolved by a signed record placed beside it, never by an edit.</w:t>
+      </w:r>
+      <w:r>
+        <w:t xml:space="preserve"> </w:t>
+      </w:r>
+      <w:r>
+        <w:rPr>
+          <w:rStyle w:val="VerbatimChar"/>
+        </w:rPr>
+        <w:t xml:space="preserve">resolve:alert</w:t>
+      </w:r>
+      <w:r>
+        <w:t xml:space="preserve"> </w:t>
+      </w:r>
+      <w:r>
+        <w:t xml:space="preserve">is granted to the origin authority and the auditor, not to the organization whose event raised the alert, so nobody clears their own alarm.</w:t>
+      </w:r>
+    </w:p>
+    <w:bookmarkEnd w:id="30"/>
+    <w:bookmarkEnd w:id="31"/>
+    <w:bookmarkStart w:id="48" w:name="technical-architecture"/>
     <w:p>
       <w:pPr>
         <w:pStyle w:val="Heading1"/>
@@ -4059,18 +4369,18 @@
           <wp:inline>
             <wp:extent cx="5333969" cy="2518818"/>
             <wp:effectExtent b="0" l="0" r="0" t="0"/>
-            <wp:docPr descr="Browser, API, kernel tables, and configuration" title="" id="31" name="Picture"/>
+            <wp:docPr descr="Browser, API, kernel tables, and configuration" title="" id="33" name="Picture"/>
             <a:graphic>
               <a:graphicData uri="http://schemas.openxmlformats.org/drawingml/2006/picture">
                 <pic:pic>
                   <pic:nvPicPr>
-                    <pic:cNvPr descr="diagrams/architecture.png" id="32" name="Picture"/>
+                    <pic:cNvPr descr="diagrams/architecture.png" id="34" name="Picture"/>
                     <pic:cNvPicPr>
                       <a:picLocks noChangeArrowheads="1" noChangeAspect="1"/>
                     </pic:cNvPicPr>
                   </pic:nvPicPr>
                   <pic:blipFill>
-                    <a:blip r:embed="rId30"/>
+                    <a:blip r:embed="rId32"/>
                     <a:stretch>
                       <a:fillRect/>
                     </a:stretch>
@@ -4113,7 +4423,7 @@
         <w:t xml:space="preserve">There is no worker, cache, or object store in the MVP. Document files stay with the party who holds them. The event stores the SHA-256 of the file.</w:t>
       </w:r>
     </w:p>
-    <w:bookmarkStart w:id="33" w:name="stack"/>
+    <w:bookmarkStart w:id="35" w:name="stack"/>
     <w:p>
       <w:pPr>
         <w:pStyle w:val="Heading2"/>
@@ -4481,8 +4791,8 @@
         <w:t xml:space="preserve">The private key is generated in the browser when an organization enrolls. It is encrypted with a passphrase the organization keeps. The server may store the ciphertext so a new clerk machine can download it. The server cannot decrypt it. Signing happens in the browser after the passphrase is entered.</w:t>
       </w:r>
     </w:p>
-    <w:bookmarkEnd w:id="33"/>
-    <w:bookmarkStart w:id="34" w:name="key-versions"/>
+    <w:bookmarkEnd w:id="35"/>
+    <w:bookmarkStart w:id="36" w:name="key-versions"/>
     <w:p>
       <w:pPr>
         <w:pStyle w:val="Heading2"/>
@@ -4678,8 +4988,8 @@
         <w:t xml:space="preserve">, which is why it belongs in the MVP even though no pilot organization will rotate during it.</w:t>
       </w:r>
     </w:p>
-    <w:bookmarkEnd w:id="34"/>
-    <w:bookmarkStart w:id="38" w:name="transparency-log"/>
+    <w:bookmarkEnd w:id="36"/>
+    <w:bookmarkStart w:id="40" w:name="transparency-log"/>
     <w:p>
       <w:pPr>
         <w:pStyle w:val="Heading2"/>
@@ -4719,18 +5029,18 @@
           <wp:inline>
             <wp:extent cx="5333969" cy="2585814"/>
             <wp:effectExtent b="0" l="0" r="0" t="0"/>
-            <wp:docPr descr="The event log, the Merkle tree, a signed tree head, and the organizations that counter-sign it" title="" id="36" name="Picture"/>
+            <wp:docPr descr="The event log, the Merkle tree, a signed tree head, and the organizations that counter-sign it" title="" id="38" name="Picture"/>
             <a:graphic>
               <a:graphicData uri="http://schemas.openxmlformats.org/drawingml/2006/picture">
                 <pic:pic>
                   <pic:nvPicPr>
-                    <pic:cNvPr descr="diagrams/transparency-log.png" id="37" name="Picture"/>
+                    <pic:cNvPr descr="diagrams/transparency-log.png" id="39" name="Picture"/>
                     <pic:cNvPicPr>
                       <a:picLocks noChangeArrowheads="1" noChangeAspect="1"/>
                     </pic:cNvPicPr>
                   </pic:nvPicPr>
                   <pic:blipFill>
-                    <a:blip r:embed="rId35"/>
+                    <a:blip r:embed="rId37"/>
                     <a:stretch>
                       <a:fillRect/>
                     </a:stretch>
@@ -5071,8 +5381,8 @@
         <w:t xml:space="preserve">is unaffected. The tree size does reveal how many events exist. That is accepted.</w:t>
       </w:r>
     </w:p>
-    <w:bookmarkEnd w:id="38"/>
-    <w:bookmarkStart w:id="42" w:name="write-path"/>
+    <w:bookmarkEnd w:id="40"/>
+    <w:bookmarkStart w:id="44" w:name="write-path"/>
     <w:p>
       <w:pPr>
         <w:pStyle w:val="Heading2"/>
@@ -5090,18 +5400,18 @@
           <wp:inline>
             <wp:extent cx="5333969" cy="667992"/>
             <wp:effectExtent b="0" l="0" r="0" t="0"/>
-            <wp:docPr descr="Session, event, signature, verification, refusal, store, and reply" title="" id="40" name="Picture"/>
+            <wp:docPr descr="Session, event, signature, verification, refusal, store, and reply" title="" id="42" name="Picture"/>
             <a:graphic>
               <a:graphicData uri="http://schemas.openxmlformats.org/drawingml/2006/picture">
                 <pic:pic>
                   <pic:nvPicPr>
-                    <pic:cNvPr descr="diagrams/write-path.png" id="41" name="Picture"/>
+                    <pic:cNvPr descr="diagrams/write-path.png" id="43" name="Picture"/>
                     <pic:cNvPicPr>
                       <a:picLocks noChangeArrowheads="1" noChangeAspect="1"/>
                     </pic:cNvPicPr>
                   </pic:nvPicPr>
                   <pic:blipFill>
-                    <a:blip r:embed="rId39"/>
+                    <a:blip r:embed="rId41"/>
                     <a:stretch>
                       <a:fillRect/>
                     </a:stretch>
@@ -5360,8 +5670,8 @@
         <w:t xml:space="preserve">. The client reloads the head and asks the clerk to submit again.</w:t>
       </w:r>
     </w:p>
-    <w:bookmarkEnd w:id="42"/>
-    <w:bookmarkStart w:id="43" w:name="read-path"/>
+    <w:bookmarkEnd w:id="44"/>
+    <w:bookmarkStart w:id="45" w:name="read-path"/>
     <w:p>
       <w:pPr>
         <w:pStyle w:val="Heading2"/>
@@ -5798,8 +6108,8 @@
         <w:t xml:space="preserve">row: who, when, and which lot.</w:t>
       </w:r>
     </w:p>
-    <w:bookmarkEnd w:id="43"/>
-    <w:bookmarkStart w:id="44" w:name="database-rules"/>
+    <w:bookmarkEnd w:id="45"/>
+    <w:bookmarkStart w:id="46" w:name="database-rules"/>
     <w:p>
       <w:pPr>
         <w:pStyle w:val="Heading2"/>
@@ -6171,8 +6481,8 @@
         <w:t xml:space="preserve">are insert-only. A head is never amended; a later head supersedes it.</w:t>
       </w:r>
     </w:p>
-    <w:bookmarkEnd w:id="44"/>
-    <w:bookmarkStart w:id="45" w:name="authorization"/>
+    <w:bookmarkEnd w:id="46"/>
+    <w:bookmarkStart w:id="47" w:name="authorization"/>
     <w:p>
       <w:pPr>
         <w:pStyle w:val="Heading2"/>
@@ -6845,6 +7155,18 @@
         <w:rPr>
           <w:rStyle w:val="VerbatimChar"/>
         </w:rPr>
+        <w:t xml:space="preserve">write:countersign</w:t>
+      </w:r>
+      <w:r>
+        <w:t xml:space="preserve">,</w:t>
+      </w:r>
+      <w:r>
+        <w:t xml:space="preserve"> </w:t>
+      </w:r>
+      <w:r>
+        <w:rPr>
+          <w:rStyle w:val="VerbatimChar"/>
+        </w:rPr>
         <w:t xml:space="preserve">read:grams</w:t>
       </w:r>
       <w:r>
@@ -6884,6 +7206,18 @@
         <w:t xml:space="preserve">open:audit</w:t>
       </w:r>
       <w:r>
+        <w:t xml:space="preserve">,</w:t>
+      </w:r>
+      <w:r>
+        <w:t xml:space="preserve"> </w:t>
+      </w:r>
+      <w:r>
+        <w:rPr>
+          <w:rStyle w:val="VerbatimChar"/>
+        </w:rPr>
+        <w:t xml:space="preserve">resolve:alert</w:t>
+      </w:r>
+      <w:r>
         <w:t xml:space="preserve">.</w:t>
       </w:r>
     </w:p>
@@ -6904,9 +7238,9 @@
         <w:t xml:space="preserve">has no capability. It is written by the server inside the merge and process transactions and is never accepted from a client. A lab or a port agent is a new grant, not a new column.</w:t>
       </w:r>
     </w:p>
-    <w:bookmarkEnd w:id="45"/>
-    <w:bookmarkEnd w:id="46"/>
-    <w:bookmarkStart w:id="51" w:name="kernel-and-configuration"/>
+    <w:bookmarkEnd w:id="47"/>
+    <w:bookmarkEnd w:id="48"/>
+    <w:bookmarkStart w:id="53" w:name="kernel-and-configuration"/>
     <w:p>
       <w:pPr>
         <w:pStyle w:val="Heading1"/>
@@ -6925,7 +7259,7 @@
       <w:r>
         <w:t xml:space="preserve"> </w:t>
       </w:r>
-      <w:hyperlink r:id="rId47">
+      <w:hyperlink r:id="rId49">
         <w:r>
           <w:rPr>
             <w:rStyle w:val="Hyperlink"/>
@@ -6946,18 +7280,18 @@
           <wp:inline>
             <wp:extent cx="5333969" cy="3615244"/>
             <wp:effectExtent b="0" l="0" r="0" t="0"/>
-            <wp:docPr descr="Kernel, and the modules that are on for cashew or left for later" title="" id="49" name="Picture"/>
+            <wp:docPr descr="Kernel, and the modules that are on for cashew or left for later" title="" id="51" name="Picture"/>
             <a:graphic>
               <a:graphicData uri="http://schemas.openxmlformats.org/drawingml/2006/picture">
                 <pic:pic>
                   <pic:nvPicPr>
-                    <pic:cNvPr descr="diagrams/modules.png" id="50" name="Picture"/>
+                    <pic:cNvPr descr="diagrams/modules.png" id="52" name="Picture"/>
                     <pic:cNvPicPr>
                       <a:picLocks noChangeArrowheads="1" noChangeAspect="1"/>
                     </pic:cNvPicPr>
                   </pic:nvPicPr>
                   <pic:blipFill>
-                    <a:blip r:embed="rId48"/>
+                    <a:blip r:embed="rId50"/>
                     <a:stretch>
                       <a:fillRect/>
                     </a:stretch>
@@ -6992,8 +7326,8 @@
         <w:t xml:space="preserve">Kernel, and the modules that are on for cashew or left for later</w:t>
       </w:r>
     </w:p>
-    <w:bookmarkEnd w:id="51"/>
-    <w:bookmarkStart w:id="59" w:name="mvp-roadmap"/>
+    <w:bookmarkEnd w:id="53"/>
+    <w:bookmarkStart w:id="61" w:name="mvp-roadmap"/>
     <w:p>
       <w:pPr>
         <w:pStyle w:val="Heading1"/>
@@ -7011,7 +7345,7 @@
         <w:t xml:space="preserve">Phases are sequential. A phase is done when its exit checks pass, not when the screens exist. Dates wait until a pilot coop and a plant are named.</w:t>
       </w:r>
     </w:p>
-    <w:bookmarkStart w:id="52" w:name="phase-1-parcel-and-harvest"/>
+    <w:bookmarkStart w:id="54" w:name="phase-1-parcel-and-harvest"/>
     <w:p>
       <w:pPr>
         <w:pStyle w:val="Heading2"/>
@@ -7204,8 +7538,8 @@
         <w:t xml:space="preserve">, appended in the same transaction. A rolled-back write leaves no leaf behind.</w:t>
       </w:r>
     </w:p>
-    <w:bookmarkEnd w:id="52"/>
-    <w:bookmarkStart w:id="53" w:name="phase-2-named-merges"/>
+    <w:bookmarkEnd w:id="54"/>
+    <w:bookmarkStart w:id="55" w:name="phase-2-named-merges"/>
     <w:p>
       <w:pPr>
         <w:pStyle w:val="Heading2"/>
@@ -7341,8 +7675,8 @@
         <w:t xml:space="preserve">The cashew profile rejects a mixed-origin merge. The test fixture uses Côte d’Ivoire. The merge code does not.</w:t>
       </w:r>
     </w:p>
-    <w:bookmarkEnd w:id="53"/>
-    <w:bookmarkStart w:id="54" w:name="phase-3-handoff-load-and-process"/>
+    <w:bookmarkEnd w:id="55"/>
+    <w:bookmarkStart w:id="56" w:name="phase-3-handoff-load-and-process"/>
     <w:p>
       <w:pPr>
         <w:pStyle w:val="Heading2"/>
@@ -7493,8 +7827,8 @@
         <w:t xml:space="preserve">.</w:t>
       </w:r>
     </w:p>
-    <w:bookmarkEnd w:id="54"/>
-    <w:bookmarkStart w:id="55" w:name="phase-4-pack-and-claim"/>
+    <w:bookmarkEnd w:id="56"/>
+    <w:bookmarkStart w:id="57" w:name="phase-4-pack-and-claim"/>
     <w:p>
       <w:pPr>
         <w:pStyle w:val="Heading2"/>
@@ -7615,8 +7949,8 @@
         <w:t xml:space="preserve">.</w:t>
       </w:r>
     </w:p>
-    <w:bookmarkEnd w:id="55"/>
-    <w:bookmarkStart w:id="56" w:name="phase-5-authority-and-audit"/>
+    <w:bookmarkEnd w:id="57"/>
+    <w:bookmarkStart w:id="58" w:name="phase-5-authority-and-audit"/>
     <w:p>
       <w:pPr>
         <w:pStyle w:val="Heading2"/>
@@ -7686,11 +8020,104 @@
         </w:numPr>
       </w:pPr>
       <w:r>
+        <w:t xml:space="preserve">An auditor resolves an alert. The alert stays visible with a signer, a reason, and a time, and the event that raised it is untouched. The public claim returns to</w:t>
+      </w:r>
+      <w:r>
+        <w:t xml:space="preserve"> </w:t>
+      </w:r>
+      <w:r>
+        <w:rPr>
+          <w:rStyle w:val="VerbatimChar"/>
+        </w:rPr>
+        <w:t xml:space="preserve">clear</w:t>
+      </w:r>
+      <w:r>
+        <w:t xml:space="preserve"> </w:t>
+      </w:r>
+      <w:r>
+        <w:t xml:space="preserve">and says the record was reviewed.</w:t>
+      </w:r>
+    </w:p>
+    <w:p>
+      <w:pPr>
+        <w:pStyle w:val="Compact"/>
+        <w:numPr>
+          <w:ilvl w:val="0"/>
+          <w:numId w:val="1011"/>
+        </w:numPr>
+      </w:pPr>
+      <w:r>
+        <w:t xml:space="preserve">The organization whose event raised an alert cannot resolve it.</w:t>
+      </w:r>
+    </w:p>
+    <w:p>
+      <w:pPr>
+        <w:pStyle w:val="Compact"/>
+        <w:numPr>
+          <w:ilvl w:val="0"/>
+          <w:numId w:val="1011"/>
+        </w:numPr>
+      </w:pPr>
+      <w:r>
+        <w:t xml:space="preserve">Turning on</w:t>
+      </w:r>
+      <w:r>
+        <w:t xml:space="preserve"> </w:t>
+      </w:r>
+      <w:r>
+        <w:rPr>
+          <w:rStyle w:val="VerbatimChar"/>
+        </w:rPr>
+        <w:t xml:space="preserve">countersign_required</w:t>
+      </w:r>
+      <w:r>
+        <w:t xml:space="preserve"> </w:t>
+      </w:r>
+      <w:r>
+        <w:t xml:space="preserve">for one event type in a test profile puts that lot’s claim at</w:t>
+      </w:r>
+      <w:r>
+        <w:t xml:space="preserve"> </w:t>
+      </w:r>
+      <w:r>
+        <w:rPr>
+          <w:rStyle w:val="VerbatimChar"/>
+        </w:rPr>
+        <w:t xml:space="preserve">awaiting countersign</w:t>
+      </w:r>
+      <w:r>
+        <w:t xml:space="preserve"> </w:t>
+      </w:r>
+      <w:r>
+        <w:t xml:space="preserve">and no reader sees</w:t>
+      </w:r>
+      <w:r>
+        <w:t xml:space="preserve"> </w:t>
+      </w:r>
+      <w:r>
+        <w:rPr>
+          <w:rStyle w:val="VerbatimChar"/>
+        </w:rPr>
+        <w:t xml:space="preserve">clear</w:t>
+      </w:r>
+      <w:r>
+        <w:t xml:space="preserve">. No migration is needed to do it.</w:t>
+      </w:r>
+    </w:p>
+    <w:p>
+      <w:pPr>
+        <w:pStyle w:val="Compact"/>
+        <w:numPr>
+          <w:ilvl w:val="0"/>
+          <w:numId w:val="1011"/>
+        </w:numPr>
+      </w:pPr>
+      <w:r>
         <w:t xml:space="preserve">A buyer sees the claim, the last inspection result with its report hash, and the band, and only for lots transferred to that buyer.</w:t>
       </w:r>
     </w:p>
-    <w:bookmarkEnd w:id="56"/>
-    <w:bookmarkStart w:id="57" w:name="phase-6-proofs"/>
+    <w:bookmarkEnd w:id="58"/>
+    <w:bookmarkStart w:id="59" w:name="phase-6-proofs"/>
     <w:p>
       <w:pPr>
         <w:pStyle w:val="Heading2"/>
@@ -7843,8 +8270,8 @@
         <w:t xml:space="preserve">The raw proof stays reachable for an auditor or a government that wants to recompute it.</w:t>
       </w:r>
     </w:p>
-    <w:bookmarkEnd w:id="57"/>
-    <w:bookmarkStart w:id="58" w:name="after-the-mvp"/>
+    <w:bookmarkEnd w:id="59"/>
+    <w:bookmarkStart w:id="60" w:name="after-the-mvp"/>
     <w:p>
       <w:pPr>
         <w:pStyle w:val="Heading2"/>
@@ -7969,9 +8396,9 @@
         <w:t xml:space="preserve">A permissioned ledger for the hash chain, if a second operator refuses this database. The event JSON and the leaf definition stay the same so the log can move.</w:t>
       </w:r>
     </w:p>
-    <w:bookmarkEnd w:id="58"/>
-    <w:bookmarkEnd w:id="59"/>
-    <w:bookmarkStart w:id="60" w:name="out-of-scope"/>
+    <w:bookmarkEnd w:id="60"/>
+    <w:bookmarkEnd w:id="61"/>
+    <w:bookmarkStart w:id="62" w:name="out-of-scope"/>
     <w:p>
       <w:pPr>
         <w:pStyle w:val="Heading1"/>
@@ -8064,8 +8491,8 @@
         <w:t xml:space="preserve">Multi-region deployment and a mobile app.</w:t>
       </w:r>
     </w:p>
-    <w:bookmarkEnd w:id="60"/>
-    <w:bookmarkStart w:id="61" w:name="how-this-stays-honest"/>
+    <w:bookmarkEnd w:id="62"/>
+    <w:bookmarkStart w:id="63" w:name="how-this-stays-honest"/>
     <w:p>
       <w:pPr>
         <w:pStyle w:val="Heading1"/>
@@ -8090,7 +8517,7 @@
         <w:t xml:space="preserve">It is not a claim that a cartel is inside the database. When an alert fires, the trail leaves this system and goes to people who investigate companies and accounts.</w:t>
       </w:r>
     </w:p>
-    <w:bookmarkEnd w:id="61"/>
+    <w:bookmarkEnd w:id="63"/>
     <w:sectPr>
       <w:footnotePr>
         <w:numRestart w:val="eachSect"/>
